--- a/docx/03-direccionamiento-ip/boletin-U03-avanzado-resuelto.docx
+++ b/docx/03-direccionamiento-ip/boletin-U03-avanzado-resuelto.docx
@@ -15,6 +15,9 @@
             <w:pStyle w:val="TOCHeading"/>
           </w:pPr>
           <w:r>
+            <w:rPr>
+              <w:lang w:val="es-ES"/>
+            </w:rPr>
             <w:t xml:space="preserve">Table of Contents</w:t>
           </w:r>
         </w:p>
@@ -34,6 +37,9 @@
         <w:pStyle w:val="Heading1"/>
       </w:pPr>
       <w:r>
+        <w:rPr>
+          <w:lang w:val="es-ES"/>
+        </w:rPr>
         <w:t xml:space="preserve">Boletín UD3 — Avanzado (Resuelto)</w:t>
       </w:r>
     </w:p>
@@ -44,6 +50,9 @@
         <w:pStyle w:val="Heading1"/>
       </w:pPr>
       <w:r>
+        <w:rPr>
+          <w:lang w:val="es-ES"/>
+        </w:rPr>
         <w:t xml:space="preserve">✅ Boletín UD3 — Avanzado (Resuelto)</w:t>
       </w:r>
     </w:p>
@@ -60,6 +69,9 @@
         <w:pStyle w:val="Heading2"/>
       </w:pPr>
       <w:r>
+        <w:rPr>
+          <w:lang w:val="es-ES"/>
+        </w:rPr>
         <w:t xml:space="preserve">1. Diseño VLSM</w:t>
       </w:r>
     </w:p>
@@ -68,6 +80,9 @@
         <w:pStyle w:val="FirstParagraph"/>
       </w:pPr>
       <w:r>
+        <w:rPr>
+          <w:lang w:val="es-ES"/>
+        </w:rPr>
         <w:t xml:space="preserve">Red base: 172.16.0.0/24 (256 direcciones totales)</w:t>
       </w:r>
     </w:p>
@@ -79,13 +94,20 @@
         <w:rPr>
           <w:b/>
           <w:bCs/>
+          <w:lang w:val="es-ES"/>
         </w:rPr>
         <w:t xml:space="preserve">Ordenando de mayor a menor:</w:t>
       </w:r>
       <w:r>
-        <w:t xml:space="preserve"> </w:t>
-      </w:r>
-      <w:r>
+        <w:rPr>
+          <w:lang w:val="es-ES"/>
+        </w:rPr>
+        <w:t xml:space="preserve"> </w:t>
+      </w:r>
+      <w:r>
+        <w:rPr>
+          <w:lang w:val="es-ES"/>
+        </w:rPr>
         <w:t xml:space="preserve">Producción (60) → Desarrollo (30) → Testing (10) → 3 enlaces WAN (2 c/u)</w:t>
       </w:r>
     </w:p>
@@ -114,6 +136,9 @@
               <w:pStyle w:val="Compact"/>
             </w:pPr>
             <w:r>
+              <w:rPr>
+                <w:lang w:val="es-ES"/>
+              </w:rPr>
               <w:t xml:space="preserve">Subred</w:t>
             </w:r>
           </w:p>
@@ -125,6 +150,9 @@
               <w:pStyle w:val="Compact"/>
             </w:pPr>
             <w:r>
+              <w:rPr>
+                <w:lang w:val="es-ES"/>
+              </w:rPr>
               <w:t xml:space="preserve">Hosts</w:t>
             </w:r>
           </w:p>
@@ -136,6 +164,9 @@
               <w:pStyle w:val="Compact"/>
             </w:pPr>
             <w:r>
+              <w:rPr>
+                <w:lang w:val="es-ES"/>
+              </w:rPr>
               <w:t xml:space="preserve">CIDR</w:t>
             </w:r>
           </w:p>
@@ -147,6 +178,9 @@
               <w:pStyle w:val="Compact"/>
             </w:pPr>
             <w:r>
+              <w:rPr>
+                <w:lang w:val="es-ES"/>
+              </w:rPr>
               <w:t xml:space="preserve">Red</w:t>
             </w:r>
           </w:p>
@@ -158,6 +192,9 @@
               <w:pStyle w:val="Compact"/>
             </w:pPr>
             <w:r>
+              <w:rPr>
+                <w:lang w:val="es-ES"/>
+              </w:rPr>
               <w:t xml:space="preserve">Rango</w:t>
             </w:r>
           </w:p>
@@ -169,6 +206,9 @@
               <w:pStyle w:val="Compact"/>
             </w:pPr>
             <w:r>
+              <w:rPr>
+                <w:lang w:val="es-ES"/>
+              </w:rPr>
               <w:t xml:space="preserve">Broadcast</w:t>
             </w:r>
           </w:p>
@@ -182,6 +222,9 @@
               <w:pStyle w:val="Compact"/>
             </w:pPr>
             <w:r>
+              <w:rPr>
+                <w:lang w:val="es-ES"/>
+              </w:rPr>
               <w:t xml:space="preserve">Producción</w:t>
             </w:r>
           </w:p>
@@ -193,6 +236,9 @@
               <w:pStyle w:val="Compact"/>
             </w:pPr>
             <w:r>
+              <w:rPr>
+                <w:lang w:val="es-ES"/>
+              </w:rPr>
               <w:t xml:space="preserve">60 (62)</w:t>
             </w:r>
           </w:p>
@@ -204,6 +250,9 @@
               <w:pStyle w:val="Compact"/>
             </w:pPr>
             <w:r>
+              <w:rPr>
+                <w:lang w:val="es-ES"/>
+              </w:rPr>
               <w:t xml:space="preserve">/26</w:t>
             </w:r>
           </w:p>
@@ -215,6 +264,9 @@
               <w:pStyle w:val="Compact"/>
             </w:pPr>
             <w:r>
+              <w:rPr>
+                <w:lang w:val="es-ES"/>
+              </w:rPr>
               <w:t xml:space="preserve">172.16.0.0</w:t>
             </w:r>
           </w:p>
@@ -226,6 +278,9 @@
               <w:pStyle w:val="Compact"/>
             </w:pPr>
             <w:r>
+              <w:rPr>
+                <w:lang w:val="es-ES"/>
+              </w:rPr>
               <w:t xml:space="preserve">.1 - .62</w:t>
             </w:r>
           </w:p>
@@ -237,6 +292,9 @@
               <w:pStyle w:val="Compact"/>
             </w:pPr>
             <w:r>
+              <w:rPr>
+                <w:lang w:val="es-ES"/>
+              </w:rPr>
               <w:t xml:space="preserve">.63</w:t>
             </w:r>
           </w:p>
@@ -250,6 +308,9 @@
               <w:pStyle w:val="Compact"/>
             </w:pPr>
             <w:r>
+              <w:rPr>
+                <w:lang w:val="es-ES"/>
+              </w:rPr>
               <w:t xml:space="preserve">Desarrollo</w:t>
             </w:r>
           </w:p>
@@ -261,6 +322,9 @@
               <w:pStyle w:val="Compact"/>
             </w:pPr>
             <w:r>
+              <w:rPr>
+                <w:lang w:val="es-ES"/>
+              </w:rPr>
               <w:t xml:space="preserve">30 (30)</w:t>
             </w:r>
           </w:p>
@@ -272,6 +336,9 @@
               <w:pStyle w:val="Compact"/>
             </w:pPr>
             <w:r>
+              <w:rPr>
+                <w:lang w:val="es-ES"/>
+              </w:rPr>
               <w:t xml:space="preserve">/27</w:t>
             </w:r>
           </w:p>
@@ -283,6 +350,9 @@
               <w:pStyle w:val="Compact"/>
             </w:pPr>
             <w:r>
+              <w:rPr>
+                <w:lang w:val="es-ES"/>
+              </w:rPr>
               <w:t xml:space="preserve">172.16.0.64</w:t>
             </w:r>
           </w:p>
@@ -294,6 +364,9 @@
               <w:pStyle w:val="Compact"/>
             </w:pPr>
             <w:r>
+              <w:rPr>
+                <w:lang w:val="es-ES"/>
+              </w:rPr>
               <w:t xml:space="preserve">.65 - .94</w:t>
             </w:r>
           </w:p>
@@ -305,6 +378,9 @@
               <w:pStyle w:val="Compact"/>
             </w:pPr>
             <w:r>
+              <w:rPr>
+                <w:lang w:val="es-ES"/>
+              </w:rPr>
               <w:t xml:space="preserve">.95</w:t>
             </w:r>
           </w:p>
@@ -318,6 +394,9 @@
               <w:pStyle w:val="Compact"/>
             </w:pPr>
             <w:r>
+              <w:rPr>
+                <w:lang w:val="es-ES"/>
+              </w:rPr>
               <w:t xml:space="preserve">Testing</w:t>
             </w:r>
           </w:p>
@@ -329,6 +408,9 @@
               <w:pStyle w:val="Compact"/>
             </w:pPr>
             <w:r>
+              <w:rPr>
+                <w:lang w:val="es-ES"/>
+              </w:rPr>
               <w:t xml:space="preserve">10 (14)</w:t>
             </w:r>
           </w:p>
@@ -340,6 +422,9 @@
               <w:pStyle w:val="Compact"/>
             </w:pPr>
             <w:r>
+              <w:rPr>
+                <w:lang w:val="es-ES"/>
+              </w:rPr>
               <w:t xml:space="preserve">/28</w:t>
             </w:r>
           </w:p>
@@ -351,6 +436,9 @@
               <w:pStyle w:val="Compact"/>
             </w:pPr>
             <w:r>
+              <w:rPr>
+                <w:lang w:val="es-ES"/>
+              </w:rPr>
               <w:t xml:space="preserve">172.16.0.96</w:t>
             </w:r>
           </w:p>
@@ -362,6 +450,9 @@
               <w:pStyle w:val="Compact"/>
             </w:pPr>
             <w:r>
+              <w:rPr>
+                <w:lang w:val="es-ES"/>
+              </w:rPr>
               <w:t xml:space="preserve">.97 - .110</w:t>
             </w:r>
           </w:p>
@@ -373,6 +464,9 @@
               <w:pStyle w:val="Compact"/>
             </w:pPr>
             <w:r>
+              <w:rPr>
+                <w:lang w:val="es-ES"/>
+              </w:rPr>
               <w:t xml:space="preserve">.111</w:t>
             </w:r>
           </w:p>
@@ -386,6 +480,9 @@
               <w:pStyle w:val="Compact"/>
             </w:pPr>
             <w:r>
+              <w:rPr>
+                <w:lang w:val="es-ES"/>
+              </w:rPr>
               <w:t xml:space="preserve">WAN 1</w:t>
             </w:r>
           </w:p>
@@ -397,6 +494,9 @@
               <w:pStyle w:val="Compact"/>
             </w:pPr>
             <w:r>
+              <w:rPr>
+                <w:lang w:val="es-ES"/>
+              </w:rPr>
               <w:t xml:space="preserve">2 (2)</w:t>
             </w:r>
           </w:p>
@@ -408,6 +508,9 @@
               <w:pStyle w:val="Compact"/>
             </w:pPr>
             <w:r>
+              <w:rPr>
+                <w:lang w:val="es-ES"/>
+              </w:rPr>
               <w:t xml:space="preserve">/30</w:t>
             </w:r>
           </w:p>
@@ -419,6 +522,9 @@
               <w:pStyle w:val="Compact"/>
             </w:pPr>
             <w:r>
+              <w:rPr>
+                <w:lang w:val="es-ES"/>
+              </w:rPr>
               <w:t xml:space="preserve">172.16.0.112</w:t>
             </w:r>
           </w:p>
@@ -430,6 +536,9 @@
               <w:pStyle w:val="Compact"/>
             </w:pPr>
             <w:r>
+              <w:rPr>
+                <w:lang w:val="es-ES"/>
+              </w:rPr>
               <w:t xml:space="preserve">.113 - .114</w:t>
             </w:r>
           </w:p>
@@ -441,6 +550,9 @@
               <w:pStyle w:val="Compact"/>
             </w:pPr>
             <w:r>
+              <w:rPr>
+                <w:lang w:val="es-ES"/>
+              </w:rPr>
               <w:t xml:space="preserve">.115</w:t>
             </w:r>
           </w:p>
@@ -454,6 +566,9 @@
               <w:pStyle w:val="Compact"/>
             </w:pPr>
             <w:r>
+              <w:rPr>
+                <w:lang w:val="es-ES"/>
+              </w:rPr>
               <w:t xml:space="preserve">WAN 2</w:t>
             </w:r>
           </w:p>
@@ -465,6 +580,9 @@
               <w:pStyle w:val="Compact"/>
             </w:pPr>
             <w:r>
+              <w:rPr>
+                <w:lang w:val="es-ES"/>
+              </w:rPr>
               <w:t xml:space="preserve">2 (2)</w:t>
             </w:r>
           </w:p>
@@ -476,6 +594,9 @@
               <w:pStyle w:val="Compact"/>
             </w:pPr>
             <w:r>
+              <w:rPr>
+                <w:lang w:val="es-ES"/>
+              </w:rPr>
               <w:t xml:space="preserve">/30</w:t>
             </w:r>
           </w:p>
@@ -487,6 +608,9 @@
               <w:pStyle w:val="Compact"/>
             </w:pPr>
             <w:r>
+              <w:rPr>
+                <w:lang w:val="es-ES"/>
+              </w:rPr>
               <w:t xml:space="preserve">172.16.0.116</w:t>
             </w:r>
           </w:p>
@@ -498,6 +622,9 @@
               <w:pStyle w:val="Compact"/>
             </w:pPr>
             <w:r>
+              <w:rPr>
+                <w:lang w:val="es-ES"/>
+              </w:rPr>
               <w:t xml:space="preserve">.117 - .118</w:t>
             </w:r>
           </w:p>
@@ -509,6 +636,9 @@
               <w:pStyle w:val="Compact"/>
             </w:pPr>
             <w:r>
+              <w:rPr>
+                <w:lang w:val="es-ES"/>
+              </w:rPr>
               <w:t xml:space="preserve">.119</w:t>
             </w:r>
           </w:p>
@@ -522,6 +652,9 @@
               <w:pStyle w:val="Compact"/>
             </w:pPr>
             <w:r>
+              <w:rPr>
+                <w:lang w:val="es-ES"/>
+              </w:rPr>
               <w:t xml:space="preserve">WAN 3</w:t>
             </w:r>
           </w:p>
@@ -533,6 +666,9 @@
               <w:pStyle w:val="Compact"/>
             </w:pPr>
             <w:r>
+              <w:rPr>
+                <w:lang w:val="es-ES"/>
+              </w:rPr>
               <w:t xml:space="preserve">2 (2)</w:t>
             </w:r>
           </w:p>
@@ -544,6 +680,9 @@
               <w:pStyle w:val="Compact"/>
             </w:pPr>
             <w:r>
+              <w:rPr>
+                <w:lang w:val="es-ES"/>
+              </w:rPr>
               <w:t xml:space="preserve">/30</w:t>
             </w:r>
           </w:p>
@@ -555,6 +694,9 @@
               <w:pStyle w:val="Compact"/>
             </w:pPr>
             <w:r>
+              <w:rPr>
+                <w:lang w:val="es-ES"/>
+              </w:rPr>
               <w:t xml:space="preserve">172.16.0.120</w:t>
             </w:r>
           </w:p>
@@ -566,6 +708,9 @@
               <w:pStyle w:val="Compact"/>
             </w:pPr>
             <w:r>
+              <w:rPr>
+                <w:lang w:val="es-ES"/>
+              </w:rPr>
               <w:t xml:space="preserve">.121 - .122</w:t>
             </w:r>
           </w:p>
@@ -577,6 +722,9 @@
               <w:pStyle w:val="Compact"/>
             </w:pPr>
             <w:r>
+              <w:rPr>
+                <w:lang w:val="es-ES"/>
+              </w:rPr>
               <w:t xml:space="preserve">.123</w:t>
             </w:r>
           </w:p>
@@ -591,29 +739,46 @@
         <w:rPr>
           <w:b/>
           <w:bCs/>
+          <w:lang w:val="es-ES"/>
         </w:rPr>
         <w:t xml:space="preserve">Sobran:</w:t>
       </w:r>
       <w:r>
-        <w:t xml:space="preserve"> </w:t>
-      </w:r>
-      <w:r>
+        <w:rPr>
+          <w:lang w:val="es-ES"/>
+        </w:rPr>
+        <w:t xml:space="preserve"> </w:t>
+      </w:r>
+      <w:r>
+        <w:rPr>
+          <w:lang w:val="es-ES"/>
+        </w:rPr>
         <w:t xml:space="preserve">172.16.0.124 - 172.16.0.255 =</w:t>
       </w:r>
       <w:r>
+        <w:rPr>
+          <w:lang w:val="es-ES"/>
+        </w:rPr>
         <w:t xml:space="preserve"> </w:t>
       </w:r>
       <w:r>
         <w:rPr>
           <w:b/>
           <w:bCs/>
+          <w:lang w:val="es-ES"/>
         </w:rPr>
         <w:t xml:space="preserve">132 direcciones</w:t>
       </w:r>
       <w:r>
-        <w:t xml:space="preserve"> </w:t>
-      </w:r>
-      <w:r>
+        <w:rPr>
+          <w:lang w:val="es-ES"/>
+        </w:rPr>
+        <w:t xml:space="preserve"> </w:t>
+      </w:r>
+      <w:r>
+        <w:rPr>
+          <w:lang w:val="es-ES"/>
+        </w:rPr>
         <w:t xml:space="preserve">(132 - 2 = 130 hosts útiles).</w:t>
       </w:r>
     </w:p>
@@ -624,6 +789,9 @@
         <w:pStyle w:val="Heading2"/>
       </w:pPr>
       <w:r>
+        <w:rPr>
+          <w:lang w:val="es-ES"/>
+        </w:rPr>
         <w:t xml:space="preserve">2. Diagnóstico DHCP</w:t>
       </w:r>
     </w:p>
@@ -635,22 +803,35 @@
         </w:numPr>
       </w:pPr>
       <w:r>
+        <w:rPr>
+          <w:lang w:val="es-ES"/>
+        </w:rPr>
         <w:t xml:space="preserve">Es una</w:t>
       </w:r>
       <w:r>
+        <w:rPr>
+          <w:lang w:val="es-ES"/>
+        </w:rPr>
         <w:t xml:space="preserve"> </w:t>
       </w:r>
       <w:r>
         <w:rPr>
           <w:b/>
           <w:bCs/>
+          <w:lang w:val="es-ES"/>
         </w:rPr>
         <w:t xml:space="preserve">dirección APIPA</w:t>
       </w:r>
       <w:r>
-        <w:t xml:space="preserve"> </w:t>
-      </w:r>
-      <w:r>
+        <w:rPr>
+          <w:lang w:val="es-ES"/>
+        </w:rPr>
+        <w:t xml:space="preserve"> </w:t>
+      </w:r>
+      <w:r>
+        <w:rPr>
+          <w:lang w:val="es-ES"/>
+        </w:rPr>
         <w:t xml:space="preserve">(Automatic Private IP Addressing), rango 169.254.0.0/16.</w:t>
       </w:r>
     </w:p>
@@ -662,22 +843,35 @@
         </w:numPr>
       </w:pPr>
       <w:r>
+        <w:rPr>
+          <w:lang w:val="es-ES"/>
+        </w:rPr>
         <w:t xml:space="preserve">Windows asigna automáticamente una IP APIPA cuando el</w:t>
       </w:r>
       <w:r>
+        <w:rPr>
+          <w:lang w:val="es-ES"/>
+        </w:rPr>
         <w:t xml:space="preserve"> </w:t>
       </w:r>
       <w:r>
         <w:rPr>
           <w:b/>
           <w:bCs/>
+          <w:lang w:val="es-ES"/>
         </w:rPr>
         <w:t xml:space="preserve">servidor DHCP no responde</w:t>
       </w:r>
       <w:r>
-        <w:t xml:space="preserve"> </w:t>
-      </w:r>
-      <w:r>
+        <w:rPr>
+          <w:lang w:val="es-ES"/>
+        </w:rPr>
+        <w:t xml:space="preserve"> </w:t>
+      </w:r>
+      <w:r>
+        <w:rPr>
+          <w:lang w:val="es-ES"/>
+        </w:rPr>
         <w:t xml:space="preserve">o no está disponible.</w:t>
       </w:r>
     </w:p>
@@ -692,6 +886,7 @@
         <w:rPr>
           <w:b/>
           <w:bCs/>
+          <w:lang w:val="es-ES"/>
         </w:rPr>
         <w:t xml:space="preserve">Soluciones:</w:t>
       </w:r>
@@ -705,6 +900,9 @@
         </w:numPr>
       </w:pPr>
       <w:r>
+        <w:rPr>
+          <w:lang w:val="es-ES"/>
+        </w:rPr>
         <w:t xml:space="preserve">Verificar que el servidor DHCP esté encendido y funcionando</w:t>
       </w:r>
     </w:p>
@@ -717,6 +915,9 @@
         </w:numPr>
       </w:pPr>
       <w:r>
+        <w:rPr>
+          <w:lang w:val="es-ES"/>
+        </w:rPr>
         <w:t xml:space="preserve">Comprobar la conectividad con el servidor DHCP (¿está en la misma red? ¿hay switches funcionando?)</w:t>
       </w:r>
     </w:p>
@@ -729,36 +930,59 @@
         </w:numPr>
       </w:pPr>
       <w:r>
+        <w:rPr>
+          <w:lang w:val="es-ES"/>
+        </w:rPr>
         <w:t xml:space="preserve">Hacer</w:t>
       </w:r>
       <w:r>
+        <w:rPr>
+          <w:lang w:val="es-ES"/>
+        </w:rPr>
         <w:t xml:space="preserve"> </w:t>
       </w:r>
       <w:r>
         <w:rPr>
           <w:rStyle w:val="VerbatimChar"/>
+          <w:lang w:val="es-ES"/>
         </w:rPr>
         <w:t xml:space="preserve">ipconfig /release</w:t>
       </w:r>
       <w:r>
-        <w:t xml:space="preserve"> </w:t>
-      </w:r>
-      <w:r>
+        <w:rPr>
+          <w:lang w:val="es-ES"/>
+        </w:rPr>
+        <w:t xml:space="preserve"> </w:t>
+      </w:r>
+      <w:r>
+        <w:rPr>
+          <w:lang w:val="es-ES"/>
+        </w:rPr>
         <w:t xml:space="preserve">y</w:t>
       </w:r>
       <w:r>
+        <w:rPr>
+          <w:lang w:val="es-ES"/>
+        </w:rPr>
         <w:t xml:space="preserve"> </w:t>
       </w:r>
       <w:r>
         <w:rPr>
           <w:rStyle w:val="VerbatimChar"/>
+          <w:lang w:val="es-ES"/>
         </w:rPr>
         <w:t xml:space="preserve">ipconfig /renew</w:t>
       </w:r>
       <w:r>
-        <w:t xml:space="preserve"> </w:t>
-      </w:r>
-      <w:r>
+        <w:rPr>
+          <w:lang w:val="es-ES"/>
+        </w:rPr>
+        <w:t xml:space="preserve"> </w:t>
+      </w:r>
+      <w:r>
+        <w:rPr>
+          <w:lang w:val="es-ES"/>
+        </w:rPr>
         <w:t xml:space="preserve">para forzar una nueva solicitud DHCP</w:t>
       </w:r>
     </w:p>
@@ -771,6 +995,9 @@
         </w:numPr>
       </w:pPr>
       <w:r>
+        <w:rPr>
+          <w:lang w:val="es-ES"/>
+        </w:rPr>
         <w:t xml:space="preserve">Asignar una IP estática si el DHCP no es recuperable</w:t>
       </w:r>
     </w:p>
@@ -781,6 +1008,9 @@
         <w:pStyle w:val="Heading2"/>
       </w:pPr>
       <w:r>
+        <w:rPr>
+          <w:lang w:val="es-ES"/>
+        </w:rPr>
         <w:t xml:space="preserve">3. Subnetting binario</w:t>
       </w:r>
     </w:p>
@@ -795,29 +1025,46 @@
         <w:rPr>
           <w:b/>
           <w:bCs/>
+          <w:lang w:val="es-ES"/>
         </w:rPr>
         <w:t xml:space="preserve">IP en binario:</w:t>
       </w:r>
       <w:r>
-        <w:t xml:space="preserve"> </w:t>
-      </w:r>
-      <w:r>
+        <w:rPr>
+          <w:lang w:val="es-ES"/>
+        </w:rPr>
+        <w:t xml:space="preserve"> </w:t>
+      </w:r>
+      <w:r>
+        <w:rPr>
+          <w:lang w:val="es-ES"/>
+        </w:rPr>
         <w:t xml:space="preserve">200.100.50.30 = 11001000.01100100.00110010.00011110</w:t>
       </w:r>
       <w:r>
+        <w:rPr>
+          <w:lang w:val="es-ES"/>
+        </w:rPr>
         <w:t xml:space="preserve"> </w:t>
       </w:r>
       <w:r>
         <w:rPr>
           <w:b/>
           <w:bCs/>
+          <w:lang w:val="es-ES"/>
         </w:rPr>
         <w:t xml:space="preserve">Máscara en binario:</w:t>
       </w:r>
       <w:r>
-        <w:t xml:space="preserve"> </w:t>
-      </w:r>
-      <w:r>
+        <w:rPr>
+          <w:lang w:val="es-ES"/>
+        </w:rPr>
+        <w:t xml:space="preserve"> </w:t>
+      </w:r>
+      <w:r>
+        <w:rPr>
+          <w:lang w:val="es-ES"/>
+        </w:rPr>
         <w:t xml:space="preserve">255.255.255.224 = 11111111.11111111.11111111.11100000</w:t>
       </w:r>
     </w:p>
@@ -832,22 +1079,33 @@
         <w:rPr>
           <w:b/>
           <w:bCs/>
+          <w:lang w:val="es-ES"/>
         </w:rPr>
         <w:t xml:space="preserve">AND → Dirección de red:</w:t>
       </w:r>
       <w:r>
-        <w:t xml:space="preserve"> </w:t>
-      </w:r>
-      <w:r>
+        <w:rPr>
+          <w:lang w:val="es-ES"/>
+        </w:rPr>
+        <w:t xml:space="preserve"> </w:t>
+      </w:r>
+      <w:r>
+        <w:rPr>
+          <w:lang w:val="es-ES"/>
+        </w:rPr>
         <w:t xml:space="preserve">11001000.01100100.00110010.00000000 =</w:t>
       </w:r>
       <w:r>
+        <w:rPr>
+          <w:lang w:val="es-ES"/>
+        </w:rPr>
         <w:t xml:space="preserve"> </w:t>
       </w:r>
       <w:r>
         <w:rPr>
           <w:b/>
           <w:bCs/>
+          <w:lang w:val="es-ES"/>
         </w:rPr>
         <w:t xml:space="preserve">200.100.50.0/27</w:t>
       </w:r>
@@ -863,13 +1121,20 @@
         <w:rPr>
           <w:b/>
           <w:bCs/>
+          <w:lang w:val="es-ES"/>
         </w:rPr>
         <w:t xml:space="preserve">Broadcast:</w:t>
       </w:r>
       <w:r>
-        <w:t xml:space="preserve"> </w:t>
-      </w:r>
-      <w:r>
+        <w:rPr>
+          <w:lang w:val="es-ES"/>
+        </w:rPr>
+        <w:t xml:space="preserve"> </w:t>
+      </w:r>
+      <w:r>
+        <w:rPr>
+          <w:lang w:val="es-ES"/>
+        </w:rPr>
         <w:t xml:space="preserve">200.100.50.31 (todos los bits de host a 1: 00011111)</w:t>
       </w:r>
     </w:p>
@@ -884,22 +1149,33 @@
         <w:rPr>
           <w:b/>
           <w:bCs/>
+          <w:lang w:val="es-ES"/>
         </w:rPr>
         <w:t xml:space="preserve">Hosts útiles:</w:t>
       </w:r>
       <w:r>
-        <w:t xml:space="preserve"> </w:t>
-      </w:r>
-      <w:r>
+        <w:rPr>
+          <w:lang w:val="es-ES"/>
+        </w:rPr>
+        <w:t xml:space="preserve"> </w:t>
+      </w:r>
+      <w:r>
+        <w:rPr>
+          <w:lang w:val="es-ES"/>
+        </w:rPr>
         <w:t xml:space="preserve">2⁵ - 2 = 32 - 2 =</w:t>
       </w:r>
       <w:r>
+        <w:rPr>
+          <w:lang w:val="es-ES"/>
+        </w:rPr>
         <w:t xml:space="preserve"> </w:t>
       </w:r>
       <w:r>
         <w:rPr>
           <w:b/>
           <w:bCs/>
+          <w:lang w:val="es-ES"/>
         </w:rPr>
         <w:t xml:space="preserve">30 hosts</w:t>
       </w:r>
@@ -915,35 +1191,58 @@
         <w:rPr>
           <w:b/>
           <w:bCs/>
+          <w:lang w:val="es-ES"/>
         </w:rPr>
         <w:t xml:space="preserve">200.100.50.62 → binario:</w:t>
       </w:r>
       <w:r>
-        <w:t xml:space="preserve"> </w:t>
-      </w:r>
-      <w:r>
+        <w:rPr>
+          <w:lang w:val="es-ES"/>
+        </w:rPr>
+        <w:t xml:space="preserve"> </w:t>
+      </w:r>
+      <w:r>
+        <w:rPr>
+          <w:lang w:val="es-ES"/>
+        </w:rPr>
         <w:t xml:space="preserve">11001000.01100100.00110010.00111110</w:t>
       </w:r>
       <w:r>
-        <w:t xml:space="preserve"> </w:t>
-      </w:r>
-      <w:r>
+        <w:rPr>
+          <w:lang w:val="es-ES"/>
+        </w:rPr>
+        <w:t xml:space="preserve"> </w:t>
+      </w:r>
+      <w:r>
+        <w:rPr>
+          <w:lang w:val="es-ES"/>
+        </w:rPr>
         <w:t xml:space="preserve">Red de .62 con /27: 200.100.50.32/27 (bits de red fijos, 00100000)</w:t>
       </w:r>
       <w:r>
+        <w:rPr>
+          <w:lang w:val="es-ES"/>
+        </w:rPr>
         <w:t xml:space="preserve"> </w:t>
       </w:r>
       <w:r>
         <w:rPr>
           <w:b/>
           <w:bCs/>
+          <w:lang w:val="es-ES"/>
         </w:rPr>
         <w:t xml:space="preserve">NO está en la misma subred.</w:t>
       </w:r>
       <w:r>
-        <w:t xml:space="preserve"> </w:t>
-      </w:r>
-      <w:r>
+        <w:rPr>
+          <w:lang w:val="es-ES"/>
+        </w:rPr>
+        <w:t xml:space="preserve"> </w:t>
+      </w:r>
+      <w:r>
+        <w:rPr>
+          <w:lang w:val="es-ES"/>
+        </w:rPr>
         <w:t xml:space="preserve">.30 está en 200.100.50.0/27, .62 está en 200.100.50.32/27.</w:t>
       </w:r>
     </w:p>
@@ -954,6 +1253,9 @@
         <w:pStyle w:val="Heading2"/>
       </w:pPr>
       <w:r>
+        <w:rPr>
+          <w:lang w:val="es-ES"/>
+        </w:rPr>
         <w:t xml:space="preserve">4. Resumen de subredes</w:t>
       </w:r>
     </w:p>
@@ -968,13 +1270,20 @@
         <w:rPr>
           <w:b/>
           <w:bCs/>
+          <w:lang w:val="es-ES"/>
         </w:rPr>
         <w:t xml:space="preserve">Bits a pedir:</w:t>
       </w:r>
       <w:r>
-        <w:t xml:space="preserve"> </w:t>
-      </w:r>
-      <w:r>
+        <w:rPr>
+          <w:lang w:val="es-ES"/>
+        </w:rPr>
+        <w:t xml:space="preserve"> </w:t>
+      </w:r>
+      <w:r>
+        <w:rPr>
+          <w:lang w:val="es-ES"/>
+        </w:rPr>
         <w:t xml:space="preserve">2ⁿ = 8 → n = 3 bits</w:t>
       </w:r>
     </w:p>
@@ -986,22 +1295,35 @@
         </w:numPr>
       </w:pPr>
       <w:r>
+        <w:rPr>
+          <w:lang w:val="es-ES"/>
+        </w:rPr>
         <w:t xml:space="preserve">Máscara original: /16. Nuevos bits: 16 + 3 =</w:t>
       </w:r>
       <w:r>
+        <w:rPr>
+          <w:lang w:val="es-ES"/>
+        </w:rPr>
         <w:t xml:space="preserve"> </w:t>
       </w:r>
       <w:r>
         <w:rPr>
           <w:b/>
           <w:bCs/>
+          <w:lang w:val="es-ES"/>
         </w:rPr>
         <w:t xml:space="preserve">/19</w:t>
       </w:r>
       <w:r>
-        <w:t xml:space="preserve"> </w:t>
-      </w:r>
-      <w:r>
+        <w:rPr>
+          <w:lang w:val="es-ES"/>
+        </w:rPr>
+        <w:t xml:space="preserve"> </w:t>
+      </w:r>
+      <w:r>
+        <w:rPr>
+          <w:lang w:val="es-ES"/>
+        </w:rPr>
         <w:t xml:space="preserve">(255.255.224.0)</w:t>
       </w:r>
     </w:p>
@@ -1016,22 +1338,33 @@
         <w:rPr>
           <w:b/>
           <w:bCs/>
+          <w:lang w:val="es-ES"/>
         </w:rPr>
         <w:t xml:space="preserve">Hosts por subred:</w:t>
       </w:r>
       <w:r>
-        <w:t xml:space="preserve"> </w:t>
-      </w:r>
-      <w:r>
+        <w:rPr>
+          <w:lang w:val="es-ES"/>
+        </w:rPr>
+        <w:t xml:space="preserve"> </w:t>
+      </w:r>
+      <w:r>
+        <w:rPr>
+          <w:lang w:val="es-ES"/>
+        </w:rPr>
         <w:t xml:space="preserve">32 - 19 = 13 bits de host → 2¹³ - 2 =</w:t>
       </w:r>
       <w:r>
+        <w:rPr>
+          <w:lang w:val="es-ES"/>
+        </w:rPr>
         <w:t xml:space="preserve"> </w:t>
       </w:r>
       <w:r>
         <w:rPr>
           <w:b/>
           <w:bCs/>
+          <w:lang w:val="es-ES"/>
         </w:rPr>
         <w:t xml:space="preserve">8190 hosts</w:t>
       </w:r>
@@ -1047,6 +1380,7 @@
         <w:rPr>
           <w:b/>
           <w:bCs/>
+          <w:lang w:val="es-ES"/>
         </w:rPr>
         <w:t xml:space="preserve">Subredes:</w:t>
       </w:r>
@@ -1060,6 +1394,9 @@
         </w:numPr>
       </w:pPr>
       <w:r>
+        <w:rPr>
+          <w:lang w:val="es-ES"/>
+        </w:rPr>
         <w:t xml:space="preserve">10.0.0.0/19</w:t>
       </w:r>
     </w:p>
@@ -1072,6 +1409,9 @@
         </w:numPr>
       </w:pPr>
       <w:r>
+        <w:rPr>
+          <w:lang w:val="es-ES"/>
+        </w:rPr>
         <w:t xml:space="preserve">10.0.32.0/19</w:t>
       </w:r>
     </w:p>
@@ -1084,6 +1424,9 @@
         </w:numPr>
       </w:pPr>
       <w:r>
+        <w:rPr>
+          <w:lang w:val="es-ES"/>
+        </w:rPr>
         <w:t xml:space="preserve">10.0.64.0/19</w:t>
       </w:r>
     </w:p>
@@ -1096,6 +1439,9 @@
         </w:numPr>
       </w:pPr>
       <w:r>
+        <w:rPr>
+          <w:lang w:val="es-ES"/>
+        </w:rPr>
         <w:t xml:space="preserve">10.0.96.0/19</w:t>
       </w:r>
     </w:p>
@@ -1108,6 +1454,9 @@
         </w:numPr>
       </w:pPr>
       <w:r>
+        <w:rPr>
+          <w:lang w:val="es-ES"/>
+        </w:rPr>
         <w:t xml:space="preserve">10.0.128.0/19</w:t>
       </w:r>
     </w:p>
@@ -1120,6 +1469,9 @@
         </w:numPr>
       </w:pPr>
       <w:r>
+        <w:rPr>
+          <w:lang w:val="es-ES"/>
+        </w:rPr>
         <w:t xml:space="preserve">10.0.160.0/19</w:t>
       </w:r>
     </w:p>
@@ -1132,6 +1484,9 @@
         </w:numPr>
       </w:pPr>
       <w:r>
+        <w:rPr>
+          <w:lang w:val="es-ES"/>
+        </w:rPr>
         <w:t xml:space="preserve">10.0.192.0/19</w:t>
       </w:r>
     </w:p>
@@ -1144,6 +1499,9 @@
         </w:numPr>
       </w:pPr>
       <w:r>
+        <w:rPr>
+          <w:lang w:val="es-ES"/>
+        </w:rPr>
         <w:t xml:space="preserve">10.0.224.0/19</w:t>
       </w:r>
     </w:p>
@@ -1152,6 +1510,9 @@
         <w:pStyle w:val="FirstParagraph"/>
       </w:pPr>
       <w:r>
+        <w:rPr>
+          <w:lang w:val="es-ES"/>
+        </w:rPr>
         <w:t xml:space="preserve">(El incremento entre subredes es 32 en el tercer octeto: 2¹⁹⁻¹⁶ = 2³ = 32)</w:t>
       </w:r>
     </w:p>
@@ -1162,6 +1523,9 @@
         <w:pStyle w:val="Heading2"/>
       </w:pPr>
       <w:r>
+        <w:rPr>
+          <w:lang w:val="es-ES"/>
+        </w:rPr>
         <w:t xml:space="preserve">5. Sumarización de rutas</w:t>
       </w:r>
     </w:p>
@@ -1177,13 +1541,20 @@
         <w:rPr>
           <w:b/>
           <w:bCs/>
+          <w:lang w:val="es-ES"/>
         </w:rPr>
         <w:t xml:space="preserve">Ruta resumida:</w:t>
       </w:r>
       <w:r>
-        <w:t xml:space="preserve"> </w:t>
-      </w:r>
-      <w:r>
+        <w:rPr>
+          <w:lang w:val="es-ES"/>
+        </w:rPr>
+        <w:t xml:space="preserve"> </w:t>
+      </w:r>
+      <w:r>
+        <w:rPr>
+          <w:lang w:val="es-ES"/>
+        </w:rPr>
         <w:t xml:space="preserve">192.168.0.0/22</w:t>
       </w:r>
     </w:p>
@@ -1195,31 +1566,56 @@
         <w:rPr>
           <w:b/>
           <w:bCs/>
+          <w:lang w:val="es-ES"/>
         </w:rPr>
         <w:t xml:space="preserve">Razonamiento:</w:t>
       </w:r>
       <w:r>
-        <w:t xml:space="preserve"> </w:t>
-      </w:r>
-      <w:r>
+        <w:rPr>
+          <w:lang w:val="es-ES"/>
+        </w:rPr>
+        <w:t xml:space="preserve"> </w:t>
+      </w:r>
+      <w:r>
+        <w:rPr>
+          <w:lang w:val="es-ES"/>
+        </w:rPr>
         <w:t xml:space="preserve">- 192.168.0.0/24: bits 22-23 = 00</w:t>
       </w:r>
       <w:r>
-        <w:t xml:space="preserve"> </w:t>
-      </w:r>
-      <w:r>
+        <w:rPr>
+          <w:lang w:val="es-ES"/>
+        </w:rPr>
+        <w:t xml:space="preserve"> </w:t>
+      </w:r>
+      <w:r>
+        <w:rPr>
+          <w:lang w:val="es-ES"/>
+        </w:rPr>
         <w:t xml:space="preserve">- 192.168.1.0/24: bits 22-23 = 01</w:t>
       </w:r>
       <w:r>
-        <w:t xml:space="preserve"> </w:t>
-      </w:r>
-      <w:r>
+        <w:rPr>
+          <w:lang w:val="es-ES"/>
+        </w:rPr>
+        <w:t xml:space="preserve"> </w:t>
+      </w:r>
+      <w:r>
+        <w:rPr>
+          <w:lang w:val="es-ES"/>
+        </w:rPr>
         <w:t xml:space="preserve">- 192.168.2.0/24: bits 22-23 = 10</w:t>
       </w:r>
       <w:r>
-        <w:t xml:space="preserve"> </w:t>
-      </w:r>
-      <w:r>
+        <w:rPr>
+          <w:lang w:val="es-ES"/>
+        </w:rPr>
+        <w:t xml:space="preserve"> </w:t>
+      </w:r>
+      <w:r>
+        <w:rPr>
+          <w:lang w:val="es-ES"/>
+        </w:rPr>
         <w:t xml:space="preserve">- 192.168.3.0/24: bits 22-23 = 11</w:t>
       </w:r>
     </w:p>
@@ -1228,6 +1624,9 @@
         <w:pStyle w:val="BodyText"/>
       </w:pPr>
       <w:r>
+        <w:rPr>
+          <w:lang w:val="es-ES"/>
+        </w:rPr>
         <w:t xml:space="preserve">Los primeros 22 bits son idénticos. La ruta /22 engloba las 4 subredes.</w:t>
       </w:r>
     </w:p>
@@ -1242,13 +1641,20 @@
         <w:rPr>
           <w:b/>
           <w:bCs/>
+          <w:lang w:val="es-ES"/>
         </w:rPr>
         <w:t xml:space="preserve">Máscara:</w:t>
       </w:r>
       <w:r>
-        <w:t xml:space="preserve"> </w:t>
-      </w:r>
-      <w:r>
+        <w:rPr>
+          <w:lang w:val="es-ES"/>
+        </w:rPr>
+        <w:t xml:space="preserve"> </w:t>
+      </w:r>
+      <w:r>
+        <w:rPr>
+          <w:lang w:val="es-ES"/>
+        </w:rPr>
         <w:t xml:space="preserve">/22 (255.255.252.0)</w:t>
       </w:r>
     </w:p>
@@ -1263,29 +1669,46 @@
         <w:rPr>
           <w:b/>
           <w:bCs/>
+          <w:lang w:val="es-ES"/>
         </w:rPr>
         <w:t xml:space="preserve">IPs totales:</w:t>
       </w:r>
       <w:r>
-        <w:t xml:space="preserve"> </w:t>
-      </w:r>
-      <w:r>
+        <w:rPr>
+          <w:lang w:val="es-ES"/>
+        </w:rPr>
+        <w:t xml:space="preserve"> </w:t>
+      </w:r>
+      <w:r>
+        <w:rPr>
+          <w:lang w:val="es-ES"/>
+        </w:rPr>
         <w:t xml:space="preserve">2^(32-22) - 2 = 2¹⁰ - 2 =</w:t>
       </w:r>
       <w:r>
+        <w:rPr>
+          <w:lang w:val="es-ES"/>
+        </w:rPr>
         <w:t xml:space="preserve"> </w:t>
       </w:r>
       <w:r>
         <w:rPr>
           <w:b/>
           <w:bCs/>
+          <w:lang w:val="es-ES"/>
         </w:rPr>
         <w:t xml:space="preserve">1022 hosts</w:t>
       </w:r>
       <w:r>
-        <w:t xml:space="preserve"> </w:t>
-      </w:r>
-      <w:r>
+        <w:rPr>
+          <w:lang w:val="es-ES"/>
+        </w:rPr>
+        <w:t xml:space="preserve"> </w:t>
+      </w:r>
+      <w:r>
+        <w:rPr>
+          <w:lang w:val="es-ES"/>
+        </w:rPr>
         <w:t xml:space="preserve">(1024 direcciones totales)</w:t>
       </w:r>
     </w:p>
@@ -1296,6 +1719,9 @@
         <w:pStyle w:val="Heading2"/>
       </w:pPr>
       <w:r>
+        <w:rPr>
+          <w:lang w:val="es-ES"/>
+        </w:rPr>
         <w:t xml:space="preserve">6. Plan de direccionamiento para una empresa</w:t>
       </w:r>
     </w:p>
@@ -1304,6 +1730,9 @@
         <w:pStyle w:val="FirstParagraph"/>
       </w:pPr>
       <w:r>
+        <w:rPr>
+          <w:lang w:val="es-ES"/>
+        </w:rPr>
         <w:t xml:space="preserve">Red base: 10.0.0.0/22 (1024 direcciones, 1022 hosts útiles)</w:t>
       </w:r>
     </w:p>
@@ -1315,49 +1744,92 @@
         <w:rPr>
           <w:b/>
           <w:bCs/>
+          <w:lang w:val="es-ES"/>
         </w:rPr>
         <w:t xml:space="preserve">Ordenando de mayor a menor:</w:t>
       </w:r>
       <w:r>
-        <w:t xml:space="preserve"> </w:t>
-      </w:r>
-      <w:r>
+        <w:rPr>
+          <w:lang w:val="es-ES"/>
+        </w:rPr>
+        <w:t xml:space="preserve"> </w:t>
+      </w:r>
+      <w:r>
+        <w:rPr>
+          <w:lang w:val="es-ES"/>
+        </w:rPr>
         <w:t xml:space="preserve">- Administración: 200 → /24 (254 hosts)</w:t>
       </w:r>
       <w:r>
-        <w:t xml:space="preserve"> </w:t>
-      </w:r>
-      <w:r>
+        <w:rPr>
+          <w:lang w:val="es-ES"/>
+        </w:rPr>
+        <w:t xml:space="preserve"> </w:t>
+      </w:r>
+      <w:r>
+        <w:rPr>
+          <w:lang w:val="es-ES"/>
+        </w:rPr>
         <w:t xml:space="preserve">- Producción: 100 → /25 (126 hosts)</w:t>
       </w:r>
       <w:r>
-        <w:t xml:space="preserve"> </w:t>
-      </w:r>
-      <w:r>
+        <w:rPr>
+          <w:lang w:val="es-ES"/>
+        </w:rPr>
+        <w:t xml:space="preserve"> </w:t>
+      </w:r>
+      <w:r>
+        <w:rPr>
+          <w:lang w:val="es-ES"/>
+        </w:rPr>
         <w:t xml:space="preserve">- IT: 50 → /26 (62 hosts)</w:t>
       </w:r>
       <w:r>
-        <w:t xml:space="preserve"> </w:t>
-      </w:r>
-      <w:r>
+        <w:rPr>
+          <w:lang w:val="es-ES"/>
+        </w:rPr>
+        <w:t xml:space="preserve"> </w:t>
+      </w:r>
+      <w:r>
+        <w:rPr>
+          <w:lang w:val="es-ES"/>
+        </w:rPr>
         <w:t xml:space="preserve">- Ventas: 50 → /26 (62 hosts)</w:t>
       </w:r>
       <w:r>
-        <w:t xml:space="preserve"> </w:t>
-      </w:r>
-      <w:r>
+        <w:rPr>
+          <w:lang w:val="es-ES"/>
+        </w:rPr>
+        <w:t xml:space="preserve"> </w:t>
+      </w:r>
+      <w:r>
+        <w:rPr>
+          <w:lang w:val="es-ES"/>
+        </w:rPr>
         <w:t xml:space="preserve">- Almacén: 20 → /27 (30 hosts)</w:t>
       </w:r>
       <w:r>
-        <w:t xml:space="preserve"> </w:t>
-      </w:r>
-      <w:r>
+        <w:rPr>
+          <w:lang w:val="es-ES"/>
+        </w:rPr>
+        <w:t xml:space="preserve"> </w:t>
+      </w:r>
+      <w:r>
+        <w:rPr>
+          <w:lang w:val="es-ES"/>
+        </w:rPr>
         <w:t xml:space="preserve">- Dirección: 10 → /28 (14 hosts)</w:t>
       </w:r>
       <w:r>
-        <w:t xml:space="preserve"> </w:t>
-      </w:r>
-      <w:r>
+        <w:rPr>
+          <w:lang w:val="es-ES"/>
+        </w:rPr>
+        <w:t xml:space="preserve"> </w:t>
+      </w:r>
+      <w:r>
+        <w:rPr>
+          <w:lang w:val="es-ES"/>
+        </w:rPr>
         <w:t xml:space="preserve">- Enlace /30</w:t>
       </w:r>
     </w:p>
@@ -1369,6 +1841,7 @@
         <w:rPr>
           <w:b/>
           <w:bCs/>
+          <w:lang w:val="es-ES"/>
         </w:rPr>
         <w:t xml:space="preserve">Plan VLSM:</w:t>
       </w:r>
@@ -1397,6 +1870,9 @@
               <w:pStyle w:val="Compact"/>
             </w:pPr>
             <w:r>
+              <w:rPr>
+                <w:lang w:val="es-ES"/>
+              </w:rPr>
               <w:t xml:space="preserve">Subred</w:t>
             </w:r>
           </w:p>
@@ -1408,6 +1884,9 @@
               <w:pStyle w:val="Compact"/>
             </w:pPr>
             <w:r>
+              <w:rPr>
+                <w:lang w:val="es-ES"/>
+              </w:rPr>
               <w:t xml:space="preserve">CIDR</w:t>
             </w:r>
           </w:p>
@@ -1419,6 +1898,9 @@
               <w:pStyle w:val="Compact"/>
             </w:pPr>
             <w:r>
+              <w:rPr>
+                <w:lang w:val="es-ES"/>
+              </w:rPr>
               <w:t xml:space="preserve">Red</w:t>
             </w:r>
           </w:p>
@@ -1430,6 +1912,9 @@
               <w:pStyle w:val="Compact"/>
             </w:pPr>
             <w:r>
+              <w:rPr>
+                <w:lang w:val="es-ES"/>
+              </w:rPr>
               <w:t xml:space="preserve">Rango</w:t>
             </w:r>
           </w:p>
@@ -1441,6 +1926,9 @@
               <w:pStyle w:val="Compact"/>
             </w:pPr>
             <w:r>
+              <w:rPr>
+                <w:lang w:val="es-ES"/>
+              </w:rPr>
               <w:t xml:space="preserve">Broadcast</w:t>
             </w:r>
           </w:p>
@@ -1454,6 +1942,9 @@
               <w:pStyle w:val="Compact"/>
             </w:pPr>
             <w:r>
+              <w:rPr>
+                <w:lang w:val="es-ES"/>
+              </w:rPr>
               <w:t xml:space="preserve">Administración</w:t>
             </w:r>
           </w:p>
@@ -1465,6 +1956,9 @@
               <w:pStyle w:val="Compact"/>
             </w:pPr>
             <w:r>
+              <w:rPr>
+                <w:lang w:val="es-ES"/>
+              </w:rPr>
               <w:t xml:space="preserve">/24</w:t>
             </w:r>
           </w:p>
@@ -1476,6 +1970,9 @@
               <w:pStyle w:val="Compact"/>
             </w:pPr>
             <w:r>
+              <w:rPr>
+                <w:lang w:val="es-ES"/>
+              </w:rPr>
               <w:t xml:space="preserve">10.0.0.0</w:t>
             </w:r>
           </w:p>
@@ -1487,6 +1984,9 @@
               <w:pStyle w:val="Compact"/>
             </w:pPr>
             <w:r>
+              <w:rPr>
+                <w:lang w:val="es-ES"/>
+              </w:rPr>
               <w:t xml:space="preserve">.1 - .254</w:t>
             </w:r>
           </w:p>
@@ -1498,6 +1998,9 @@
               <w:pStyle w:val="Compact"/>
             </w:pPr>
             <w:r>
+              <w:rPr>
+                <w:lang w:val="es-ES"/>
+              </w:rPr>
               <w:t xml:space="preserve">.255</w:t>
             </w:r>
           </w:p>
@@ -1511,6 +2014,9 @@
               <w:pStyle w:val="Compact"/>
             </w:pPr>
             <w:r>
+              <w:rPr>
+                <w:lang w:val="es-ES"/>
+              </w:rPr>
               <w:t xml:space="preserve">Producción</w:t>
             </w:r>
           </w:p>
@@ -1522,6 +2028,9 @@
               <w:pStyle w:val="Compact"/>
             </w:pPr>
             <w:r>
+              <w:rPr>
+                <w:lang w:val="es-ES"/>
+              </w:rPr>
               <w:t xml:space="preserve">/25</w:t>
             </w:r>
           </w:p>
@@ -1533,6 +2042,9 @@
               <w:pStyle w:val="Compact"/>
             </w:pPr>
             <w:r>
+              <w:rPr>
+                <w:lang w:val="es-ES"/>
+              </w:rPr>
               <w:t xml:space="preserve">10.0.1.0</w:t>
             </w:r>
           </w:p>
@@ -1544,6 +2056,9 @@
               <w:pStyle w:val="Compact"/>
             </w:pPr>
             <w:r>
+              <w:rPr>
+                <w:lang w:val="es-ES"/>
+              </w:rPr>
               <w:t xml:space="preserve">.1 - .126</w:t>
             </w:r>
           </w:p>
@@ -1555,6 +2070,9 @@
               <w:pStyle w:val="Compact"/>
             </w:pPr>
             <w:r>
+              <w:rPr>
+                <w:lang w:val="es-ES"/>
+              </w:rPr>
               <w:t xml:space="preserve">.127</w:t>
             </w:r>
           </w:p>
@@ -1568,6 +2086,9 @@
               <w:pStyle w:val="Compact"/>
             </w:pPr>
             <w:r>
+              <w:rPr>
+                <w:lang w:val="es-ES"/>
+              </w:rPr>
               <w:t xml:space="preserve">IT</w:t>
             </w:r>
           </w:p>
@@ -1579,6 +2100,9 @@
               <w:pStyle w:val="Compact"/>
             </w:pPr>
             <w:r>
+              <w:rPr>
+                <w:lang w:val="es-ES"/>
+              </w:rPr>
               <w:t xml:space="preserve">/26</w:t>
             </w:r>
           </w:p>
@@ -1590,6 +2114,9 @@
               <w:pStyle w:val="Compact"/>
             </w:pPr>
             <w:r>
+              <w:rPr>
+                <w:lang w:val="es-ES"/>
+              </w:rPr>
               <w:t xml:space="preserve">10.0.1.128</w:t>
             </w:r>
           </w:p>
@@ -1601,6 +2128,9 @@
               <w:pStyle w:val="Compact"/>
             </w:pPr>
             <w:r>
+              <w:rPr>
+                <w:lang w:val="es-ES"/>
+              </w:rPr>
               <w:t xml:space="preserve">.129 - .190</w:t>
             </w:r>
           </w:p>
@@ -1612,6 +2142,9 @@
               <w:pStyle w:val="Compact"/>
             </w:pPr>
             <w:r>
+              <w:rPr>
+                <w:lang w:val="es-ES"/>
+              </w:rPr>
               <w:t xml:space="preserve">.191</w:t>
             </w:r>
           </w:p>
@@ -1625,6 +2158,9 @@
               <w:pStyle w:val="Compact"/>
             </w:pPr>
             <w:r>
+              <w:rPr>
+                <w:lang w:val="es-ES"/>
+              </w:rPr>
               <w:t xml:space="preserve">Ventas</w:t>
             </w:r>
           </w:p>
@@ -1636,6 +2172,9 @@
               <w:pStyle w:val="Compact"/>
             </w:pPr>
             <w:r>
+              <w:rPr>
+                <w:lang w:val="es-ES"/>
+              </w:rPr>
               <w:t xml:space="preserve">/26</w:t>
             </w:r>
           </w:p>
@@ -1647,6 +2186,9 @@
               <w:pStyle w:val="Compact"/>
             </w:pPr>
             <w:r>
+              <w:rPr>
+                <w:lang w:val="es-ES"/>
+              </w:rPr>
               <w:t xml:space="preserve">10.0.1.192</w:t>
             </w:r>
           </w:p>
@@ -1658,6 +2200,9 @@
               <w:pStyle w:val="Compact"/>
             </w:pPr>
             <w:r>
+              <w:rPr>
+                <w:lang w:val="es-ES"/>
+              </w:rPr>
               <w:t xml:space="preserve">.193 - .254</w:t>
             </w:r>
           </w:p>
@@ -1669,6 +2214,9 @@
               <w:pStyle w:val="Compact"/>
             </w:pPr>
             <w:r>
+              <w:rPr>
+                <w:lang w:val="es-ES"/>
+              </w:rPr>
               <w:t xml:space="preserve">.255</w:t>
             </w:r>
           </w:p>
@@ -1682,6 +2230,9 @@
               <w:pStyle w:val="Compact"/>
             </w:pPr>
             <w:r>
+              <w:rPr>
+                <w:lang w:val="es-ES"/>
+              </w:rPr>
               <w:t xml:space="preserve">Almacén</w:t>
             </w:r>
           </w:p>
@@ -1693,6 +2244,9 @@
               <w:pStyle w:val="Compact"/>
             </w:pPr>
             <w:r>
+              <w:rPr>
+                <w:lang w:val="es-ES"/>
+              </w:rPr>
               <w:t xml:space="preserve">/27</w:t>
             </w:r>
           </w:p>
@@ -1704,6 +2258,9 @@
               <w:pStyle w:val="Compact"/>
             </w:pPr>
             <w:r>
+              <w:rPr>
+                <w:lang w:val="es-ES"/>
+              </w:rPr>
               <w:t xml:space="preserve">10.0.2.0</w:t>
             </w:r>
           </w:p>
@@ -1715,6 +2272,9 @@
               <w:pStyle w:val="Compact"/>
             </w:pPr>
             <w:r>
+              <w:rPr>
+                <w:lang w:val="es-ES"/>
+              </w:rPr>
               <w:t xml:space="preserve">.1 - .30</w:t>
             </w:r>
           </w:p>
@@ -1726,6 +2286,9 @@
               <w:pStyle w:val="Compact"/>
             </w:pPr>
             <w:r>
+              <w:rPr>
+                <w:lang w:val="es-ES"/>
+              </w:rPr>
               <w:t xml:space="preserve">.31</w:t>
             </w:r>
           </w:p>
@@ -1739,6 +2302,9 @@
               <w:pStyle w:val="Compact"/>
             </w:pPr>
             <w:r>
+              <w:rPr>
+                <w:lang w:val="es-ES"/>
+              </w:rPr>
               <w:t xml:space="preserve">Dirección</w:t>
             </w:r>
           </w:p>
@@ -1750,6 +2316,9 @@
               <w:pStyle w:val="Compact"/>
             </w:pPr>
             <w:r>
+              <w:rPr>
+                <w:lang w:val="es-ES"/>
+              </w:rPr>
               <w:t xml:space="preserve">/28</w:t>
             </w:r>
           </w:p>
@@ -1761,6 +2330,9 @@
               <w:pStyle w:val="Compact"/>
             </w:pPr>
             <w:r>
+              <w:rPr>
+                <w:lang w:val="es-ES"/>
+              </w:rPr>
               <w:t xml:space="preserve">10.0.2.32</w:t>
             </w:r>
           </w:p>
@@ -1772,6 +2344,9 @@
               <w:pStyle w:val="Compact"/>
             </w:pPr>
             <w:r>
+              <w:rPr>
+                <w:lang w:val="es-ES"/>
+              </w:rPr>
               <w:t xml:space="preserve">.33 - .46</w:t>
             </w:r>
           </w:p>
@@ -1783,6 +2358,9 @@
               <w:pStyle w:val="Compact"/>
             </w:pPr>
             <w:r>
+              <w:rPr>
+                <w:lang w:val="es-ES"/>
+              </w:rPr>
               <w:t xml:space="preserve">.47</w:t>
             </w:r>
           </w:p>
@@ -1796,6 +2374,9 @@
               <w:pStyle w:val="Compact"/>
             </w:pPr>
             <w:r>
+              <w:rPr>
+                <w:lang w:val="es-ES"/>
+              </w:rPr>
               <w:t xml:space="preserve">Enlace</w:t>
             </w:r>
           </w:p>
@@ -1807,6 +2388,9 @@
               <w:pStyle w:val="Compact"/>
             </w:pPr>
             <w:r>
+              <w:rPr>
+                <w:lang w:val="es-ES"/>
+              </w:rPr>
               <w:t xml:space="preserve">/30</w:t>
             </w:r>
           </w:p>
@@ -1818,6 +2402,9 @@
               <w:pStyle w:val="Compact"/>
             </w:pPr>
             <w:r>
+              <w:rPr>
+                <w:lang w:val="es-ES"/>
+              </w:rPr>
               <w:t xml:space="preserve">10.0.2.48</w:t>
             </w:r>
           </w:p>
@@ -1829,6 +2416,9 @@
               <w:pStyle w:val="Compact"/>
             </w:pPr>
             <w:r>
+              <w:rPr>
+                <w:lang w:val="es-ES"/>
+              </w:rPr>
               <w:t xml:space="preserve">.49 - .50</w:t>
             </w:r>
           </w:p>
@@ -1840,6 +2430,9 @@
               <w:pStyle w:val="Compact"/>
             </w:pPr>
             <w:r>
+              <w:rPr>
+                <w:lang w:val="es-ES"/>
+              </w:rPr>
               <w:t xml:space="preserve">.51</w:t>
             </w:r>
           </w:p>
@@ -1854,22 +2447,33 @@
         <w:rPr>
           <w:b/>
           <w:bCs/>
+          <w:lang w:val="es-ES"/>
         </w:rPr>
         <w:t xml:space="preserve">Sobran:</w:t>
       </w:r>
       <w:r>
-        <w:t xml:space="preserve"> </w:t>
-      </w:r>
-      <w:r>
+        <w:rPr>
+          <w:lang w:val="es-ES"/>
+        </w:rPr>
+        <w:t xml:space="preserve"> </w:t>
+      </w:r>
+      <w:r>
+        <w:rPr>
+          <w:lang w:val="es-ES"/>
+        </w:rPr>
         <w:t xml:space="preserve">10.0.2.52 - 10.0.3.255 →</w:t>
       </w:r>
       <w:r>
+        <w:rPr>
+          <w:lang w:val="es-ES"/>
+        </w:rPr>
         <w:t xml:space="preserve"> </w:t>
       </w:r>
       <w:r>
         <w:rPr>
           <w:b/>
           <w:bCs/>
+          <w:lang w:val="es-ES"/>
         </w:rPr>
         <w:t xml:space="preserve">~460 IPs</w:t>
       </w:r>
@@ -1882,13 +2486,20 @@
         <w:rPr>
           <w:b/>
           <w:bCs/>
+          <w:lang w:val="es-ES"/>
         </w:rPr>
         <w:t xml:space="preserve">Problemas si crece al doble:</w:t>
       </w:r>
       <w:r>
-        <w:t xml:space="preserve"> </w:t>
-      </w:r>
-      <w:r>
+        <w:rPr>
+          <w:lang w:val="es-ES"/>
+        </w:rPr>
+        <w:t xml:space="preserve"> </w:t>
+      </w:r>
+      <w:r>
+        <w:rPr>
+          <w:lang w:val="es-ES"/>
+        </w:rPr>
         <w:t xml:space="preserve">Si cada departamento duplica sus hosts, Administración necesitaría /23 (510 hosts), lo que rompe el plan VLSM actual. Habría que rediseñar usando una red base más grande (ej. /20) desde el principio.</w:t>
       </w:r>
     </w:p>
@@ -1899,6 +2510,9 @@
         <w:pStyle w:val="Heading2"/>
       </w:pPr>
       <w:r>
+        <w:rPr>
+          <w:lang w:val="es-ES"/>
+        </w:rPr>
         <w:t xml:space="preserve">7. VLSM con requisitos mínimos</w:t>
       </w:r>
     </w:p>
@@ -1907,6 +2521,9 @@
         <w:pStyle w:val="FirstParagraph"/>
       </w:pPr>
       <w:r>
+        <w:rPr>
+          <w:lang w:val="es-ES"/>
+        </w:rPr>
         <w:t xml:space="preserve">Red base: 192.168.1.0/24 (256 direcciones, 254 hosts útiles)</w:t>
       </w:r>
     </w:p>
@@ -1918,13 +2535,20 @@
         <w:rPr>
           <w:b/>
           <w:bCs/>
+          <w:lang w:val="es-ES"/>
         </w:rPr>
         <w:t xml:space="preserve">Ordenando de mayor a menor:</w:t>
       </w:r>
       <w:r>
-        <w:t xml:space="preserve"> </w:t>
-      </w:r>
-      <w:r>
+        <w:rPr>
+          <w:lang w:val="es-ES"/>
+        </w:rPr>
+        <w:t xml:space="preserve"> </w:t>
+      </w:r>
+      <w:r>
+        <w:rPr>
+          <w:lang w:val="es-ES"/>
+        </w:rPr>
         <w:t xml:space="preserve">Producción (50) → Comercial (25) → Soporte (10) → Enlace WAN (2)</w:t>
       </w:r>
     </w:p>
@@ -1954,6 +2578,9 @@
               <w:pStyle w:val="Compact"/>
             </w:pPr>
             <w:r>
+              <w:rPr>
+                <w:lang w:val="es-ES"/>
+              </w:rPr>
               <w:t xml:space="preserve">Subred</w:t>
             </w:r>
           </w:p>
@@ -1965,6 +2592,9 @@
               <w:pStyle w:val="Compact"/>
             </w:pPr>
             <w:r>
+              <w:rPr>
+                <w:lang w:val="es-ES"/>
+              </w:rPr>
               <w:t xml:space="preserve">Resolviendo</w:t>
             </w:r>
           </w:p>
@@ -1976,6 +2606,9 @@
               <w:pStyle w:val="Compact"/>
             </w:pPr>
             <w:r>
+              <w:rPr>
+                <w:lang w:val="es-ES"/>
+              </w:rPr>
               <w:t xml:space="preserve">CIDR</w:t>
             </w:r>
           </w:p>
@@ -1987,6 +2620,9 @@
               <w:pStyle w:val="Compact"/>
             </w:pPr>
             <w:r>
+              <w:rPr>
+                <w:lang w:val="es-ES"/>
+              </w:rPr>
               <w:t xml:space="preserve">Red</w:t>
             </w:r>
           </w:p>
@@ -1998,6 +2634,9 @@
               <w:pStyle w:val="Compact"/>
             </w:pPr>
             <w:r>
+              <w:rPr>
+                <w:lang w:val="es-ES"/>
+              </w:rPr>
               <w:t xml:space="preserve">Rango</w:t>
             </w:r>
           </w:p>
@@ -2009,6 +2648,9 @@
               <w:pStyle w:val="Compact"/>
             </w:pPr>
             <w:r>
+              <w:rPr>
+                <w:lang w:val="es-ES"/>
+              </w:rPr>
               <w:t xml:space="preserve">Broadcast</w:t>
             </w:r>
           </w:p>
@@ -2022,6 +2664,9 @@
               <w:pStyle w:val="Compact"/>
             </w:pPr>
             <w:r>
+              <w:rPr>
+                <w:lang w:val="es-ES"/>
+              </w:rPr>
               <w:t xml:space="preserve">Producción</w:t>
             </w:r>
           </w:p>
@@ -2033,6 +2678,9 @@
               <w:pStyle w:val="Compact"/>
             </w:pPr>
             <w:r>
+              <w:rPr>
+                <w:lang w:val="es-ES"/>
+              </w:rPr>
               <w:t xml:space="preserve">2ʰ−2 ≥ 50 → h=6 (62)</w:t>
             </w:r>
           </w:p>
@@ -2044,6 +2692,9 @@
               <w:pStyle w:val="Compact"/>
             </w:pPr>
             <w:r>
+              <w:rPr>
+                <w:lang w:val="es-ES"/>
+              </w:rPr>
               <w:t xml:space="preserve">/26</w:t>
             </w:r>
           </w:p>
@@ -2055,6 +2706,9 @@
               <w:pStyle w:val="Compact"/>
             </w:pPr>
             <w:r>
+              <w:rPr>
+                <w:lang w:val="es-ES"/>
+              </w:rPr>
               <w:t xml:space="preserve">192.168.1.0</w:t>
             </w:r>
           </w:p>
@@ -2066,6 +2720,9 @@
               <w:pStyle w:val="Compact"/>
             </w:pPr>
             <w:r>
+              <w:rPr>
+                <w:lang w:val="es-ES"/>
+              </w:rPr>
               <w:t xml:space="preserve">.1 - .62</w:t>
             </w:r>
           </w:p>
@@ -2077,6 +2734,9 @@
               <w:pStyle w:val="Compact"/>
             </w:pPr>
             <w:r>
+              <w:rPr>
+                <w:lang w:val="es-ES"/>
+              </w:rPr>
               <w:t xml:space="preserve">.63</w:t>
             </w:r>
           </w:p>
@@ -2090,6 +2750,9 @@
               <w:pStyle w:val="Compact"/>
             </w:pPr>
             <w:r>
+              <w:rPr>
+                <w:lang w:val="es-ES"/>
+              </w:rPr>
               <w:t xml:space="preserve">Comercial</w:t>
             </w:r>
           </w:p>
@@ -2101,6 +2764,9 @@
               <w:pStyle w:val="Compact"/>
             </w:pPr>
             <w:r>
+              <w:rPr>
+                <w:lang w:val="es-ES"/>
+              </w:rPr>
               <w:t xml:space="preserve">2ʰ−2 ≥ 25 → h=5 (30)</w:t>
             </w:r>
           </w:p>
@@ -2112,6 +2778,9 @@
               <w:pStyle w:val="Compact"/>
             </w:pPr>
             <w:r>
+              <w:rPr>
+                <w:lang w:val="es-ES"/>
+              </w:rPr>
               <w:t xml:space="preserve">/27</w:t>
             </w:r>
           </w:p>
@@ -2123,6 +2792,9 @@
               <w:pStyle w:val="Compact"/>
             </w:pPr>
             <w:r>
+              <w:rPr>
+                <w:lang w:val="es-ES"/>
+              </w:rPr>
               <w:t xml:space="preserve">192.168.1.64</w:t>
             </w:r>
           </w:p>
@@ -2134,6 +2806,9 @@
               <w:pStyle w:val="Compact"/>
             </w:pPr>
             <w:r>
+              <w:rPr>
+                <w:lang w:val="es-ES"/>
+              </w:rPr>
               <w:t xml:space="preserve">.65 - .94</w:t>
             </w:r>
           </w:p>
@@ -2145,6 +2820,9 @@
               <w:pStyle w:val="Compact"/>
             </w:pPr>
             <w:r>
+              <w:rPr>
+                <w:lang w:val="es-ES"/>
+              </w:rPr>
               <w:t xml:space="preserve">.95</w:t>
             </w:r>
           </w:p>
@@ -2158,6 +2836,9 @@
               <w:pStyle w:val="Compact"/>
             </w:pPr>
             <w:r>
+              <w:rPr>
+                <w:lang w:val="es-ES"/>
+              </w:rPr>
               <w:t xml:space="preserve">Soporte</w:t>
             </w:r>
           </w:p>
@@ -2169,6 +2850,9 @@
               <w:pStyle w:val="Compact"/>
             </w:pPr>
             <w:r>
+              <w:rPr>
+                <w:lang w:val="es-ES"/>
+              </w:rPr>
               <w:t xml:space="preserve">2ʰ−2 ≥ 10 → h=4 (14)</w:t>
             </w:r>
           </w:p>
@@ -2180,6 +2864,9 @@
               <w:pStyle w:val="Compact"/>
             </w:pPr>
             <w:r>
+              <w:rPr>
+                <w:lang w:val="es-ES"/>
+              </w:rPr>
               <w:t xml:space="preserve">/28</w:t>
             </w:r>
           </w:p>
@@ -2191,6 +2878,9 @@
               <w:pStyle w:val="Compact"/>
             </w:pPr>
             <w:r>
+              <w:rPr>
+                <w:lang w:val="es-ES"/>
+              </w:rPr>
               <w:t xml:space="preserve">192.168.1.96</w:t>
             </w:r>
           </w:p>
@@ -2202,6 +2892,9 @@
               <w:pStyle w:val="Compact"/>
             </w:pPr>
             <w:r>
+              <w:rPr>
+                <w:lang w:val="es-ES"/>
+              </w:rPr>
               <w:t xml:space="preserve">.97 - .110</w:t>
             </w:r>
           </w:p>
@@ -2213,6 +2906,9 @@
               <w:pStyle w:val="Compact"/>
             </w:pPr>
             <w:r>
+              <w:rPr>
+                <w:lang w:val="es-ES"/>
+              </w:rPr>
               <w:t xml:space="preserve">.111</w:t>
             </w:r>
           </w:p>
@@ -2226,6 +2922,9 @@
               <w:pStyle w:val="Compact"/>
             </w:pPr>
             <w:r>
+              <w:rPr>
+                <w:lang w:val="es-ES"/>
+              </w:rPr>
               <w:t xml:space="preserve">Enlace WAN</w:t>
             </w:r>
           </w:p>
@@ -2237,6 +2936,9 @@
               <w:pStyle w:val="Compact"/>
             </w:pPr>
             <w:r>
+              <w:rPr>
+                <w:lang w:val="es-ES"/>
+              </w:rPr>
               <w:t xml:space="preserve">2ʰ−2 ≥ 2 → h=2 (2)</w:t>
             </w:r>
           </w:p>
@@ -2248,6 +2950,9 @@
               <w:pStyle w:val="Compact"/>
             </w:pPr>
             <w:r>
+              <w:rPr>
+                <w:lang w:val="es-ES"/>
+              </w:rPr>
               <w:t xml:space="preserve">/30</w:t>
             </w:r>
           </w:p>
@@ -2259,6 +2964,9 @@
               <w:pStyle w:val="Compact"/>
             </w:pPr>
             <w:r>
+              <w:rPr>
+                <w:lang w:val="es-ES"/>
+              </w:rPr>
               <w:t xml:space="preserve">192.168.1.112</w:t>
             </w:r>
           </w:p>
@@ -2270,6 +2978,9 @@
               <w:pStyle w:val="Compact"/>
             </w:pPr>
             <w:r>
+              <w:rPr>
+                <w:lang w:val="es-ES"/>
+              </w:rPr>
               <w:t xml:space="preserve">.113 - .114</w:t>
             </w:r>
           </w:p>
@@ -2281,6 +2992,9 @@
               <w:pStyle w:val="Compact"/>
             </w:pPr>
             <w:r>
+              <w:rPr>
+                <w:lang w:val="es-ES"/>
+              </w:rPr>
               <w:t xml:space="preserve">.115</w:t>
             </w:r>
           </w:p>
@@ -2299,29 +3013,46 @@
         <w:rPr>
           <w:b/>
           <w:bCs/>
+          <w:lang w:val="es-ES"/>
         </w:rPr>
         <w:t xml:space="preserve">Queda libre</w:t>
       </w:r>
       <w:r>
-        <w:t xml:space="preserve"> </w:t>
-      </w:r>
-      <w:r>
+        <w:rPr>
+          <w:lang w:val="es-ES"/>
+        </w:rPr>
+        <w:t xml:space="preserve"> </w:t>
+      </w:r>
+      <w:r>
+        <w:rPr>
+          <w:lang w:val="es-ES"/>
+        </w:rPr>
         <w:t xml:space="preserve">desde 192.168.1.116 hasta 192.168.1.255 =</w:t>
       </w:r>
       <w:r>
+        <w:rPr>
+          <w:lang w:val="es-ES"/>
+        </w:rPr>
         <w:t xml:space="preserve"> </w:t>
       </w:r>
       <w:r>
         <w:rPr>
           <w:b/>
           <w:bCs/>
+          <w:lang w:val="es-ES"/>
         </w:rPr>
         <w:t xml:space="preserve">140 direcciones</w:t>
       </w:r>
       <w:r>
-        <w:t xml:space="preserve"> </w:t>
-      </w:r>
-      <w:r>
+        <w:rPr>
+          <w:lang w:val="es-ES"/>
+        </w:rPr>
+        <w:t xml:space="preserve"> </w:t>
+      </w:r>
+      <w:r>
+        <w:rPr>
+          <w:lang w:val="es-ES"/>
+        </w:rPr>
         <w:t xml:space="preserve">(138 hosts útiles en /24).</w:t>
       </w:r>
     </w:p>
@@ -2333,13 +3064,20 @@
         <w:rPr>
           <w:b/>
           <w:bCs/>
+          <w:lang w:val="es-ES"/>
         </w:rPr>
         <w:t xml:space="preserve">Comprobación del encadenado:</w:t>
       </w:r>
       <w:r>
-        <w:t xml:space="preserve"> </w:t>
-      </w:r>
-      <w:r>
+        <w:rPr>
+          <w:lang w:val="es-ES"/>
+        </w:rPr>
+        <w:t xml:space="preserve"> </w:t>
+      </w:r>
+      <w:r>
+        <w:rPr>
+          <w:lang w:val="es-ES"/>
+        </w:rPr>
         <w:t xml:space="preserve">Producción acaba en .63 → Comercial arranca en .64. Comercial acaba en .95 → Soporte arranca en .96. Soporte acaba en .111 → el enlace WAN arranca en .112.</w:t>
       </w:r>
     </w:p>
@@ -2350,6 +3088,9 @@
         <w:pStyle w:val="Heading2"/>
       </w:pPr>
       <w:r>
+        <w:rPr>
+          <w:lang w:val="es-ES"/>
+        </w:rPr>
         <w:t xml:space="preserve">8. Conflicto de IP</w:t>
       </w:r>
     </w:p>
@@ -2364,51 +3105,84 @@
         <w:rPr>
           <w:b/>
           <w:bCs/>
+          <w:lang w:val="es-ES"/>
         </w:rPr>
         <w:t xml:space="preserve">Qué ocurre:</w:t>
       </w:r>
       <w:r>
-        <w:t xml:space="preserve"> </w:t>
-      </w:r>
-      <w:r>
+        <w:rPr>
+          <w:lang w:val="es-ES"/>
+        </w:rPr>
+        <w:t xml:space="preserve"> </w:t>
+      </w:r>
+      <w:r>
+        <w:rPr>
+          <w:lang w:val="es-ES"/>
+        </w:rPr>
         <w:t xml:space="preserve">cuando el PC pide IP por DHCP recibe 192.168.1.20, pero la impresora ya la tiene en uso. Hay</w:t>
       </w:r>
       <w:r>
+        <w:rPr>
+          <w:lang w:val="es-ES"/>
+        </w:rPr>
         <w:t xml:space="preserve"> </w:t>
       </w:r>
       <w:r>
         <w:rPr>
           <w:b/>
           <w:bCs/>
+          <w:lang w:val="es-ES"/>
         </w:rPr>
         <w:t xml:space="preserve">duplicado de dirección</w:t>
       </w:r>
       <w:r>
+        <w:rPr>
+          <w:lang w:val="es-ES"/>
+        </w:rPr>
         <w:t xml:space="preserve">: uno de los dos (o ambos, según el momento) pierde conectividad, aparecen errores de</w:t>
       </w:r>
       <w:r>
-        <w:t xml:space="preserve"> </w:t>
-      </w:r>
-      <w:r>
+        <w:rPr>
+          <w:lang w:val="es-ES"/>
+        </w:rPr>
+        <w:t xml:space="preserve"> </w:t>
+      </w:r>
+      <w:r>
+        <w:rPr>
+          <w:lang w:val="es-ES"/>
+        </w:rPr>
         <w:t xml:space="preserve">“duplicate address”</w:t>
       </w:r>
       <w:r>
+        <w:rPr>
+          <w:lang w:val="es-ES"/>
+        </w:rPr>
         <w:t xml:space="preserve">, y el tráfico hacia esa IP puede ir a uno o a otro. El servidor DHCP puede detectarlo</w:t>
       </w:r>
       <w:r>
+        <w:rPr>
+          <w:lang w:val="es-ES"/>
+        </w:rPr>
         <w:t xml:space="preserve"> </w:t>
       </w:r>
       <w:r>
         <w:rPr>
           <w:i/>
           <w:iCs/>
+          <w:lang w:val="es-ES"/>
         </w:rPr>
         <w:t xml:space="preserve">antes</w:t>
       </w:r>
       <w:r>
-        <w:t xml:space="preserve"> </w:t>
-      </w:r>
-      <w:r>
+        <w:rPr>
+          <w:lang w:val="es-ES"/>
+        </w:rPr>
+        <w:t xml:space="preserve"> </w:t>
+      </w:r>
+      <w:r>
+        <w:rPr>
+          <w:lang w:val="es-ES"/>
+        </w:rPr>
         <w:t xml:space="preserve">de conceder la IP haciendo un ping/ARProbe a la dirección; si hay respuesta, la descarta y la registra en la tabla de conflictos.</w:t>
       </w:r>
     </w:p>
@@ -2423,13 +3197,20 @@
         <w:rPr>
           <w:b/>
           <w:bCs/>
+          <w:lang w:val="es-ES"/>
         </w:rPr>
         <w:t xml:space="preserve">Cómo lo detecta:</w:t>
       </w:r>
       <w:r>
-        <w:t xml:space="preserve"> </w:t>
-      </w:r>
-      <w:r>
+        <w:rPr>
+          <w:lang w:val="es-ES"/>
+        </w:rPr>
+        <w:t xml:space="preserve"> </w:t>
+      </w:r>
+      <w:r>
+        <w:rPr>
+          <w:lang w:val="es-ES"/>
+        </w:rPr>
         <w:t xml:space="preserve">en el router, el comando:</w:t>
       </w:r>
     </w:p>
@@ -2440,6 +3221,7 @@
       <w:r>
         <w:rPr>
           <w:rStyle w:val="VerbatimChar"/>
+          <w:lang w:val="es-ES"/>
         </w:rPr>
         <w:t xml:space="preserve">show ip dhcp conflict</w:t>
       </w:r>
@@ -2449,6 +3231,9 @@
         <w:pStyle w:val="FirstParagraph"/>
       </w:pPr>
       <w:r>
+        <w:rPr>
+          <w:lang w:val="es-ES"/>
+        </w:rPr>
         <w:t xml:space="preserve">Muestra las direcciones que el servidor DHCP encontró en conflicto (con el método de detección y la fecha). Si la impresora estática sigue borrada del pool, verás la entrada y podrás actuar.</w:t>
       </w:r>
     </w:p>
@@ -2464,29 +3249,46 @@
         <w:rPr>
           <w:b/>
           <w:bCs/>
+          <w:lang w:val="es-ES"/>
         </w:rPr>
         <w:t xml:space="preserve">Cómo prevenirlo:</w:t>
       </w:r>
       <w:r>
-        <w:t xml:space="preserve"> </w:t>
-      </w:r>
-      <w:r>
+        <w:rPr>
+          <w:lang w:val="es-ES"/>
+        </w:rPr>
+        <w:t xml:space="preserve"> </w:t>
+      </w:r>
+      <w:r>
+        <w:rPr>
+          <w:lang w:val="es-ES"/>
+        </w:rPr>
         <w:t xml:space="preserve">desde el diseño,</w:t>
       </w:r>
       <w:r>
+        <w:rPr>
+          <w:lang w:val="es-ES"/>
+        </w:rPr>
         <w:t xml:space="preserve"> </w:t>
       </w:r>
       <w:r>
         <w:rPr>
           <w:b/>
           <w:bCs/>
+          <w:lang w:val="es-ES"/>
         </w:rPr>
         <w:t xml:space="preserve">excluir las IPs estáticas</w:t>
       </w:r>
       <w:r>
-        <w:t xml:space="preserve"> </w:t>
-      </w:r>
-      <w:r>
+        <w:rPr>
+          <w:lang w:val="es-ES"/>
+        </w:rPr>
+        <w:t xml:space="preserve"> </w:t>
+      </w:r>
+      <w:r>
+        <w:rPr>
+          <w:lang w:val="es-ES"/>
+        </w:rPr>
         <w:t xml:space="preserve">del pool DHCP antes de que reparta nada:</w:t>
       </w:r>
     </w:p>
@@ -2497,6 +3299,7 @@
       <w:r>
         <w:rPr>
           <w:rStyle w:val="VerbatimChar"/>
+          <w:lang w:val="es-ES"/>
         </w:rPr>
         <w:t xml:space="preserve">ip dhcp excluded-address 192.168.1.1 192.168.1.30</w:t>
       </w:r>
@@ -2506,22 +3309,35 @@
         <w:pStyle w:val="FirstParagraph"/>
       </w:pPr>
       <w:r>
+        <w:rPr>
+          <w:lang w:val="es-ES"/>
+        </w:rPr>
         <w:t xml:space="preserve">Así el router nunca concede las direcciones fijas (impresoras, servidores, el propio gateway). Alternativa: usar</w:t>
       </w:r>
       <w:r>
+        <w:rPr>
+          <w:lang w:val="es-ES"/>
+        </w:rPr>
         <w:t xml:space="preserve"> </w:t>
       </w:r>
       <w:r>
         <w:rPr>
           <w:b/>
           <w:bCs/>
+          <w:lang w:val="es-ES"/>
         </w:rPr>
         <w:t xml:space="preserve">reservas DHCP</w:t>
       </w:r>
       <w:r>
-        <w:t xml:space="preserve"> </w:t>
-      </w:r>
-      <w:r>
+        <w:rPr>
+          <w:lang w:val="es-ES"/>
+        </w:rPr>
+        <w:t xml:space="preserve"> </w:t>
+      </w:r>
+      <w:r>
+        <w:rPr>
+          <w:lang w:val="es-ES"/>
+        </w:rPr>
         <w:t xml:space="preserve">por MAC para los equipos que quieras fijos sin configurarlos a mano.</w:t>
       </w:r>
     </w:p>
@@ -2532,6 +3348,9 @@
         <w:pStyle w:val="Heading2"/>
       </w:pPr>
       <w:r>
+        <w:rPr>
+          <w:lang w:val="es-ES"/>
+        </w:rPr>
         <w:t xml:space="preserve">9. Fragmentación real (túnel y MTU)</w:t>
       </w:r>
     </w:p>
@@ -2543,70 +3362,110 @@
         </w:numPr>
       </w:pPr>
       <w:r>
+        <w:rPr>
+          <w:lang w:val="es-ES"/>
+        </w:rPr>
         <w:t xml:space="preserve">Payload útil en el WAN: 1000 − 20 =</w:t>
       </w:r>
       <w:r>
+        <w:rPr>
+          <w:lang w:val="es-ES"/>
+        </w:rPr>
         <w:t xml:space="preserve"> </w:t>
       </w:r>
       <w:r>
         <w:rPr>
           <w:b/>
           <w:bCs/>
+          <w:lang w:val="es-ES"/>
         </w:rPr>
         <w:t xml:space="preserve">980 bytes</w:t>
       </w:r>
       <w:r>
+        <w:rPr>
+          <w:lang w:val="es-ES"/>
+        </w:rPr>
         <w:t xml:space="preserve">… pero 980</w:t>
       </w:r>
       <w:r>
+        <w:rPr>
+          <w:lang w:val="es-ES"/>
+        </w:rPr>
         <w:t xml:space="preserve"> </w:t>
       </w:r>
       <w:r>
         <w:rPr>
           <w:b/>
           <w:bCs/>
+          <w:lang w:val="es-ES"/>
         </w:rPr>
         <w:t xml:space="preserve">no</w:t>
       </w:r>
       <w:r>
-        <w:t xml:space="preserve"> </w:t>
-      </w:r>
-      <w:r>
+        <w:rPr>
+          <w:lang w:val="es-ES"/>
+        </w:rPr>
+        <w:t xml:space="preserve"> </w:t>
+      </w:r>
+      <w:r>
+        <w:rPr>
+          <w:lang w:val="es-ES"/>
+        </w:rPr>
         <w:t xml:space="preserve">es múltiplo de 8; el mayor múltiplo de 8 ≤ 980 es</w:t>
       </w:r>
       <w:r>
+        <w:rPr>
+          <w:lang w:val="es-ES"/>
+        </w:rPr>
         <w:t xml:space="preserve"> </w:t>
       </w:r>
       <w:r>
         <w:rPr>
           <w:b/>
           <w:bCs/>
+          <w:lang w:val="es-ES"/>
         </w:rPr>
         <w:t xml:space="preserve">976</w:t>
       </w:r>
       <w:r>
+        <w:rPr>
+          <w:lang w:val="es-ES"/>
+        </w:rPr>
         <w:t xml:space="preserve">.</w:t>
       </w:r>
       <w:r>
         <w:br/>
       </w:r>
       <w:r>
+        <w:rPr>
+          <w:lang w:val="es-ES"/>
+        </w:rPr>
         <w:t xml:space="preserve">Datos totales: 5000 →</w:t>
       </w:r>
       <w:r>
+        <w:rPr>
+          <w:lang w:val="es-ES"/>
+        </w:rPr>
         <w:t xml:space="preserve"> </w:t>
       </w:r>
       <w:r>
         <w:rPr>
           <w:b/>
           <w:bCs/>
+          <w:lang w:val="es-ES"/>
         </w:rPr>
         <w:t xml:space="preserve">6 fragmentos</w:t>
       </w:r>
       <w:r>
-        <w:t xml:space="preserve"> </w:t>
-      </w:r>
-      <w:r>
+        <w:rPr>
+          <w:lang w:val="es-ES"/>
+        </w:rPr>
+        <w:t xml:space="preserve"> </w:t>
+      </w:r>
+      <w:r>
+        <w:rPr>
+          <w:lang w:val="es-ES"/>
+        </w:rPr>
         <w:t xml:space="preserve">(5 × 976 + 120).</w:t>
       </w:r>
     </w:p>
@@ -2633,6 +3492,9 @@
               <w:pStyle w:val="Compact"/>
             </w:pPr>
             <w:r>
+              <w:rPr>
+                <w:lang w:val="es-ES"/>
+              </w:rPr>
               <w:t xml:space="preserve">Frag</w:t>
             </w:r>
           </w:p>
@@ -2644,6 +3506,9 @@
               <w:pStyle w:val="Compact"/>
             </w:pPr>
             <w:r>
+              <w:rPr>
+                <w:lang w:val="es-ES"/>
+              </w:rPr>
               <w:t xml:space="preserve">Datos</w:t>
             </w:r>
           </w:p>
@@ -2655,6 +3520,9 @@
               <w:pStyle w:val="Compact"/>
             </w:pPr>
             <w:r>
+              <w:rPr>
+                <w:lang w:val="es-ES"/>
+              </w:rPr>
               <w:t xml:space="preserve">MF</w:t>
             </w:r>
           </w:p>
@@ -2666,6 +3534,9 @@
               <w:pStyle w:val="Compact"/>
             </w:pPr>
             <w:r>
+              <w:rPr>
+                <w:lang w:val="es-ES"/>
+              </w:rPr>
               <w:t xml:space="preserve">Offset (×8)</w:t>
             </w:r>
           </w:p>
@@ -2679,6 +3550,9 @@
               <w:pStyle w:val="Compact"/>
             </w:pPr>
             <w:r>
+              <w:rPr>
+                <w:lang w:val="es-ES"/>
+              </w:rPr>
               <w:t xml:space="preserve">1</w:t>
             </w:r>
           </w:p>
@@ -2690,6 +3564,9 @@
               <w:pStyle w:val="Compact"/>
             </w:pPr>
             <w:r>
+              <w:rPr>
+                <w:lang w:val="es-ES"/>
+              </w:rPr>
               <w:t xml:space="preserve">976</w:t>
             </w:r>
           </w:p>
@@ -2701,6 +3578,9 @@
               <w:pStyle w:val="Compact"/>
             </w:pPr>
             <w:r>
+              <w:rPr>
+                <w:lang w:val="es-ES"/>
+              </w:rPr>
               <w:t xml:space="preserve">1</w:t>
             </w:r>
           </w:p>
@@ -2712,6 +3592,9 @@
               <w:pStyle w:val="Compact"/>
             </w:pPr>
             <w:r>
+              <w:rPr>
+                <w:lang w:val="es-ES"/>
+              </w:rPr>
               <w:t xml:space="preserve">0</w:t>
             </w:r>
           </w:p>
@@ -2725,6 +3608,9 @@
               <w:pStyle w:val="Compact"/>
             </w:pPr>
             <w:r>
+              <w:rPr>
+                <w:lang w:val="es-ES"/>
+              </w:rPr>
               <w:t xml:space="preserve">2</w:t>
             </w:r>
           </w:p>
@@ -2736,6 +3622,9 @@
               <w:pStyle w:val="Compact"/>
             </w:pPr>
             <w:r>
+              <w:rPr>
+                <w:lang w:val="es-ES"/>
+              </w:rPr>
               <w:t xml:space="preserve">976</w:t>
             </w:r>
           </w:p>
@@ -2747,6 +3636,9 @@
               <w:pStyle w:val="Compact"/>
             </w:pPr>
             <w:r>
+              <w:rPr>
+                <w:lang w:val="es-ES"/>
+              </w:rPr>
               <w:t xml:space="preserve">1</w:t>
             </w:r>
           </w:p>
@@ -2758,6 +3650,9 @@
               <w:pStyle w:val="Compact"/>
             </w:pPr>
             <w:r>
+              <w:rPr>
+                <w:lang w:val="es-ES"/>
+              </w:rPr>
               <w:t xml:space="preserve">122 (976/8)</w:t>
             </w:r>
           </w:p>
@@ -2771,6 +3666,9 @@
               <w:pStyle w:val="Compact"/>
             </w:pPr>
             <w:r>
+              <w:rPr>
+                <w:lang w:val="es-ES"/>
+              </w:rPr>
               <w:t xml:space="preserve">3</w:t>
             </w:r>
           </w:p>
@@ -2782,6 +3680,9 @@
               <w:pStyle w:val="Compact"/>
             </w:pPr>
             <w:r>
+              <w:rPr>
+                <w:lang w:val="es-ES"/>
+              </w:rPr>
               <w:t xml:space="preserve">976</w:t>
             </w:r>
           </w:p>
@@ -2793,6 +3694,9 @@
               <w:pStyle w:val="Compact"/>
             </w:pPr>
             <w:r>
+              <w:rPr>
+                <w:lang w:val="es-ES"/>
+              </w:rPr>
               <w:t xml:space="preserve">1</w:t>
             </w:r>
           </w:p>
@@ -2804,6 +3708,9 @@
               <w:pStyle w:val="Compact"/>
             </w:pPr>
             <w:r>
+              <w:rPr>
+                <w:lang w:val="es-ES"/>
+              </w:rPr>
               <w:t xml:space="preserve">244</w:t>
             </w:r>
           </w:p>
@@ -2817,6 +3724,9 @@
               <w:pStyle w:val="Compact"/>
             </w:pPr>
             <w:r>
+              <w:rPr>
+                <w:lang w:val="es-ES"/>
+              </w:rPr>
               <w:t xml:space="preserve">4</w:t>
             </w:r>
           </w:p>
@@ -2828,6 +3738,9 @@
               <w:pStyle w:val="Compact"/>
             </w:pPr>
             <w:r>
+              <w:rPr>
+                <w:lang w:val="es-ES"/>
+              </w:rPr>
               <w:t xml:space="preserve">976</w:t>
             </w:r>
           </w:p>
@@ -2839,6 +3752,9 @@
               <w:pStyle w:val="Compact"/>
             </w:pPr>
             <w:r>
+              <w:rPr>
+                <w:lang w:val="es-ES"/>
+              </w:rPr>
               <w:t xml:space="preserve">1</w:t>
             </w:r>
           </w:p>
@@ -2850,6 +3766,9 @@
               <w:pStyle w:val="Compact"/>
             </w:pPr>
             <w:r>
+              <w:rPr>
+                <w:lang w:val="es-ES"/>
+              </w:rPr>
               <w:t xml:space="preserve">366</w:t>
             </w:r>
           </w:p>
@@ -2863,6 +3782,9 @@
               <w:pStyle w:val="Compact"/>
             </w:pPr>
             <w:r>
+              <w:rPr>
+                <w:lang w:val="es-ES"/>
+              </w:rPr>
               <w:t xml:space="preserve">5</w:t>
             </w:r>
           </w:p>
@@ -2874,6 +3796,9 @@
               <w:pStyle w:val="Compact"/>
             </w:pPr>
             <w:r>
+              <w:rPr>
+                <w:lang w:val="es-ES"/>
+              </w:rPr>
               <w:t xml:space="preserve">976</w:t>
             </w:r>
           </w:p>
@@ -2885,6 +3810,9 @@
               <w:pStyle w:val="Compact"/>
             </w:pPr>
             <w:r>
+              <w:rPr>
+                <w:lang w:val="es-ES"/>
+              </w:rPr>
               <w:t xml:space="preserve">1</w:t>
             </w:r>
           </w:p>
@@ -2896,6 +3824,9 @@
               <w:pStyle w:val="Compact"/>
             </w:pPr>
             <w:r>
+              <w:rPr>
+                <w:lang w:val="es-ES"/>
+              </w:rPr>
               <w:t xml:space="preserve">488</w:t>
             </w:r>
           </w:p>
@@ -2909,6 +3840,9 @@
               <w:pStyle w:val="Compact"/>
             </w:pPr>
             <w:r>
+              <w:rPr>
+                <w:lang w:val="es-ES"/>
+              </w:rPr>
               <w:t xml:space="preserve">6</w:t>
             </w:r>
           </w:p>
@@ -2920,6 +3854,9 @@
               <w:pStyle w:val="Compact"/>
             </w:pPr>
             <w:r>
+              <w:rPr>
+                <w:lang w:val="es-ES"/>
+              </w:rPr>
               <w:t xml:space="preserve">120</w:t>
             </w:r>
           </w:p>
@@ -2934,6 +3871,7 @@
               <w:rPr>
                 <w:b/>
                 <w:bCs/>
+                <w:lang w:val="es-ES"/>
               </w:rPr>
               <w:t xml:space="preserve">0</w:t>
             </w:r>
@@ -2946,6 +3884,9 @@
               <w:pStyle w:val="Compact"/>
             </w:pPr>
             <w:r>
+              <w:rPr>
+                <w:lang w:val="es-ES"/>
+              </w:rPr>
               <w:t xml:space="preserve">610</w:t>
             </w:r>
           </w:p>
@@ -2957,6 +3898,9 @@
         <w:pStyle w:val="BodyText"/>
       </w:pPr>
       <w:r>
+        <w:rPr>
+          <w:lang w:val="es-ES"/>
+        </w:rPr>
         <w:t xml:space="preserve">(5×976 = 4880; 5000 − 4880 = 120 en el último.)</w:t>
       </w:r>
     </w:p>
@@ -2968,15 +3912,22 @@
         </w:numPr>
       </w:pPr>
       <w:r>
+        <w:rPr>
+          <w:lang w:val="es-ES"/>
+        </w:rPr>
         <w:t xml:space="preserve">Síntoma clásico:</w:t>
       </w:r>
       <w:r>
+        <w:rPr>
+          <w:lang w:val="es-ES"/>
+        </w:rPr>
         <w:t xml:space="preserve"> </w:t>
       </w:r>
       <w:r>
         <w:rPr>
           <w:b/>
           <w:bCs/>
+          <w:lang w:val="es-ES"/>
         </w:rPr>
         <w:t xml:space="preserve">el ping pequeño va y el grande se corta o da</w:t>
       </w:r>
@@ -2984,6 +3935,7 @@
         <w:rPr>
           <w:b/>
           <w:bCs/>
+          <w:lang w:val="es-ES"/>
         </w:rPr>
         <w:t xml:space="preserve"> </w:t>
       </w:r>
@@ -2991,40 +3943,64 @@
         <w:rPr>
           <w:b/>
           <w:bCs/>
+          <w:lang w:val="es-ES"/>
         </w:rPr>
         <w:t xml:space="preserve">“Packet needs to be fragmented but DF set”</w:t>
       </w:r>
       <w:r>
+        <w:rPr>
+          <w:lang w:val="es-ES"/>
+        </w:rPr>
         <w:t xml:space="preserve">; con</w:t>
       </w:r>
       <w:r>
+        <w:rPr>
+          <w:lang w:val="es-ES"/>
+        </w:rPr>
         <w:t xml:space="preserve"> </w:t>
       </w:r>
       <w:r>
         <w:rPr>
           <w:rStyle w:val="VerbatimChar"/>
+          <w:lang w:val="es-ES"/>
         </w:rPr>
         <w:t xml:space="preserve">tracert</w:t>
       </w:r>
       <w:r>
-        <w:t xml:space="preserve"> </w:t>
-      </w:r>
-      <w:r>
+        <w:rPr>
+          <w:lang w:val="es-ES"/>
+        </w:rPr>
+        <w:t xml:space="preserve"> </w:t>
+      </w:r>
+      <w:r>
+        <w:rPr>
+          <w:lang w:val="es-ES"/>
+        </w:rPr>
         <w:t xml:space="preserve">los saltos intermedios pueden no responder si el problema es de encapsulado/túnel. En Windows:</w:t>
       </w:r>
       <w:r>
+        <w:rPr>
+          <w:lang w:val="es-ES"/>
+        </w:rPr>
         <w:t xml:space="preserve"> </w:t>
       </w:r>
       <w:r>
         <w:rPr>
           <w:rStyle w:val="VerbatimChar"/>
+          <w:lang w:val="es-ES"/>
         </w:rPr>
         <w:t xml:space="preserve">ping -f -l 1472</w:t>
       </w:r>
       <w:r>
-        <w:t xml:space="preserve"> </w:t>
-      </w:r>
-      <w:r>
+        <w:rPr>
+          <w:lang w:val="es-ES"/>
+        </w:rPr>
+        <w:t xml:space="preserve"> </w:t>
+      </w:r>
+      <w:r>
+        <w:rPr>
+          <w:lang w:val="es-ES"/>
+        </w:rPr>
         <w:t xml:space="preserve">(prueba de Path MTU) fallando en el salto problemático.</w:t>
       </w:r>
     </w:p>
@@ -3039,29 +4015,46 @@
         <w:rPr>
           <w:b/>
           <w:bCs/>
+          <w:lang w:val="es-ES"/>
         </w:rPr>
         <w:t xml:space="preserve">No.</w:t>
       </w:r>
       <w:r>
-        <w:t xml:space="preserve"> </w:t>
-      </w:r>
-      <w:r>
+        <w:rPr>
+          <w:lang w:val="es-ES"/>
+        </w:rPr>
+        <w:t xml:space="preserve"> </w:t>
+      </w:r>
+      <w:r>
+        <w:rPr>
+          <w:lang w:val="es-ES"/>
+        </w:rPr>
         <w:t xml:space="preserve">En IPv6 solo el</w:t>
       </w:r>
       <w:r>
+        <w:rPr>
+          <w:lang w:val="es-ES"/>
+        </w:rPr>
         <w:t xml:space="preserve"> </w:t>
       </w:r>
       <w:r>
         <w:rPr>
           <w:b/>
           <w:bCs/>
+          <w:lang w:val="es-ES"/>
         </w:rPr>
         <w:t xml:space="preserve">origen</w:t>
       </w:r>
       <w:r>
-        <w:t xml:space="preserve"> </w:t>
-      </w:r>
-      <w:r>
+        <w:rPr>
+          <w:lang w:val="es-ES"/>
+        </w:rPr>
+        <w:t xml:space="preserve"> </w:t>
+      </w:r>
+      <w:r>
+        <w:rPr>
+          <w:lang w:val="es-ES"/>
+        </w:rPr>
         <w:t xml:space="preserve">fragmenta; los routers intermedios no fragmentan (Path MTU Discovery / Packet Too Big de ICMPv6).</w:t>
       </w:r>
     </w:p>
@@ -3072,6 +4065,9 @@
         <w:pStyle w:val="Heading2"/>
       </w:pPr>
       <w:r>
+        <w:rPr>
+          <w:lang w:val="es-ES"/>
+        </w:rPr>
         <w:t xml:space="preserve">10. ARP, Wireshark y capas</w:t>
       </w:r>
     </w:p>
@@ -3083,31 +4079,53 @@
         </w:numPr>
       </w:pPr>
       <w:r>
+        <w:rPr>
+          <w:lang w:val="es-ES"/>
+        </w:rPr>
         <w:t xml:space="preserve">Porque la capa 2 no puede montar la trama sin la</w:t>
       </w:r>
       <w:r>
+        <w:rPr>
+          <w:lang w:val="es-ES"/>
+        </w:rPr>
         <w:t xml:space="preserve"> </w:t>
       </w:r>
       <w:r>
         <w:rPr>
           <w:b/>
           <w:bCs/>
+          <w:lang w:val="es-ES"/>
         </w:rPr>
         <w:t xml:space="preserve">MAC destino</w:t>
       </w:r>
       <w:r>
+        <w:rPr>
+          <w:lang w:val="es-ES"/>
+        </w:rPr>
         <w:t xml:space="preserve">. ICMP ya tiene las IPs, pero el</w:t>
       </w:r>
       <w:r>
-        <w:t xml:space="preserve"> </w:t>
-      </w:r>
-      <w:r>
+        <w:rPr>
+          <w:lang w:val="es-ES"/>
+        </w:rPr>
+        <w:t xml:space="preserve"> </w:t>
+      </w:r>
+      <w:r>
+        <w:rPr>
+          <w:lang w:val="es-ES"/>
+        </w:rPr>
         <w:t xml:space="preserve">“sobre”</w:t>
       </w:r>
       <w:r>
-        <w:t xml:space="preserve"> </w:t>
-      </w:r>
-      <w:r>
+        <w:rPr>
+          <w:lang w:val="es-ES"/>
+        </w:rPr>
+        <w:t xml:space="preserve"> </w:t>
+      </w:r>
+      <w:r>
+        <w:rPr>
+          <w:lang w:val="es-ES"/>
+        </w:rPr>
         <w:t xml:space="preserve">Ethernet necesita la dirección de enlace del gateway (o del host): ARP la obtiene antes de enviar el primer paquete IP.</w:t>
       </w:r>
     </w:p>
@@ -3119,62 +4137,109 @@
         </w:numPr>
       </w:pPr>
       <w:r>
+        <w:rPr>
+          <w:lang w:val="es-ES"/>
+        </w:rPr>
         <w:t xml:space="preserve">Sin reply, el host</w:t>
       </w:r>
       <w:r>
+        <w:rPr>
+          <w:lang w:val="es-ES"/>
+        </w:rPr>
         <w:t xml:space="preserve"> </w:t>
       </w:r>
       <w:r>
         <w:rPr>
           <w:b/>
           <w:bCs/>
+          <w:lang w:val="es-ES"/>
         </w:rPr>
         <w:t xml:space="preserve">no tiene MAC destino</w:t>
       </w:r>
       <w:r>
-        <w:t xml:space="preserve"> </w:t>
-      </w:r>
-      <w:r>
+        <w:rPr>
+          <w:lang w:val="es-ES"/>
+        </w:rPr>
+        <w:t xml:space="preserve"> </w:t>
+      </w:r>
+      <w:r>
+        <w:rPr>
+          <w:lang w:val="es-ES"/>
+        </w:rPr>
         <w:t xml:space="preserve">→ no construye la trama → el ICMP</w:t>
       </w:r>
       <w:r>
-        <w:t xml:space="preserve"> </w:t>
-      </w:r>
-      <w:r>
+        <w:rPr>
+          <w:lang w:val="es-ES"/>
+        </w:rPr>
+        <w:t xml:space="preserve"> </w:t>
+      </w:r>
+      <w:r>
+        <w:rPr>
+          <w:lang w:val="es-ES"/>
+        </w:rPr>
         <w:t xml:space="preserve">“se queda”</w:t>
       </w:r>
       <w:r>
-        <w:t xml:space="preserve"> </w:t>
-      </w:r>
-      <w:r>
+        <w:rPr>
+          <w:lang w:val="es-ES"/>
+        </w:rPr>
+        <w:t xml:space="preserve"> </w:t>
+      </w:r>
+      <w:r>
+        <w:rPr>
+          <w:lang w:val="es-ES"/>
+        </w:rPr>
         <w:t xml:space="preserve">en la pila. Falla en la frontera</w:t>
       </w:r>
       <w:r>
+        <w:rPr>
+          <w:lang w:val="es-ES"/>
+        </w:rPr>
         <w:t xml:space="preserve"> </w:t>
       </w:r>
       <w:r>
         <w:rPr>
           <w:b/>
           <w:bCs/>
+          <w:lang w:val="es-ES"/>
         </w:rPr>
         <w:t xml:space="preserve">capa 2/3 de la LAN</w:t>
       </w:r>
       <w:r>
-        <w:t xml:space="preserve"> </w:t>
-      </w:r>
-      <w:r>
+        <w:rPr>
+          <w:lang w:val="es-ES"/>
+        </w:rPr>
+        <w:t xml:space="preserve"> </w:t>
+      </w:r>
+      <w:r>
+        <w:rPr>
+          <w:lang w:val="es-ES"/>
+        </w:rPr>
         <w:t xml:space="preserve">(sin ARP no hay trama). El ping no sale</w:t>
       </w:r>
       <w:r>
-        <w:t xml:space="preserve"> </w:t>
-      </w:r>
-      <w:r>
+        <w:rPr>
+          <w:lang w:val="es-ES"/>
+        </w:rPr>
+        <w:t xml:space="preserve"> </w:t>
+      </w:r>
+      <w:r>
+        <w:rPr>
+          <w:lang w:val="es-ES"/>
+        </w:rPr>
         <w:t xml:space="preserve">“por la puerta”</w:t>
       </w:r>
       <w:r>
-        <w:t xml:space="preserve"> </w:t>
-      </w:r>
-      <w:r>
+        <w:rPr>
+          <w:lang w:val="es-ES"/>
+        </w:rPr>
+        <w:t xml:space="preserve"> </w:t>
+      </w:r>
+      <w:r>
+        <w:rPr>
+          <w:lang w:val="es-ES"/>
+        </w:rPr>
         <w:t xml:space="preserve">(gateway).</w:t>
       </w:r>
     </w:p>
@@ -3189,59 +4254,96 @@
         <w:rPr>
           <w:b/>
           <w:bCs/>
+          <w:lang w:val="es-ES"/>
         </w:rPr>
         <w:t xml:space="preserve">No culpes de ARP:</w:t>
       </w:r>
       <w:r>
-        <w:t xml:space="preserve"> </w:t>
-      </w:r>
-      <w:r>
+        <w:rPr>
+          <w:lang w:val="es-ES"/>
+        </w:rPr>
+        <w:t xml:space="preserve"> </w:t>
+      </w:r>
+      <w:r>
+        <w:rPr>
+          <w:lang w:val="es-ES"/>
+        </w:rPr>
         <w:t xml:space="preserve">si</w:t>
       </w:r>
       <w:r>
+        <w:rPr>
+          <w:lang w:val="es-ES"/>
+        </w:rPr>
         <w:t xml:space="preserve"> </w:t>
       </w:r>
       <w:r>
         <w:rPr>
           <w:rStyle w:val="VerbatimChar"/>
+          <w:lang w:val="es-ES"/>
         </w:rPr>
         <w:t xml:space="preserve">arp -a</w:t>
       </w:r>
       <w:r>
-        <w:t xml:space="preserve"> </w:t>
-      </w:r>
-      <w:r>
+        <w:rPr>
+          <w:lang w:val="es-ES"/>
+        </w:rPr>
+        <w:t xml:space="preserve"> </w:t>
+      </w:r>
+      <w:r>
+        <w:rPr>
+          <w:lang w:val="es-ES"/>
+        </w:rPr>
         <w:t xml:space="preserve">trae la MAC del gateway y el ping al gateway va, la resolución local funciona. El fallo a</w:t>
       </w:r>
       <w:r>
+        <w:rPr>
+          <w:lang w:val="es-ES"/>
+        </w:rPr>
         <w:t xml:space="preserve"> </w:t>
       </w:r>
       <w:r>
         <w:rPr>
           <w:rStyle w:val="VerbatimChar"/>
+          <w:lang w:val="es-ES"/>
         </w:rPr>
         <w:t xml:space="preserve">8.8.8.8</w:t>
       </w:r>
       <w:r>
-        <w:t xml:space="preserve"> </w:t>
-      </w:r>
-      <w:r>
+        <w:rPr>
+          <w:lang w:val="es-ES"/>
+        </w:rPr>
+        <w:t xml:space="preserve"> </w:t>
+      </w:r>
+      <w:r>
+        <w:rPr>
+          <w:lang w:val="es-ES"/>
+        </w:rPr>
         <w:t xml:space="preserve">es</w:t>
       </w:r>
       <w:r>
+        <w:rPr>
+          <w:lang w:val="es-ES"/>
+        </w:rPr>
         <w:t xml:space="preserve"> </w:t>
       </w:r>
       <w:r>
         <w:rPr>
           <w:b/>
           <w:bCs/>
+          <w:lang w:val="es-ES"/>
         </w:rPr>
         <w:t xml:space="preserve">ruta por defecto, NAT, firewall o DNS</w:t>
       </w:r>
       <w:r>
-        <w:t xml:space="preserve"> </w:t>
-      </w:r>
-      <w:r>
+        <w:rPr>
+          <w:lang w:val="es-ES"/>
+        </w:rPr>
+        <w:t xml:space="preserve"> </w:t>
+      </w:r>
+      <w:r>
+        <w:rPr>
+          <w:lang w:val="es-ES"/>
+        </w:rPr>
         <w:t xml:space="preserve">(capa 3+ / servicio).</w:t>
       </w:r>
     </w:p>
@@ -3253,79 +4355,126 @@
         </w:numPr>
       </w:pPr>
       <w:r>
+        <w:rPr>
+          <w:lang w:val="es-ES"/>
+        </w:rPr>
         <w:t xml:space="preserve">Dentro va un</w:t>
       </w:r>
       <w:r>
+        <w:rPr>
+          <w:lang w:val="es-ES"/>
+        </w:rPr>
         <w:t xml:space="preserve"> </w:t>
       </w:r>
       <w:r>
         <w:rPr>
           <w:b/>
           <w:bCs/>
+          <w:lang w:val="es-ES"/>
         </w:rPr>
         <w:t xml:space="preserve">paquete IPv4</w:t>
       </w:r>
       <w:r>
-        <w:t xml:space="preserve"> </w:t>
-      </w:r>
-      <w:r>
+        <w:rPr>
+          <w:lang w:val="es-ES"/>
+        </w:rPr>
+        <w:t xml:space="preserve"> </w:t>
+      </w:r>
+      <w:r>
+        <w:rPr>
+          <w:lang w:val="es-ES"/>
+        </w:rPr>
         <w:t xml:space="preserve">(EtherType</w:t>
       </w:r>
       <w:r>
+        <w:rPr>
+          <w:lang w:val="es-ES"/>
+        </w:rPr>
         <w:t xml:space="preserve"> </w:t>
       </w:r>
       <w:r>
         <w:rPr>
           <w:rStyle w:val="VerbatimChar"/>
+          <w:lang w:val="es-ES"/>
         </w:rPr>
         <w:t xml:space="preserve">0x0800</w:t>
       </w:r>
       <w:r>
+        <w:rPr>
+          <w:lang w:val="es-ES"/>
+        </w:rPr>
         <w:t xml:space="preserve">). Las IPs van en la</w:t>
       </w:r>
       <w:r>
+        <w:rPr>
+          <w:lang w:val="es-ES"/>
+        </w:rPr>
         <w:t xml:space="preserve"> </w:t>
       </w:r>
       <w:r>
         <w:rPr>
           <w:b/>
           <w:bCs/>
+          <w:lang w:val="es-ES"/>
         </w:rPr>
         <w:t xml:space="preserve">cabecera IPv4</w:t>
       </w:r>
       <w:r>
+        <w:rPr>
+          <w:lang w:val="es-ES"/>
+        </w:rPr>
         <w:t xml:space="preserve">: campo</w:t>
       </w:r>
       <w:r>
+        <w:rPr>
+          <w:lang w:val="es-ES"/>
+        </w:rPr>
         <w:t xml:space="preserve"> </w:t>
       </w:r>
       <w:r>
         <w:rPr>
           <w:b/>
           <w:bCs/>
+          <w:lang w:val="es-ES"/>
         </w:rPr>
         <w:t xml:space="preserve">IP origen</w:t>
       </w:r>
       <w:r>
-        <w:t xml:space="preserve"> </w:t>
-      </w:r>
-      <w:r>
+        <w:rPr>
+          <w:lang w:val="es-ES"/>
+        </w:rPr>
+        <w:t xml:space="preserve"> </w:t>
+      </w:r>
+      <w:r>
+        <w:rPr>
+          <w:lang w:val="es-ES"/>
+        </w:rPr>
         <w:t xml:space="preserve">= 192.168.1.50, campo</w:t>
       </w:r>
       <w:r>
+        <w:rPr>
+          <w:lang w:val="es-ES"/>
+        </w:rPr>
         <w:t xml:space="preserve"> </w:t>
       </w:r>
       <w:r>
         <w:rPr>
           <w:b/>
           <w:bCs/>
+          <w:lang w:val="es-ES"/>
         </w:rPr>
         <w:t xml:space="preserve">IP destino</w:t>
       </w:r>
       <w:r>
-        <w:t xml:space="preserve"> </w:t>
-      </w:r>
-      <w:r>
+        <w:rPr>
+          <w:lang w:val="es-ES"/>
+        </w:rPr>
+        <w:t xml:space="preserve"> </w:t>
+      </w:r>
+      <w:r>
+        <w:rPr>
+          <w:lang w:val="es-ES"/>
+        </w:rPr>
         <w:t xml:space="preserve">= 192.168.1.1 (además del protocolo = 1 para ICMP).</w:t>
       </w:r>
     </w:p>

--- a/docx/03-direccionamiento-ip/boletin-U03-avanzado-resuelto.docx
+++ b/docx/03-direccionamiento-ip/boletin-U03-avanzado-resuelto.docx
@@ -15,9 +15,6 @@
             <w:pStyle w:val="TOCHeading"/>
           </w:pPr>
           <w:r>
-            <w:rPr>
-              <w:lang w:val="es-ES"/>
-            </w:rPr>
             <w:t xml:space="preserve">Table of Contents</w:t>
           </w:r>
         </w:p>
@@ -37,9 +34,6 @@
         <w:pStyle w:val="Heading1"/>
       </w:pPr>
       <w:r>
-        <w:rPr>
-          <w:lang w:val="es-ES"/>
-        </w:rPr>
         <w:t xml:space="preserve">Boletín UD3 — Avanzado (Resuelto)</w:t>
       </w:r>
     </w:p>
@@ -50,9 +44,6 @@
         <w:pStyle w:val="Heading1"/>
       </w:pPr>
       <w:r>
-        <w:rPr>
-          <w:lang w:val="es-ES"/>
-        </w:rPr>
         <w:t xml:space="preserve">✅ Boletín UD3 — Avanzado (Resuelto)</w:t>
       </w:r>
     </w:p>
@@ -69,9 +60,6 @@
         <w:pStyle w:val="Heading2"/>
       </w:pPr>
       <w:r>
-        <w:rPr>
-          <w:lang w:val="es-ES"/>
-        </w:rPr>
         <w:t xml:space="preserve">1. Diseño VLSM</w:t>
       </w:r>
     </w:p>
@@ -80,9 +68,6 @@
         <w:pStyle w:val="FirstParagraph"/>
       </w:pPr>
       <w:r>
-        <w:rPr>
-          <w:lang w:val="es-ES"/>
-        </w:rPr>
         <w:t xml:space="preserve">Red base: 172.16.0.0/24 (256 direcciones totales)</w:t>
       </w:r>
     </w:p>
@@ -94,20 +79,13 @@
         <w:rPr>
           <w:b/>
           <w:bCs/>
-          <w:lang w:val="es-ES"/>
         </w:rPr>
         <w:t xml:space="preserve">Ordenando de mayor a menor:</w:t>
       </w:r>
       <w:r>
-        <w:rPr>
-          <w:lang w:val="es-ES"/>
-        </w:rPr>
-        <w:t xml:space="preserve"> </w:t>
-      </w:r>
-      <w:r>
-        <w:rPr>
-          <w:lang w:val="es-ES"/>
-        </w:rPr>
+        <w:t xml:space="preserve"> </w:t>
+      </w:r>
+      <w:r>
         <w:t xml:space="preserve">Producción (60) → Desarrollo (30) → Testing (10) → 3 enlaces WAN (2 c/u)</w:t>
       </w:r>
     </w:p>
@@ -136,9 +114,6 @@
               <w:pStyle w:val="Compact"/>
             </w:pPr>
             <w:r>
-              <w:rPr>
-                <w:lang w:val="es-ES"/>
-              </w:rPr>
               <w:t xml:space="preserve">Subred</w:t>
             </w:r>
           </w:p>
@@ -150,9 +125,6 @@
               <w:pStyle w:val="Compact"/>
             </w:pPr>
             <w:r>
-              <w:rPr>
-                <w:lang w:val="es-ES"/>
-              </w:rPr>
               <w:t xml:space="preserve">Hosts</w:t>
             </w:r>
           </w:p>
@@ -164,9 +136,6 @@
               <w:pStyle w:val="Compact"/>
             </w:pPr>
             <w:r>
-              <w:rPr>
-                <w:lang w:val="es-ES"/>
-              </w:rPr>
               <w:t xml:space="preserve">CIDR</w:t>
             </w:r>
           </w:p>
@@ -178,9 +147,6 @@
               <w:pStyle w:val="Compact"/>
             </w:pPr>
             <w:r>
-              <w:rPr>
-                <w:lang w:val="es-ES"/>
-              </w:rPr>
               <w:t xml:space="preserve">Red</w:t>
             </w:r>
           </w:p>
@@ -192,9 +158,6 @@
               <w:pStyle w:val="Compact"/>
             </w:pPr>
             <w:r>
-              <w:rPr>
-                <w:lang w:val="es-ES"/>
-              </w:rPr>
               <w:t xml:space="preserve">Rango</w:t>
             </w:r>
           </w:p>
@@ -206,9 +169,6 @@
               <w:pStyle w:val="Compact"/>
             </w:pPr>
             <w:r>
-              <w:rPr>
-                <w:lang w:val="es-ES"/>
-              </w:rPr>
               <w:t xml:space="preserve">Broadcast</w:t>
             </w:r>
           </w:p>
@@ -222,9 +182,6 @@
               <w:pStyle w:val="Compact"/>
             </w:pPr>
             <w:r>
-              <w:rPr>
-                <w:lang w:val="es-ES"/>
-              </w:rPr>
               <w:t xml:space="preserve">Producción</w:t>
             </w:r>
           </w:p>
@@ -236,9 +193,6 @@
               <w:pStyle w:val="Compact"/>
             </w:pPr>
             <w:r>
-              <w:rPr>
-                <w:lang w:val="es-ES"/>
-              </w:rPr>
               <w:t xml:space="preserve">60 (62)</w:t>
             </w:r>
           </w:p>
@@ -250,9 +204,6 @@
               <w:pStyle w:val="Compact"/>
             </w:pPr>
             <w:r>
-              <w:rPr>
-                <w:lang w:val="es-ES"/>
-              </w:rPr>
               <w:t xml:space="preserve">/26</w:t>
             </w:r>
           </w:p>
@@ -264,9 +215,6 @@
               <w:pStyle w:val="Compact"/>
             </w:pPr>
             <w:r>
-              <w:rPr>
-                <w:lang w:val="es-ES"/>
-              </w:rPr>
               <w:t xml:space="preserve">172.16.0.0</w:t>
             </w:r>
           </w:p>
@@ -278,9 +226,6 @@
               <w:pStyle w:val="Compact"/>
             </w:pPr>
             <w:r>
-              <w:rPr>
-                <w:lang w:val="es-ES"/>
-              </w:rPr>
               <w:t xml:space="preserve">.1 - .62</w:t>
             </w:r>
           </w:p>
@@ -292,9 +237,6 @@
               <w:pStyle w:val="Compact"/>
             </w:pPr>
             <w:r>
-              <w:rPr>
-                <w:lang w:val="es-ES"/>
-              </w:rPr>
               <w:t xml:space="preserve">.63</w:t>
             </w:r>
           </w:p>
@@ -308,9 +250,6 @@
               <w:pStyle w:val="Compact"/>
             </w:pPr>
             <w:r>
-              <w:rPr>
-                <w:lang w:val="es-ES"/>
-              </w:rPr>
               <w:t xml:space="preserve">Desarrollo</w:t>
             </w:r>
           </w:p>
@@ -322,9 +261,6 @@
               <w:pStyle w:val="Compact"/>
             </w:pPr>
             <w:r>
-              <w:rPr>
-                <w:lang w:val="es-ES"/>
-              </w:rPr>
               <w:t xml:space="preserve">30 (30)</w:t>
             </w:r>
           </w:p>
@@ -336,9 +272,6 @@
               <w:pStyle w:val="Compact"/>
             </w:pPr>
             <w:r>
-              <w:rPr>
-                <w:lang w:val="es-ES"/>
-              </w:rPr>
               <w:t xml:space="preserve">/27</w:t>
             </w:r>
           </w:p>
@@ -350,9 +283,6 @@
               <w:pStyle w:val="Compact"/>
             </w:pPr>
             <w:r>
-              <w:rPr>
-                <w:lang w:val="es-ES"/>
-              </w:rPr>
               <w:t xml:space="preserve">172.16.0.64</w:t>
             </w:r>
           </w:p>
@@ -364,9 +294,6 @@
               <w:pStyle w:val="Compact"/>
             </w:pPr>
             <w:r>
-              <w:rPr>
-                <w:lang w:val="es-ES"/>
-              </w:rPr>
               <w:t xml:space="preserve">.65 - .94</w:t>
             </w:r>
           </w:p>
@@ -378,9 +305,6 @@
               <w:pStyle w:val="Compact"/>
             </w:pPr>
             <w:r>
-              <w:rPr>
-                <w:lang w:val="es-ES"/>
-              </w:rPr>
               <w:t xml:space="preserve">.95</w:t>
             </w:r>
           </w:p>
@@ -394,9 +318,6 @@
               <w:pStyle w:val="Compact"/>
             </w:pPr>
             <w:r>
-              <w:rPr>
-                <w:lang w:val="es-ES"/>
-              </w:rPr>
               <w:t xml:space="preserve">Testing</w:t>
             </w:r>
           </w:p>
@@ -408,9 +329,6 @@
               <w:pStyle w:val="Compact"/>
             </w:pPr>
             <w:r>
-              <w:rPr>
-                <w:lang w:val="es-ES"/>
-              </w:rPr>
               <w:t xml:space="preserve">10 (14)</w:t>
             </w:r>
           </w:p>
@@ -422,9 +340,6 @@
               <w:pStyle w:val="Compact"/>
             </w:pPr>
             <w:r>
-              <w:rPr>
-                <w:lang w:val="es-ES"/>
-              </w:rPr>
               <w:t xml:space="preserve">/28</w:t>
             </w:r>
           </w:p>
@@ -436,9 +351,6 @@
               <w:pStyle w:val="Compact"/>
             </w:pPr>
             <w:r>
-              <w:rPr>
-                <w:lang w:val="es-ES"/>
-              </w:rPr>
               <w:t xml:space="preserve">172.16.0.96</w:t>
             </w:r>
           </w:p>
@@ -450,9 +362,6 @@
               <w:pStyle w:val="Compact"/>
             </w:pPr>
             <w:r>
-              <w:rPr>
-                <w:lang w:val="es-ES"/>
-              </w:rPr>
               <w:t xml:space="preserve">.97 - .110</w:t>
             </w:r>
           </w:p>
@@ -464,9 +373,6 @@
               <w:pStyle w:val="Compact"/>
             </w:pPr>
             <w:r>
-              <w:rPr>
-                <w:lang w:val="es-ES"/>
-              </w:rPr>
               <w:t xml:space="preserve">.111</w:t>
             </w:r>
           </w:p>
@@ -480,9 +386,6 @@
               <w:pStyle w:val="Compact"/>
             </w:pPr>
             <w:r>
-              <w:rPr>
-                <w:lang w:val="es-ES"/>
-              </w:rPr>
               <w:t xml:space="preserve">WAN 1</w:t>
             </w:r>
           </w:p>
@@ -494,9 +397,6 @@
               <w:pStyle w:val="Compact"/>
             </w:pPr>
             <w:r>
-              <w:rPr>
-                <w:lang w:val="es-ES"/>
-              </w:rPr>
               <w:t xml:space="preserve">2 (2)</w:t>
             </w:r>
           </w:p>
@@ -508,9 +408,6 @@
               <w:pStyle w:val="Compact"/>
             </w:pPr>
             <w:r>
-              <w:rPr>
-                <w:lang w:val="es-ES"/>
-              </w:rPr>
               <w:t xml:space="preserve">/30</w:t>
             </w:r>
           </w:p>
@@ -522,9 +419,6 @@
               <w:pStyle w:val="Compact"/>
             </w:pPr>
             <w:r>
-              <w:rPr>
-                <w:lang w:val="es-ES"/>
-              </w:rPr>
               <w:t xml:space="preserve">172.16.0.112</w:t>
             </w:r>
           </w:p>
@@ -536,9 +430,6 @@
               <w:pStyle w:val="Compact"/>
             </w:pPr>
             <w:r>
-              <w:rPr>
-                <w:lang w:val="es-ES"/>
-              </w:rPr>
               <w:t xml:space="preserve">.113 - .114</w:t>
             </w:r>
           </w:p>
@@ -550,9 +441,6 @@
               <w:pStyle w:val="Compact"/>
             </w:pPr>
             <w:r>
-              <w:rPr>
-                <w:lang w:val="es-ES"/>
-              </w:rPr>
               <w:t xml:space="preserve">.115</w:t>
             </w:r>
           </w:p>
@@ -566,9 +454,6 @@
               <w:pStyle w:val="Compact"/>
             </w:pPr>
             <w:r>
-              <w:rPr>
-                <w:lang w:val="es-ES"/>
-              </w:rPr>
               <w:t xml:space="preserve">WAN 2</w:t>
             </w:r>
           </w:p>
@@ -580,9 +465,6 @@
               <w:pStyle w:val="Compact"/>
             </w:pPr>
             <w:r>
-              <w:rPr>
-                <w:lang w:val="es-ES"/>
-              </w:rPr>
               <w:t xml:space="preserve">2 (2)</w:t>
             </w:r>
           </w:p>
@@ -594,9 +476,6 @@
               <w:pStyle w:val="Compact"/>
             </w:pPr>
             <w:r>
-              <w:rPr>
-                <w:lang w:val="es-ES"/>
-              </w:rPr>
               <w:t xml:space="preserve">/30</w:t>
             </w:r>
           </w:p>
@@ -608,9 +487,6 @@
               <w:pStyle w:val="Compact"/>
             </w:pPr>
             <w:r>
-              <w:rPr>
-                <w:lang w:val="es-ES"/>
-              </w:rPr>
               <w:t xml:space="preserve">172.16.0.116</w:t>
             </w:r>
           </w:p>
@@ -622,9 +498,6 @@
               <w:pStyle w:val="Compact"/>
             </w:pPr>
             <w:r>
-              <w:rPr>
-                <w:lang w:val="es-ES"/>
-              </w:rPr>
               <w:t xml:space="preserve">.117 - .118</w:t>
             </w:r>
           </w:p>
@@ -636,9 +509,6 @@
               <w:pStyle w:val="Compact"/>
             </w:pPr>
             <w:r>
-              <w:rPr>
-                <w:lang w:val="es-ES"/>
-              </w:rPr>
               <w:t xml:space="preserve">.119</w:t>
             </w:r>
           </w:p>
@@ -652,9 +522,6 @@
               <w:pStyle w:val="Compact"/>
             </w:pPr>
             <w:r>
-              <w:rPr>
-                <w:lang w:val="es-ES"/>
-              </w:rPr>
               <w:t xml:space="preserve">WAN 3</w:t>
             </w:r>
           </w:p>
@@ -666,9 +533,6 @@
               <w:pStyle w:val="Compact"/>
             </w:pPr>
             <w:r>
-              <w:rPr>
-                <w:lang w:val="es-ES"/>
-              </w:rPr>
               <w:t xml:space="preserve">2 (2)</w:t>
             </w:r>
           </w:p>
@@ -680,9 +544,6 @@
               <w:pStyle w:val="Compact"/>
             </w:pPr>
             <w:r>
-              <w:rPr>
-                <w:lang w:val="es-ES"/>
-              </w:rPr>
               <w:t xml:space="preserve">/30</w:t>
             </w:r>
           </w:p>
@@ -694,9 +555,6 @@
               <w:pStyle w:val="Compact"/>
             </w:pPr>
             <w:r>
-              <w:rPr>
-                <w:lang w:val="es-ES"/>
-              </w:rPr>
               <w:t xml:space="preserve">172.16.0.120</w:t>
             </w:r>
           </w:p>
@@ -708,9 +566,6 @@
               <w:pStyle w:val="Compact"/>
             </w:pPr>
             <w:r>
-              <w:rPr>
-                <w:lang w:val="es-ES"/>
-              </w:rPr>
               <w:t xml:space="preserve">.121 - .122</w:t>
             </w:r>
           </w:p>
@@ -722,9 +577,6 @@
               <w:pStyle w:val="Compact"/>
             </w:pPr>
             <w:r>
-              <w:rPr>
-                <w:lang w:val="es-ES"/>
-              </w:rPr>
               <w:t xml:space="preserve">.123</w:t>
             </w:r>
           </w:p>
@@ -739,46 +591,29 @@
         <w:rPr>
           <w:b/>
           <w:bCs/>
-          <w:lang w:val="es-ES"/>
         </w:rPr>
         <w:t xml:space="preserve">Sobran:</w:t>
       </w:r>
       <w:r>
-        <w:rPr>
-          <w:lang w:val="es-ES"/>
-        </w:rPr>
-        <w:t xml:space="preserve"> </w:t>
-      </w:r>
-      <w:r>
-        <w:rPr>
-          <w:lang w:val="es-ES"/>
-        </w:rPr>
+        <w:t xml:space="preserve"> </w:t>
+      </w:r>
+      <w:r>
         <w:t xml:space="preserve">172.16.0.124 - 172.16.0.255 =</w:t>
       </w:r>
       <w:r>
-        <w:rPr>
-          <w:lang w:val="es-ES"/>
-        </w:rPr>
-        <w:t xml:space="preserve"> </w:t>
-      </w:r>
-      <w:r>
-        <w:rPr>
-          <w:b/>
-          <w:bCs/>
-          <w:lang w:val="es-ES"/>
+        <w:t xml:space="preserve"> </w:t>
+      </w:r>
+      <w:r>
+        <w:rPr>
+          <w:b/>
+          <w:bCs/>
         </w:rPr>
         <w:t xml:space="preserve">132 direcciones</w:t>
       </w:r>
       <w:r>
-        <w:rPr>
-          <w:lang w:val="es-ES"/>
-        </w:rPr>
-        <w:t xml:space="preserve"> </w:t>
-      </w:r>
-      <w:r>
-        <w:rPr>
-          <w:lang w:val="es-ES"/>
-        </w:rPr>
+        <w:t xml:space="preserve"> </w:t>
+      </w:r>
+      <w:r>
         <w:t xml:space="preserve">(132 - 2 = 130 hosts útiles).</w:t>
       </w:r>
     </w:p>
@@ -789,9 +624,6 @@
         <w:pStyle w:val="Heading2"/>
       </w:pPr>
       <w:r>
-        <w:rPr>
-          <w:lang w:val="es-ES"/>
-        </w:rPr>
         <w:t xml:space="preserve">2. Diagnóstico DHCP</w:t>
       </w:r>
     </w:p>
@@ -803,35 +635,22 @@
         </w:numPr>
       </w:pPr>
       <w:r>
-        <w:rPr>
-          <w:lang w:val="es-ES"/>
-        </w:rPr>
         <w:t xml:space="preserve">Es una</w:t>
       </w:r>
       <w:r>
-        <w:rPr>
-          <w:lang w:val="es-ES"/>
-        </w:rPr>
-        <w:t xml:space="preserve"> </w:t>
-      </w:r>
-      <w:r>
-        <w:rPr>
-          <w:b/>
-          <w:bCs/>
-          <w:lang w:val="es-ES"/>
+        <w:t xml:space="preserve"> </w:t>
+      </w:r>
+      <w:r>
+        <w:rPr>
+          <w:b/>
+          <w:bCs/>
         </w:rPr>
         <w:t xml:space="preserve">dirección APIPA</w:t>
       </w:r>
       <w:r>
-        <w:rPr>
-          <w:lang w:val="es-ES"/>
-        </w:rPr>
-        <w:t xml:space="preserve"> </w:t>
-      </w:r>
-      <w:r>
-        <w:rPr>
-          <w:lang w:val="es-ES"/>
-        </w:rPr>
+        <w:t xml:space="preserve"> </w:t>
+      </w:r>
+      <w:r>
         <w:t xml:space="preserve">(Automatic Private IP Addressing), rango 169.254.0.0/16.</w:t>
       </w:r>
     </w:p>
@@ -843,35 +662,22 @@
         </w:numPr>
       </w:pPr>
       <w:r>
-        <w:rPr>
-          <w:lang w:val="es-ES"/>
-        </w:rPr>
         <w:t xml:space="preserve">Windows asigna automáticamente una IP APIPA cuando el</w:t>
       </w:r>
       <w:r>
-        <w:rPr>
-          <w:lang w:val="es-ES"/>
-        </w:rPr>
-        <w:t xml:space="preserve"> </w:t>
-      </w:r>
-      <w:r>
-        <w:rPr>
-          <w:b/>
-          <w:bCs/>
-          <w:lang w:val="es-ES"/>
+        <w:t xml:space="preserve"> </w:t>
+      </w:r>
+      <w:r>
+        <w:rPr>
+          <w:b/>
+          <w:bCs/>
         </w:rPr>
         <w:t xml:space="preserve">servidor DHCP no responde</w:t>
       </w:r>
       <w:r>
-        <w:rPr>
-          <w:lang w:val="es-ES"/>
-        </w:rPr>
-        <w:t xml:space="preserve"> </w:t>
-      </w:r>
-      <w:r>
-        <w:rPr>
-          <w:lang w:val="es-ES"/>
-        </w:rPr>
+        <w:t xml:space="preserve"> </w:t>
+      </w:r>
+      <w:r>
         <w:t xml:space="preserve">o no está disponible.</w:t>
       </w:r>
     </w:p>
@@ -886,7 +692,6 @@
         <w:rPr>
           <w:b/>
           <w:bCs/>
-          <w:lang w:val="es-ES"/>
         </w:rPr>
         <w:t xml:space="preserve">Soluciones:</w:t>
       </w:r>
@@ -900,9 +705,6 @@
         </w:numPr>
       </w:pPr>
       <w:r>
-        <w:rPr>
-          <w:lang w:val="es-ES"/>
-        </w:rPr>
         <w:t xml:space="preserve">Verificar que el servidor DHCP esté encendido y funcionando</w:t>
       </w:r>
     </w:p>
@@ -915,9 +717,6 @@
         </w:numPr>
       </w:pPr>
       <w:r>
-        <w:rPr>
-          <w:lang w:val="es-ES"/>
-        </w:rPr>
         <w:t xml:space="preserve">Comprobar la conectividad con el servidor DHCP (¿está en la misma red? ¿hay switches funcionando?)</w:t>
       </w:r>
     </w:p>
@@ -930,59 +729,36 @@
         </w:numPr>
       </w:pPr>
       <w:r>
-        <w:rPr>
-          <w:lang w:val="es-ES"/>
-        </w:rPr>
         <w:t xml:space="preserve">Hacer</w:t>
       </w:r>
       <w:r>
-        <w:rPr>
-          <w:lang w:val="es-ES"/>
-        </w:rPr>
         <w:t xml:space="preserve"> </w:t>
       </w:r>
       <w:r>
         <w:rPr>
           <w:rStyle w:val="VerbatimChar"/>
-          <w:lang w:val="es-ES"/>
         </w:rPr>
         <w:t xml:space="preserve">ipconfig /release</w:t>
       </w:r>
       <w:r>
-        <w:rPr>
-          <w:lang w:val="es-ES"/>
-        </w:rPr>
-        <w:t xml:space="preserve"> </w:t>
-      </w:r>
-      <w:r>
-        <w:rPr>
-          <w:lang w:val="es-ES"/>
-        </w:rPr>
+        <w:t xml:space="preserve"> </w:t>
+      </w:r>
+      <w:r>
         <w:t xml:space="preserve">y</w:t>
       </w:r>
       <w:r>
-        <w:rPr>
-          <w:lang w:val="es-ES"/>
-        </w:rPr>
         <w:t xml:space="preserve"> </w:t>
       </w:r>
       <w:r>
         <w:rPr>
           <w:rStyle w:val="VerbatimChar"/>
-          <w:lang w:val="es-ES"/>
         </w:rPr>
         <w:t xml:space="preserve">ipconfig /renew</w:t>
       </w:r>
       <w:r>
-        <w:rPr>
-          <w:lang w:val="es-ES"/>
-        </w:rPr>
-        <w:t xml:space="preserve"> </w:t>
-      </w:r>
-      <w:r>
-        <w:rPr>
-          <w:lang w:val="es-ES"/>
-        </w:rPr>
+        <w:t xml:space="preserve"> </w:t>
+      </w:r>
+      <w:r>
         <w:t xml:space="preserve">para forzar una nueva solicitud DHCP</w:t>
       </w:r>
     </w:p>
@@ -995,9 +771,6 @@
         </w:numPr>
       </w:pPr>
       <w:r>
-        <w:rPr>
-          <w:lang w:val="es-ES"/>
-        </w:rPr>
         <w:t xml:space="preserve">Asignar una IP estática si el DHCP no es recuperable</w:t>
       </w:r>
     </w:p>
@@ -1008,9 +781,6 @@
         <w:pStyle w:val="Heading2"/>
       </w:pPr>
       <w:r>
-        <w:rPr>
-          <w:lang w:val="es-ES"/>
-        </w:rPr>
         <w:t xml:space="preserve">3. Subnetting binario</w:t>
       </w:r>
     </w:p>
@@ -1025,46 +795,29 @@
         <w:rPr>
           <w:b/>
           <w:bCs/>
-          <w:lang w:val="es-ES"/>
         </w:rPr>
         <w:t xml:space="preserve">IP en binario:</w:t>
       </w:r>
       <w:r>
-        <w:rPr>
-          <w:lang w:val="es-ES"/>
-        </w:rPr>
-        <w:t xml:space="preserve"> </w:t>
-      </w:r>
-      <w:r>
-        <w:rPr>
-          <w:lang w:val="es-ES"/>
-        </w:rPr>
+        <w:t xml:space="preserve"> </w:t>
+      </w:r>
+      <w:r>
         <w:t xml:space="preserve">200.100.50.30 = 11001000.01100100.00110010.00011110</w:t>
       </w:r>
       <w:r>
-        <w:rPr>
-          <w:lang w:val="es-ES"/>
-        </w:rPr>
-        <w:t xml:space="preserve"> </w:t>
-      </w:r>
-      <w:r>
-        <w:rPr>
-          <w:b/>
-          <w:bCs/>
-          <w:lang w:val="es-ES"/>
+        <w:t xml:space="preserve"> </w:t>
+      </w:r>
+      <w:r>
+        <w:rPr>
+          <w:b/>
+          <w:bCs/>
         </w:rPr>
         <w:t xml:space="preserve">Máscara en binario:</w:t>
       </w:r>
       <w:r>
-        <w:rPr>
-          <w:lang w:val="es-ES"/>
-        </w:rPr>
-        <w:t xml:space="preserve"> </w:t>
-      </w:r>
-      <w:r>
-        <w:rPr>
-          <w:lang w:val="es-ES"/>
-        </w:rPr>
+        <w:t xml:space="preserve"> </w:t>
+      </w:r>
+      <w:r>
         <w:t xml:space="preserve">255.255.255.224 = 11111111.11111111.11111111.11100000</w:t>
       </w:r>
     </w:p>
@@ -1079,33 +832,22 @@
         <w:rPr>
           <w:b/>
           <w:bCs/>
-          <w:lang w:val="es-ES"/>
         </w:rPr>
         <w:t xml:space="preserve">AND → Dirección de red:</w:t>
       </w:r>
       <w:r>
-        <w:rPr>
-          <w:lang w:val="es-ES"/>
-        </w:rPr>
-        <w:t xml:space="preserve"> </w:t>
-      </w:r>
-      <w:r>
-        <w:rPr>
-          <w:lang w:val="es-ES"/>
-        </w:rPr>
+        <w:t xml:space="preserve"> </w:t>
+      </w:r>
+      <w:r>
         <w:t xml:space="preserve">11001000.01100100.00110010.00000000 =</w:t>
       </w:r>
       <w:r>
-        <w:rPr>
-          <w:lang w:val="es-ES"/>
-        </w:rPr>
-        <w:t xml:space="preserve"> </w:t>
-      </w:r>
-      <w:r>
-        <w:rPr>
-          <w:b/>
-          <w:bCs/>
-          <w:lang w:val="es-ES"/>
+        <w:t xml:space="preserve"> </w:t>
+      </w:r>
+      <w:r>
+        <w:rPr>
+          <w:b/>
+          <w:bCs/>
         </w:rPr>
         <w:t xml:space="preserve">200.100.50.0/27</w:t>
       </w:r>
@@ -1121,20 +863,13 @@
         <w:rPr>
           <w:b/>
           <w:bCs/>
-          <w:lang w:val="es-ES"/>
         </w:rPr>
         <w:t xml:space="preserve">Broadcast:</w:t>
       </w:r>
       <w:r>
-        <w:rPr>
-          <w:lang w:val="es-ES"/>
-        </w:rPr>
-        <w:t xml:space="preserve"> </w:t>
-      </w:r>
-      <w:r>
-        <w:rPr>
-          <w:lang w:val="es-ES"/>
-        </w:rPr>
+        <w:t xml:space="preserve"> </w:t>
+      </w:r>
+      <w:r>
         <w:t xml:space="preserve">200.100.50.31 (todos los bits de host a 1: 00011111)</w:t>
       </w:r>
     </w:p>
@@ -1149,33 +884,22 @@
         <w:rPr>
           <w:b/>
           <w:bCs/>
-          <w:lang w:val="es-ES"/>
         </w:rPr>
         <w:t xml:space="preserve">Hosts útiles:</w:t>
       </w:r>
       <w:r>
-        <w:rPr>
-          <w:lang w:val="es-ES"/>
-        </w:rPr>
-        <w:t xml:space="preserve"> </w:t>
-      </w:r>
-      <w:r>
-        <w:rPr>
-          <w:lang w:val="es-ES"/>
-        </w:rPr>
+        <w:t xml:space="preserve"> </w:t>
+      </w:r>
+      <w:r>
         <w:t xml:space="preserve">2⁵ - 2 = 32 - 2 =</w:t>
       </w:r>
       <w:r>
-        <w:rPr>
-          <w:lang w:val="es-ES"/>
-        </w:rPr>
-        <w:t xml:space="preserve"> </w:t>
-      </w:r>
-      <w:r>
-        <w:rPr>
-          <w:b/>
-          <w:bCs/>
-          <w:lang w:val="es-ES"/>
+        <w:t xml:space="preserve"> </w:t>
+      </w:r>
+      <w:r>
+        <w:rPr>
+          <w:b/>
+          <w:bCs/>
         </w:rPr>
         <w:t xml:space="preserve">30 hosts</w:t>
       </w:r>
@@ -1191,58 +915,35 @@
         <w:rPr>
           <w:b/>
           <w:bCs/>
-          <w:lang w:val="es-ES"/>
         </w:rPr>
         <w:t xml:space="preserve">200.100.50.62 → binario:</w:t>
       </w:r>
       <w:r>
-        <w:rPr>
-          <w:lang w:val="es-ES"/>
-        </w:rPr>
-        <w:t xml:space="preserve"> </w:t>
-      </w:r>
-      <w:r>
-        <w:rPr>
-          <w:lang w:val="es-ES"/>
-        </w:rPr>
+        <w:t xml:space="preserve"> </w:t>
+      </w:r>
+      <w:r>
         <w:t xml:space="preserve">11001000.01100100.00110010.00111110</w:t>
       </w:r>
       <w:r>
-        <w:rPr>
-          <w:lang w:val="es-ES"/>
-        </w:rPr>
-        <w:t xml:space="preserve"> </w:t>
-      </w:r>
-      <w:r>
-        <w:rPr>
-          <w:lang w:val="es-ES"/>
-        </w:rPr>
+        <w:t xml:space="preserve"> </w:t>
+      </w:r>
+      <w:r>
         <w:t xml:space="preserve">Red de .62 con /27: 200.100.50.32/27 (bits de red fijos, 00100000)</w:t>
       </w:r>
       <w:r>
-        <w:rPr>
-          <w:lang w:val="es-ES"/>
-        </w:rPr>
-        <w:t xml:space="preserve"> </w:t>
-      </w:r>
-      <w:r>
-        <w:rPr>
-          <w:b/>
-          <w:bCs/>
-          <w:lang w:val="es-ES"/>
+        <w:t xml:space="preserve"> </w:t>
+      </w:r>
+      <w:r>
+        <w:rPr>
+          <w:b/>
+          <w:bCs/>
         </w:rPr>
         <w:t xml:space="preserve">NO está en la misma subred.</w:t>
       </w:r>
       <w:r>
-        <w:rPr>
-          <w:lang w:val="es-ES"/>
-        </w:rPr>
-        <w:t xml:space="preserve"> </w:t>
-      </w:r>
-      <w:r>
-        <w:rPr>
-          <w:lang w:val="es-ES"/>
-        </w:rPr>
+        <w:t xml:space="preserve"> </w:t>
+      </w:r>
+      <w:r>
         <w:t xml:space="preserve">.30 está en 200.100.50.0/27, .62 está en 200.100.50.32/27.</w:t>
       </w:r>
     </w:p>
@@ -1253,9 +954,6 @@
         <w:pStyle w:val="Heading2"/>
       </w:pPr>
       <w:r>
-        <w:rPr>
-          <w:lang w:val="es-ES"/>
-        </w:rPr>
         <w:t xml:space="preserve">4. Resumen de subredes</w:t>
       </w:r>
     </w:p>
@@ -1270,20 +968,13 @@
         <w:rPr>
           <w:b/>
           <w:bCs/>
-          <w:lang w:val="es-ES"/>
         </w:rPr>
         <w:t xml:space="preserve">Bits a pedir:</w:t>
       </w:r>
       <w:r>
-        <w:rPr>
-          <w:lang w:val="es-ES"/>
-        </w:rPr>
-        <w:t xml:space="preserve"> </w:t>
-      </w:r>
-      <w:r>
-        <w:rPr>
-          <w:lang w:val="es-ES"/>
-        </w:rPr>
+        <w:t xml:space="preserve"> </w:t>
+      </w:r>
+      <w:r>
         <w:t xml:space="preserve">2ⁿ = 8 → n = 3 bits</w:t>
       </w:r>
     </w:p>
@@ -1295,35 +986,22 @@
         </w:numPr>
       </w:pPr>
       <w:r>
-        <w:rPr>
-          <w:lang w:val="es-ES"/>
-        </w:rPr>
         <w:t xml:space="preserve">Máscara original: /16. Nuevos bits: 16 + 3 =</w:t>
       </w:r>
       <w:r>
-        <w:rPr>
-          <w:lang w:val="es-ES"/>
-        </w:rPr>
-        <w:t xml:space="preserve"> </w:t>
-      </w:r>
-      <w:r>
-        <w:rPr>
-          <w:b/>
-          <w:bCs/>
-          <w:lang w:val="es-ES"/>
+        <w:t xml:space="preserve"> </w:t>
+      </w:r>
+      <w:r>
+        <w:rPr>
+          <w:b/>
+          <w:bCs/>
         </w:rPr>
         <w:t xml:space="preserve">/19</w:t>
       </w:r>
       <w:r>
-        <w:rPr>
-          <w:lang w:val="es-ES"/>
-        </w:rPr>
-        <w:t xml:space="preserve"> </w:t>
-      </w:r>
-      <w:r>
-        <w:rPr>
-          <w:lang w:val="es-ES"/>
-        </w:rPr>
+        <w:t xml:space="preserve"> </w:t>
+      </w:r>
+      <w:r>
         <w:t xml:space="preserve">(255.255.224.0)</w:t>
       </w:r>
     </w:p>
@@ -1338,33 +1016,22 @@
         <w:rPr>
           <w:b/>
           <w:bCs/>
-          <w:lang w:val="es-ES"/>
         </w:rPr>
         <w:t xml:space="preserve">Hosts por subred:</w:t>
       </w:r>
       <w:r>
-        <w:rPr>
-          <w:lang w:val="es-ES"/>
-        </w:rPr>
-        <w:t xml:space="preserve"> </w:t>
-      </w:r>
-      <w:r>
-        <w:rPr>
-          <w:lang w:val="es-ES"/>
-        </w:rPr>
+        <w:t xml:space="preserve"> </w:t>
+      </w:r>
+      <w:r>
         <w:t xml:space="preserve">32 - 19 = 13 bits de host → 2¹³ - 2 =</w:t>
       </w:r>
       <w:r>
-        <w:rPr>
-          <w:lang w:val="es-ES"/>
-        </w:rPr>
-        <w:t xml:space="preserve"> </w:t>
-      </w:r>
-      <w:r>
-        <w:rPr>
-          <w:b/>
-          <w:bCs/>
-          <w:lang w:val="es-ES"/>
+        <w:t xml:space="preserve"> </w:t>
+      </w:r>
+      <w:r>
+        <w:rPr>
+          <w:b/>
+          <w:bCs/>
         </w:rPr>
         <w:t xml:space="preserve">8190 hosts</w:t>
       </w:r>
@@ -1380,7 +1047,6 @@
         <w:rPr>
           <w:b/>
           <w:bCs/>
-          <w:lang w:val="es-ES"/>
         </w:rPr>
         <w:t xml:space="preserve">Subredes:</w:t>
       </w:r>
@@ -1394,9 +1060,6 @@
         </w:numPr>
       </w:pPr>
       <w:r>
-        <w:rPr>
-          <w:lang w:val="es-ES"/>
-        </w:rPr>
         <w:t xml:space="preserve">10.0.0.0/19</w:t>
       </w:r>
     </w:p>
@@ -1409,9 +1072,6 @@
         </w:numPr>
       </w:pPr>
       <w:r>
-        <w:rPr>
-          <w:lang w:val="es-ES"/>
-        </w:rPr>
         <w:t xml:space="preserve">10.0.32.0/19</w:t>
       </w:r>
     </w:p>
@@ -1424,9 +1084,6 @@
         </w:numPr>
       </w:pPr>
       <w:r>
-        <w:rPr>
-          <w:lang w:val="es-ES"/>
-        </w:rPr>
         <w:t xml:space="preserve">10.0.64.0/19</w:t>
       </w:r>
     </w:p>
@@ -1439,9 +1096,6 @@
         </w:numPr>
       </w:pPr>
       <w:r>
-        <w:rPr>
-          <w:lang w:val="es-ES"/>
-        </w:rPr>
         <w:t xml:space="preserve">10.0.96.0/19</w:t>
       </w:r>
     </w:p>
@@ -1454,9 +1108,6 @@
         </w:numPr>
       </w:pPr>
       <w:r>
-        <w:rPr>
-          <w:lang w:val="es-ES"/>
-        </w:rPr>
         <w:t xml:space="preserve">10.0.128.0/19</w:t>
       </w:r>
     </w:p>
@@ -1469,9 +1120,6 @@
         </w:numPr>
       </w:pPr>
       <w:r>
-        <w:rPr>
-          <w:lang w:val="es-ES"/>
-        </w:rPr>
         <w:t xml:space="preserve">10.0.160.0/19</w:t>
       </w:r>
     </w:p>
@@ -1484,9 +1132,6 @@
         </w:numPr>
       </w:pPr>
       <w:r>
-        <w:rPr>
-          <w:lang w:val="es-ES"/>
-        </w:rPr>
         <w:t xml:space="preserve">10.0.192.0/19</w:t>
       </w:r>
     </w:p>
@@ -1499,9 +1144,6 @@
         </w:numPr>
       </w:pPr>
       <w:r>
-        <w:rPr>
-          <w:lang w:val="es-ES"/>
-        </w:rPr>
         <w:t xml:space="preserve">10.0.224.0/19</w:t>
       </w:r>
     </w:p>
@@ -1510,9 +1152,6 @@
         <w:pStyle w:val="FirstParagraph"/>
       </w:pPr>
       <w:r>
-        <w:rPr>
-          <w:lang w:val="es-ES"/>
-        </w:rPr>
         <w:t xml:space="preserve">(El incremento entre subredes es 32 en el tercer octeto: 2¹⁹⁻¹⁶ = 2³ = 32)</w:t>
       </w:r>
     </w:p>
@@ -1523,9 +1162,6 @@
         <w:pStyle w:val="Heading2"/>
       </w:pPr>
       <w:r>
-        <w:rPr>
-          <w:lang w:val="es-ES"/>
-        </w:rPr>
         <w:t xml:space="preserve">5. Sumarización de rutas</w:t>
       </w:r>
     </w:p>
@@ -1541,20 +1177,13 @@
         <w:rPr>
           <w:b/>
           <w:bCs/>
-          <w:lang w:val="es-ES"/>
         </w:rPr>
         <w:t xml:space="preserve">Ruta resumida:</w:t>
       </w:r>
       <w:r>
-        <w:rPr>
-          <w:lang w:val="es-ES"/>
-        </w:rPr>
-        <w:t xml:space="preserve"> </w:t>
-      </w:r>
-      <w:r>
-        <w:rPr>
-          <w:lang w:val="es-ES"/>
-        </w:rPr>
+        <w:t xml:space="preserve"> </w:t>
+      </w:r>
+      <w:r>
         <w:t xml:space="preserve">192.168.0.0/22</w:t>
       </w:r>
     </w:p>
@@ -1566,56 +1195,31 @@
         <w:rPr>
           <w:b/>
           <w:bCs/>
-          <w:lang w:val="es-ES"/>
         </w:rPr>
         <w:t xml:space="preserve">Razonamiento:</w:t>
       </w:r>
       <w:r>
-        <w:rPr>
-          <w:lang w:val="es-ES"/>
-        </w:rPr>
-        <w:t xml:space="preserve"> </w:t>
-      </w:r>
-      <w:r>
-        <w:rPr>
-          <w:lang w:val="es-ES"/>
-        </w:rPr>
+        <w:t xml:space="preserve"> </w:t>
+      </w:r>
+      <w:r>
         <w:t xml:space="preserve">- 192.168.0.0/24: bits 22-23 = 00</w:t>
       </w:r>
       <w:r>
-        <w:rPr>
-          <w:lang w:val="es-ES"/>
-        </w:rPr>
-        <w:t xml:space="preserve"> </w:t>
-      </w:r>
-      <w:r>
-        <w:rPr>
-          <w:lang w:val="es-ES"/>
-        </w:rPr>
+        <w:t xml:space="preserve"> </w:t>
+      </w:r>
+      <w:r>
         <w:t xml:space="preserve">- 192.168.1.0/24: bits 22-23 = 01</w:t>
       </w:r>
       <w:r>
-        <w:rPr>
-          <w:lang w:val="es-ES"/>
-        </w:rPr>
-        <w:t xml:space="preserve"> </w:t>
-      </w:r>
-      <w:r>
-        <w:rPr>
-          <w:lang w:val="es-ES"/>
-        </w:rPr>
+        <w:t xml:space="preserve"> </w:t>
+      </w:r>
+      <w:r>
         <w:t xml:space="preserve">- 192.168.2.0/24: bits 22-23 = 10</w:t>
       </w:r>
       <w:r>
-        <w:rPr>
-          <w:lang w:val="es-ES"/>
-        </w:rPr>
-        <w:t xml:space="preserve"> </w:t>
-      </w:r>
-      <w:r>
-        <w:rPr>
-          <w:lang w:val="es-ES"/>
-        </w:rPr>
+        <w:t xml:space="preserve"> </w:t>
+      </w:r>
+      <w:r>
         <w:t xml:space="preserve">- 192.168.3.0/24: bits 22-23 = 11</w:t>
       </w:r>
     </w:p>
@@ -1624,9 +1228,6 @@
         <w:pStyle w:val="BodyText"/>
       </w:pPr>
       <w:r>
-        <w:rPr>
-          <w:lang w:val="es-ES"/>
-        </w:rPr>
         <w:t xml:space="preserve">Los primeros 22 bits son idénticos. La ruta /22 engloba las 4 subredes.</w:t>
       </w:r>
     </w:p>
@@ -1641,20 +1242,13 @@
         <w:rPr>
           <w:b/>
           <w:bCs/>
-          <w:lang w:val="es-ES"/>
         </w:rPr>
         <w:t xml:space="preserve">Máscara:</w:t>
       </w:r>
       <w:r>
-        <w:rPr>
-          <w:lang w:val="es-ES"/>
-        </w:rPr>
-        <w:t xml:space="preserve"> </w:t>
-      </w:r>
-      <w:r>
-        <w:rPr>
-          <w:lang w:val="es-ES"/>
-        </w:rPr>
+        <w:t xml:space="preserve"> </w:t>
+      </w:r>
+      <w:r>
         <w:t xml:space="preserve">/22 (255.255.252.0)</w:t>
       </w:r>
     </w:p>
@@ -1669,46 +1263,29 @@
         <w:rPr>
           <w:b/>
           <w:bCs/>
-          <w:lang w:val="es-ES"/>
         </w:rPr>
         <w:t xml:space="preserve">IPs totales:</w:t>
       </w:r>
       <w:r>
-        <w:rPr>
-          <w:lang w:val="es-ES"/>
-        </w:rPr>
-        <w:t xml:space="preserve"> </w:t>
-      </w:r>
-      <w:r>
-        <w:rPr>
-          <w:lang w:val="es-ES"/>
-        </w:rPr>
+        <w:t xml:space="preserve"> </w:t>
+      </w:r>
+      <w:r>
         <w:t xml:space="preserve">2^(32-22) - 2 = 2¹⁰ - 2 =</w:t>
       </w:r>
       <w:r>
-        <w:rPr>
-          <w:lang w:val="es-ES"/>
-        </w:rPr>
-        <w:t xml:space="preserve"> </w:t>
-      </w:r>
-      <w:r>
-        <w:rPr>
-          <w:b/>
-          <w:bCs/>
-          <w:lang w:val="es-ES"/>
+        <w:t xml:space="preserve"> </w:t>
+      </w:r>
+      <w:r>
+        <w:rPr>
+          <w:b/>
+          <w:bCs/>
         </w:rPr>
         <w:t xml:space="preserve">1022 hosts</w:t>
       </w:r>
       <w:r>
-        <w:rPr>
-          <w:lang w:val="es-ES"/>
-        </w:rPr>
-        <w:t xml:space="preserve"> </w:t>
-      </w:r>
-      <w:r>
-        <w:rPr>
-          <w:lang w:val="es-ES"/>
-        </w:rPr>
+        <w:t xml:space="preserve"> </w:t>
+      </w:r>
+      <w:r>
         <w:t xml:space="preserve">(1024 direcciones totales)</w:t>
       </w:r>
     </w:p>
@@ -1719,9 +1296,6 @@
         <w:pStyle w:val="Heading2"/>
       </w:pPr>
       <w:r>
-        <w:rPr>
-          <w:lang w:val="es-ES"/>
-        </w:rPr>
         <w:t xml:space="preserve">6. Plan de direccionamiento para una empresa</w:t>
       </w:r>
     </w:p>
@@ -1730,9 +1304,6 @@
         <w:pStyle w:val="FirstParagraph"/>
       </w:pPr>
       <w:r>
-        <w:rPr>
-          <w:lang w:val="es-ES"/>
-        </w:rPr>
         <w:t xml:space="preserve">Red base: 10.0.0.0/22 (1024 direcciones, 1022 hosts útiles)</w:t>
       </w:r>
     </w:p>
@@ -1744,92 +1315,49 @@
         <w:rPr>
           <w:b/>
           <w:bCs/>
-          <w:lang w:val="es-ES"/>
         </w:rPr>
         <w:t xml:space="preserve">Ordenando de mayor a menor:</w:t>
       </w:r>
       <w:r>
-        <w:rPr>
-          <w:lang w:val="es-ES"/>
-        </w:rPr>
-        <w:t xml:space="preserve"> </w:t>
-      </w:r>
-      <w:r>
-        <w:rPr>
-          <w:lang w:val="es-ES"/>
-        </w:rPr>
+        <w:t xml:space="preserve"> </w:t>
+      </w:r>
+      <w:r>
         <w:t xml:space="preserve">- Administración: 200 → /24 (254 hosts)</w:t>
       </w:r>
       <w:r>
-        <w:rPr>
-          <w:lang w:val="es-ES"/>
-        </w:rPr>
-        <w:t xml:space="preserve"> </w:t>
-      </w:r>
-      <w:r>
-        <w:rPr>
-          <w:lang w:val="es-ES"/>
-        </w:rPr>
+        <w:t xml:space="preserve"> </w:t>
+      </w:r>
+      <w:r>
         <w:t xml:space="preserve">- Producción: 100 → /25 (126 hosts)</w:t>
       </w:r>
       <w:r>
-        <w:rPr>
-          <w:lang w:val="es-ES"/>
-        </w:rPr>
-        <w:t xml:space="preserve"> </w:t>
-      </w:r>
-      <w:r>
-        <w:rPr>
-          <w:lang w:val="es-ES"/>
-        </w:rPr>
+        <w:t xml:space="preserve"> </w:t>
+      </w:r>
+      <w:r>
         <w:t xml:space="preserve">- IT: 50 → /26 (62 hosts)</w:t>
       </w:r>
       <w:r>
-        <w:rPr>
-          <w:lang w:val="es-ES"/>
-        </w:rPr>
-        <w:t xml:space="preserve"> </w:t>
-      </w:r>
-      <w:r>
-        <w:rPr>
-          <w:lang w:val="es-ES"/>
-        </w:rPr>
+        <w:t xml:space="preserve"> </w:t>
+      </w:r>
+      <w:r>
         <w:t xml:space="preserve">- Ventas: 50 → /26 (62 hosts)</w:t>
       </w:r>
       <w:r>
-        <w:rPr>
-          <w:lang w:val="es-ES"/>
-        </w:rPr>
-        <w:t xml:space="preserve"> </w:t>
-      </w:r>
-      <w:r>
-        <w:rPr>
-          <w:lang w:val="es-ES"/>
-        </w:rPr>
+        <w:t xml:space="preserve"> </w:t>
+      </w:r>
+      <w:r>
         <w:t xml:space="preserve">- Almacén: 20 → /27 (30 hosts)</w:t>
       </w:r>
       <w:r>
-        <w:rPr>
-          <w:lang w:val="es-ES"/>
-        </w:rPr>
-        <w:t xml:space="preserve"> </w:t>
-      </w:r>
-      <w:r>
-        <w:rPr>
-          <w:lang w:val="es-ES"/>
-        </w:rPr>
+        <w:t xml:space="preserve"> </w:t>
+      </w:r>
+      <w:r>
         <w:t xml:space="preserve">- Dirección: 10 → /28 (14 hosts)</w:t>
       </w:r>
       <w:r>
-        <w:rPr>
-          <w:lang w:val="es-ES"/>
-        </w:rPr>
-        <w:t xml:space="preserve"> </w:t>
-      </w:r>
-      <w:r>
-        <w:rPr>
-          <w:lang w:val="es-ES"/>
-        </w:rPr>
+        <w:t xml:space="preserve"> </w:t>
+      </w:r>
+      <w:r>
         <w:t xml:space="preserve">- Enlace /30</w:t>
       </w:r>
     </w:p>
@@ -1841,7 +1369,6 @@
         <w:rPr>
           <w:b/>
           <w:bCs/>
-          <w:lang w:val="es-ES"/>
         </w:rPr>
         <w:t xml:space="preserve">Plan VLSM:</w:t>
       </w:r>
@@ -1870,9 +1397,6 @@
               <w:pStyle w:val="Compact"/>
             </w:pPr>
             <w:r>
-              <w:rPr>
-                <w:lang w:val="es-ES"/>
-              </w:rPr>
               <w:t xml:space="preserve">Subred</w:t>
             </w:r>
           </w:p>
@@ -1884,9 +1408,6 @@
               <w:pStyle w:val="Compact"/>
             </w:pPr>
             <w:r>
-              <w:rPr>
-                <w:lang w:val="es-ES"/>
-              </w:rPr>
               <w:t xml:space="preserve">CIDR</w:t>
             </w:r>
           </w:p>
@@ -1898,9 +1419,6 @@
               <w:pStyle w:val="Compact"/>
             </w:pPr>
             <w:r>
-              <w:rPr>
-                <w:lang w:val="es-ES"/>
-              </w:rPr>
               <w:t xml:space="preserve">Red</w:t>
             </w:r>
           </w:p>
@@ -1912,9 +1430,6 @@
               <w:pStyle w:val="Compact"/>
             </w:pPr>
             <w:r>
-              <w:rPr>
-                <w:lang w:val="es-ES"/>
-              </w:rPr>
               <w:t xml:space="preserve">Rango</w:t>
             </w:r>
           </w:p>
@@ -1926,9 +1441,6 @@
               <w:pStyle w:val="Compact"/>
             </w:pPr>
             <w:r>
-              <w:rPr>
-                <w:lang w:val="es-ES"/>
-              </w:rPr>
               <w:t xml:space="preserve">Broadcast</w:t>
             </w:r>
           </w:p>
@@ -1942,9 +1454,6 @@
               <w:pStyle w:val="Compact"/>
             </w:pPr>
             <w:r>
-              <w:rPr>
-                <w:lang w:val="es-ES"/>
-              </w:rPr>
               <w:t xml:space="preserve">Administración</w:t>
             </w:r>
           </w:p>
@@ -1956,9 +1465,6 @@
               <w:pStyle w:val="Compact"/>
             </w:pPr>
             <w:r>
-              <w:rPr>
-                <w:lang w:val="es-ES"/>
-              </w:rPr>
               <w:t xml:space="preserve">/24</w:t>
             </w:r>
           </w:p>
@@ -1970,9 +1476,6 @@
               <w:pStyle w:val="Compact"/>
             </w:pPr>
             <w:r>
-              <w:rPr>
-                <w:lang w:val="es-ES"/>
-              </w:rPr>
               <w:t xml:space="preserve">10.0.0.0</w:t>
             </w:r>
           </w:p>
@@ -1984,9 +1487,6 @@
               <w:pStyle w:val="Compact"/>
             </w:pPr>
             <w:r>
-              <w:rPr>
-                <w:lang w:val="es-ES"/>
-              </w:rPr>
               <w:t xml:space="preserve">.1 - .254</w:t>
             </w:r>
           </w:p>
@@ -1998,9 +1498,6 @@
               <w:pStyle w:val="Compact"/>
             </w:pPr>
             <w:r>
-              <w:rPr>
-                <w:lang w:val="es-ES"/>
-              </w:rPr>
               <w:t xml:space="preserve">.255</w:t>
             </w:r>
           </w:p>
@@ -2014,9 +1511,6 @@
               <w:pStyle w:val="Compact"/>
             </w:pPr>
             <w:r>
-              <w:rPr>
-                <w:lang w:val="es-ES"/>
-              </w:rPr>
               <w:t xml:space="preserve">Producción</w:t>
             </w:r>
           </w:p>
@@ -2028,9 +1522,6 @@
               <w:pStyle w:val="Compact"/>
             </w:pPr>
             <w:r>
-              <w:rPr>
-                <w:lang w:val="es-ES"/>
-              </w:rPr>
               <w:t xml:space="preserve">/25</w:t>
             </w:r>
           </w:p>
@@ -2042,9 +1533,6 @@
               <w:pStyle w:val="Compact"/>
             </w:pPr>
             <w:r>
-              <w:rPr>
-                <w:lang w:val="es-ES"/>
-              </w:rPr>
               <w:t xml:space="preserve">10.0.1.0</w:t>
             </w:r>
           </w:p>
@@ -2056,9 +1544,6 @@
               <w:pStyle w:val="Compact"/>
             </w:pPr>
             <w:r>
-              <w:rPr>
-                <w:lang w:val="es-ES"/>
-              </w:rPr>
               <w:t xml:space="preserve">.1 - .126</w:t>
             </w:r>
           </w:p>
@@ -2070,9 +1555,6 @@
               <w:pStyle w:val="Compact"/>
             </w:pPr>
             <w:r>
-              <w:rPr>
-                <w:lang w:val="es-ES"/>
-              </w:rPr>
               <w:t xml:space="preserve">.127</w:t>
             </w:r>
           </w:p>
@@ -2086,9 +1568,6 @@
               <w:pStyle w:val="Compact"/>
             </w:pPr>
             <w:r>
-              <w:rPr>
-                <w:lang w:val="es-ES"/>
-              </w:rPr>
               <w:t xml:space="preserve">IT</w:t>
             </w:r>
           </w:p>
@@ -2100,9 +1579,6 @@
               <w:pStyle w:val="Compact"/>
             </w:pPr>
             <w:r>
-              <w:rPr>
-                <w:lang w:val="es-ES"/>
-              </w:rPr>
               <w:t xml:space="preserve">/26</w:t>
             </w:r>
           </w:p>
@@ -2114,9 +1590,6 @@
               <w:pStyle w:val="Compact"/>
             </w:pPr>
             <w:r>
-              <w:rPr>
-                <w:lang w:val="es-ES"/>
-              </w:rPr>
               <w:t xml:space="preserve">10.0.1.128</w:t>
             </w:r>
           </w:p>
@@ -2128,9 +1601,6 @@
               <w:pStyle w:val="Compact"/>
             </w:pPr>
             <w:r>
-              <w:rPr>
-                <w:lang w:val="es-ES"/>
-              </w:rPr>
               <w:t xml:space="preserve">.129 - .190</w:t>
             </w:r>
           </w:p>
@@ -2142,9 +1612,6 @@
               <w:pStyle w:val="Compact"/>
             </w:pPr>
             <w:r>
-              <w:rPr>
-                <w:lang w:val="es-ES"/>
-              </w:rPr>
               <w:t xml:space="preserve">.191</w:t>
             </w:r>
           </w:p>
@@ -2158,9 +1625,6 @@
               <w:pStyle w:val="Compact"/>
             </w:pPr>
             <w:r>
-              <w:rPr>
-                <w:lang w:val="es-ES"/>
-              </w:rPr>
               <w:t xml:space="preserve">Ventas</w:t>
             </w:r>
           </w:p>
@@ -2172,9 +1636,6 @@
               <w:pStyle w:val="Compact"/>
             </w:pPr>
             <w:r>
-              <w:rPr>
-                <w:lang w:val="es-ES"/>
-              </w:rPr>
               <w:t xml:space="preserve">/26</w:t>
             </w:r>
           </w:p>
@@ -2186,9 +1647,6 @@
               <w:pStyle w:val="Compact"/>
             </w:pPr>
             <w:r>
-              <w:rPr>
-                <w:lang w:val="es-ES"/>
-              </w:rPr>
               <w:t xml:space="preserve">10.0.1.192</w:t>
             </w:r>
           </w:p>
@@ -2200,9 +1658,6 @@
               <w:pStyle w:val="Compact"/>
             </w:pPr>
             <w:r>
-              <w:rPr>
-                <w:lang w:val="es-ES"/>
-              </w:rPr>
               <w:t xml:space="preserve">.193 - .254</w:t>
             </w:r>
           </w:p>
@@ -2214,9 +1669,6 @@
               <w:pStyle w:val="Compact"/>
             </w:pPr>
             <w:r>
-              <w:rPr>
-                <w:lang w:val="es-ES"/>
-              </w:rPr>
               <w:t xml:space="preserve">.255</w:t>
             </w:r>
           </w:p>
@@ -2230,9 +1682,6 @@
               <w:pStyle w:val="Compact"/>
             </w:pPr>
             <w:r>
-              <w:rPr>
-                <w:lang w:val="es-ES"/>
-              </w:rPr>
               <w:t xml:space="preserve">Almacén</w:t>
             </w:r>
           </w:p>
@@ -2244,9 +1693,6 @@
               <w:pStyle w:val="Compact"/>
             </w:pPr>
             <w:r>
-              <w:rPr>
-                <w:lang w:val="es-ES"/>
-              </w:rPr>
               <w:t xml:space="preserve">/27</w:t>
             </w:r>
           </w:p>
@@ -2258,9 +1704,6 @@
               <w:pStyle w:val="Compact"/>
             </w:pPr>
             <w:r>
-              <w:rPr>
-                <w:lang w:val="es-ES"/>
-              </w:rPr>
               <w:t xml:space="preserve">10.0.2.0</w:t>
             </w:r>
           </w:p>
@@ -2272,9 +1715,6 @@
               <w:pStyle w:val="Compact"/>
             </w:pPr>
             <w:r>
-              <w:rPr>
-                <w:lang w:val="es-ES"/>
-              </w:rPr>
               <w:t xml:space="preserve">.1 - .30</w:t>
             </w:r>
           </w:p>
@@ -2286,9 +1726,6 @@
               <w:pStyle w:val="Compact"/>
             </w:pPr>
             <w:r>
-              <w:rPr>
-                <w:lang w:val="es-ES"/>
-              </w:rPr>
               <w:t xml:space="preserve">.31</w:t>
             </w:r>
           </w:p>
@@ -2302,9 +1739,6 @@
               <w:pStyle w:val="Compact"/>
             </w:pPr>
             <w:r>
-              <w:rPr>
-                <w:lang w:val="es-ES"/>
-              </w:rPr>
               <w:t xml:space="preserve">Dirección</w:t>
             </w:r>
           </w:p>
@@ -2316,9 +1750,6 @@
               <w:pStyle w:val="Compact"/>
             </w:pPr>
             <w:r>
-              <w:rPr>
-                <w:lang w:val="es-ES"/>
-              </w:rPr>
               <w:t xml:space="preserve">/28</w:t>
             </w:r>
           </w:p>
@@ -2330,9 +1761,6 @@
               <w:pStyle w:val="Compact"/>
             </w:pPr>
             <w:r>
-              <w:rPr>
-                <w:lang w:val="es-ES"/>
-              </w:rPr>
               <w:t xml:space="preserve">10.0.2.32</w:t>
             </w:r>
           </w:p>
@@ -2344,9 +1772,6 @@
               <w:pStyle w:val="Compact"/>
             </w:pPr>
             <w:r>
-              <w:rPr>
-                <w:lang w:val="es-ES"/>
-              </w:rPr>
               <w:t xml:space="preserve">.33 - .46</w:t>
             </w:r>
           </w:p>
@@ -2358,9 +1783,6 @@
               <w:pStyle w:val="Compact"/>
             </w:pPr>
             <w:r>
-              <w:rPr>
-                <w:lang w:val="es-ES"/>
-              </w:rPr>
               <w:t xml:space="preserve">.47</w:t>
             </w:r>
           </w:p>
@@ -2374,9 +1796,6 @@
               <w:pStyle w:val="Compact"/>
             </w:pPr>
             <w:r>
-              <w:rPr>
-                <w:lang w:val="es-ES"/>
-              </w:rPr>
               <w:t xml:space="preserve">Enlace</w:t>
             </w:r>
           </w:p>
@@ -2388,9 +1807,6 @@
               <w:pStyle w:val="Compact"/>
             </w:pPr>
             <w:r>
-              <w:rPr>
-                <w:lang w:val="es-ES"/>
-              </w:rPr>
               <w:t xml:space="preserve">/30</w:t>
             </w:r>
           </w:p>
@@ -2402,9 +1818,6 @@
               <w:pStyle w:val="Compact"/>
             </w:pPr>
             <w:r>
-              <w:rPr>
-                <w:lang w:val="es-ES"/>
-              </w:rPr>
               <w:t xml:space="preserve">10.0.2.48</w:t>
             </w:r>
           </w:p>
@@ -2416,9 +1829,6 @@
               <w:pStyle w:val="Compact"/>
             </w:pPr>
             <w:r>
-              <w:rPr>
-                <w:lang w:val="es-ES"/>
-              </w:rPr>
               <w:t xml:space="preserve">.49 - .50</w:t>
             </w:r>
           </w:p>
@@ -2430,9 +1840,6 @@
               <w:pStyle w:val="Compact"/>
             </w:pPr>
             <w:r>
-              <w:rPr>
-                <w:lang w:val="es-ES"/>
-              </w:rPr>
               <w:t xml:space="preserve">.51</w:t>
             </w:r>
           </w:p>
@@ -2447,33 +1854,22 @@
         <w:rPr>
           <w:b/>
           <w:bCs/>
-          <w:lang w:val="es-ES"/>
         </w:rPr>
         <w:t xml:space="preserve">Sobran:</w:t>
       </w:r>
       <w:r>
-        <w:rPr>
-          <w:lang w:val="es-ES"/>
-        </w:rPr>
-        <w:t xml:space="preserve"> </w:t>
-      </w:r>
-      <w:r>
-        <w:rPr>
-          <w:lang w:val="es-ES"/>
-        </w:rPr>
+        <w:t xml:space="preserve"> </w:t>
+      </w:r>
+      <w:r>
         <w:t xml:space="preserve">10.0.2.52 - 10.0.3.255 →</w:t>
       </w:r>
       <w:r>
-        <w:rPr>
-          <w:lang w:val="es-ES"/>
-        </w:rPr>
-        <w:t xml:space="preserve"> </w:t>
-      </w:r>
-      <w:r>
-        <w:rPr>
-          <w:b/>
-          <w:bCs/>
-          <w:lang w:val="es-ES"/>
+        <w:t xml:space="preserve"> </w:t>
+      </w:r>
+      <w:r>
+        <w:rPr>
+          <w:b/>
+          <w:bCs/>
         </w:rPr>
         <w:t xml:space="preserve">~460 IPs</w:t>
       </w:r>
@@ -2486,20 +1882,13 @@
         <w:rPr>
           <w:b/>
           <w:bCs/>
-          <w:lang w:val="es-ES"/>
         </w:rPr>
         <w:t xml:space="preserve">Problemas si crece al doble:</w:t>
       </w:r>
       <w:r>
-        <w:rPr>
-          <w:lang w:val="es-ES"/>
-        </w:rPr>
-        <w:t xml:space="preserve"> </w:t>
-      </w:r>
-      <w:r>
-        <w:rPr>
-          <w:lang w:val="es-ES"/>
-        </w:rPr>
+        <w:t xml:space="preserve"> </w:t>
+      </w:r>
+      <w:r>
         <w:t xml:space="preserve">Si cada departamento duplica sus hosts, Administración necesitaría /23 (510 hosts), lo que rompe el plan VLSM actual. Habría que rediseñar usando una red base más grande (ej. /20) desde el principio.</w:t>
       </w:r>
     </w:p>
@@ -2510,9 +1899,6 @@
         <w:pStyle w:val="Heading2"/>
       </w:pPr>
       <w:r>
-        <w:rPr>
-          <w:lang w:val="es-ES"/>
-        </w:rPr>
         <w:t xml:space="preserve">7. VLSM con requisitos mínimos</w:t>
       </w:r>
     </w:p>
@@ -2521,9 +1907,6 @@
         <w:pStyle w:val="FirstParagraph"/>
       </w:pPr>
       <w:r>
-        <w:rPr>
-          <w:lang w:val="es-ES"/>
-        </w:rPr>
         <w:t xml:space="preserve">Red base: 192.168.1.0/24 (256 direcciones, 254 hosts útiles)</w:t>
       </w:r>
     </w:p>
@@ -2535,20 +1918,13 @@
         <w:rPr>
           <w:b/>
           <w:bCs/>
-          <w:lang w:val="es-ES"/>
         </w:rPr>
         <w:t xml:space="preserve">Ordenando de mayor a menor:</w:t>
       </w:r>
       <w:r>
-        <w:rPr>
-          <w:lang w:val="es-ES"/>
-        </w:rPr>
-        <w:t xml:space="preserve"> </w:t>
-      </w:r>
-      <w:r>
-        <w:rPr>
-          <w:lang w:val="es-ES"/>
-        </w:rPr>
+        <w:t xml:space="preserve"> </w:t>
+      </w:r>
+      <w:r>
         <w:t xml:space="preserve">Producción (50) → Comercial (25) → Soporte (10) → Enlace WAN (2)</w:t>
       </w:r>
     </w:p>
@@ -2578,9 +1954,6 @@
               <w:pStyle w:val="Compact"/>
             </w:pPr>
             <w:r>
-              <w:rPr>
-                <w:lang w:val="es-ES"/>
-              </w:rPr>
               <w:t xml:space="preserve">Subred</w:t>
             </w:r>
           </w:p>
@@ -2592,9 +1965,6 @@
               <w:pStyle w:val="Compact"/>
             </w:pPr>
             <w:r>
-              <w:rPr>
-                <w:lang w:val="es-ES"/>
-              </w:rPr>
               <w:t xml:space="preserve">Resolviendo</w:t>
             </w:r>
           </w:p>
@@ -2606,9 +1976,6 @@
               <w:pStyle w:val="Compact"/>
             </w:pPr>
             <w:r>
-              <w:rPr>
-                <w:lang w:val="es-ES"/>
-              </w:rPr>
               <w:t xml:space="preserve">CIDR</w:t>
             </w:r>
           </w:p>
@@ -2620,9 +1987,6 @@
               <w:pStyle w:val="Compact"/>
             </w:pPr>
             <w:r>
-              <w:rPr>
-                <w:lang w:val="es-ES"/>
-              </w:rPr>
               <w:t xml:space="preserve">Red</w:t>
             </w:r>
           </w:p>
@@ -2634,9 +1998,6 @@
               <w:pStyle w:val="Compact"/>
             </w:pPr>
             <w:r>
-              <w:rPr>
-                <w:lang w:val="es-ES"/>
-              </w:rPr>
               <w:t xml:space="preserve">Rango</w:t>
             </w:r>
           </w:p>
@@ -2648,9 +2009,6 @@
               <w:pStyle w:val="Compact"/>
             </w:pPr>
             <w:r>
-              <w:rPr>
-                <w:lang w:val="es-ES"/>
-              </w:rPr>
               <w:t xml:space="preserve">Broadcast</w:t>
             </w:r>
           </w:p>
@@ -2664,9 +2022,6 @@
               <w:pStyle w:val="Compact"/>
             </w:pPr>
             <w:r>
-              <w:rPr>
-                <w:lang w:val="es-ES"/>
-              </w:rPr>
               <w:t xml:space="preserve">Producción</w:t>
             </w:r>
           </w:p>
@@ -2678,9 +2033,6 @@
               <w:pStyle w:val="Compact"/>
             </w:pPr>
             <w:r>
-              <w:rPr>
-                <w:lang w:val="es-ES"/>
-              </w:rPr>
               <w:t xml:space="preserve">2ʰ−2 ≥ 50 → h=6 (62)</w:t>
             </w:r>
           </w:p>
@@ -2692,9 +2044,6 @@
               <w:pStyle w:val="Compact"/>
             </w:pPr>
             <w:r>
-              <w:rPr>
-                <w:lang w:val="es-ES"/>
-              </w:rPr>
               <w:t xml:space="preserve">/26</w:t>
             </w:r>
           </w:p>
@@ -2706,9 +2055,6 @@
               <w:pStyle w:val="Compact"/>
             </w:pPr>
             <w:r>
-              <w:rPr>
-                <w:lang w:val="es-ES"/>
-              </w:rPr>
               <w:t xml:space="preserve">192.168.1.0</w:t>
             </w:r>
           </w:p>
@@ -2720,9 +2066,6 @@
               <w:pStyle w:val="Compact"/>
             </w:pPr>
             <w:r>
-              <w:rPr>
-                <w:lang w:val="es-ES"/>
-              </w:rPr>
               <w:t xml:space="preserve">.1 - .62</w:t>
             </w:r>
           </w:p>
@@ -2734,9 +2077,6 @@
               <w:pStyle w:val="Compact"/>
             </w:pPr>
             <w:r>
-              <w:rPr>
-                <w:lang w:val="es-ES"/>
-              </w:rPr>
               <w:t xml:space="preserve">.63</w:t>
             </w:r>
           </w:p>
@@ -2750,9 +2090,6 @@
               <w:pStyle w:val="Compact"/>
             </w:pPr>
             <w:r>
-              <w:rPr>
-                <w:lang w:val="es-ES"/>
-              </w:rPr>
               <w:t xml:space="preserve">Comercial</w:t>
             </w:r>
           </w:p>
@@ -2764,9 +2101,6 @@
               <w:pStyle w:val="Compact"/>
             </w:pPr>
             <w:r>
-              <w:rPr>
-                <w:lang w:val="es-ES"/>
-              </w:rPr>
               <w:t xml:space="preserve">2ʰ−2 ≥ 25 → h=5 (30)</w:t>
             </w:r>
           </w:p>
@@ -2778,9 +2112,6 @@
               <w:pStyle w:val="Compact"/>
             </w:pPr>
             <w:r>
-              <w:rPr>
-                <w:lang w:val="es-ES"/>
-              </w:rPr>
               <w:t xml:space="preserve">/27</w:t>
             </w:r>
           </w:p>
@@ -2792,9 +2123,6 @@
               <w:pStyle w:val="Compact"/>
             </w:pPr>
             <w:r>
-              <w:rPr>
-                <w:lang w:val="es-ES"/>
-              </w:rPr>
               <w:t xml:space="preserve">192.168.1.64</w:t>
             </w:r>
           </w:p>
@@ -2806,9 +2134,6 @@
               <w:pStyle w:val="Compact"/>
             </w:pPr>
             <w:r>
-              <w:rPr>
-                <w:lang w:val="es-ES"/>
-              </w:rPr>
               <w:t xml:space="preserve">.65 - .94</w:t>
             </w:r>
           </w:p>
@@ -2820,9 +2145,6 @@
               <w:pStyle w:val="Compact"/>
             </w:pPr>
             <w:r>
-              <w:rPr>
-                <w:lang w:val="es-ES"/>
-              </w:rPr>
               <w:t xml:space="preserve">.95</w:t>
             </w:r>
           </w:p>
@@ -2836,9 +2158,6 @@
               <w:pStyle w:val="Compact"/>
             </w:pPr>
             <w:r>
-              <w:rPr>
-                <w:lang w:val="es-ES"/>
-              </w:rPr>
               <w:t xml:space="preserve">Soporte</w:t>
             </w:r>
           </w:p>
@@ -2850,9 +2169,6 @@
               <w:pStyle w:val="Compact"/>
             </w:pPr>
             <w:r>
-              <w:rPr>
-                <w:lang w:val="es-ES"/>
-              </w:rPr>
               <w:t xml:space="preserve">2ʰ−2 ≥ 10 → h=4 (14)</w:t>
             </w:r>
           </w:p>
@@ -2864,9 +2180,6 @@
               <w:pStyle w:val="Compact"/>
             </w:pPr>
             <w:r>
-              <w:rPr>
-                <w:lang w:val="es-ES"/>
-              </w:rPr>
               <w:t xml:space="preserve">/28</w:t>
             </w:r>
           </w:p>
@@ -2878,9 +2191,6 @@
               <w:pStyle w:val="Compact"/>
             </w:pPr>
             <w:r>
-              <w:rPr>
-                <w:lang w:val="es-ES"/>
-              </w:rPr>
               <w:t xml:space="preserve">192.168.1.96</w:t>
             </w:r>
           </w:p>
@@ -2892,9 +2202,6 @@
               <w:pStyle w:val="Compact"/>
             </w:pPr>
             <w:r>
-              <w:rPr>
-                <w:lang w:val="es-ES"/>
-              </w:rPr>
               <w:t xml:space="preserve">.97 - .110</w:t>
             </w:r>
           </w:p>
@@ -2906,9 +2213,6 @@
               <w:pStyle w:val="Compact"/>
             </w:pPr>
             <w:r>
-              <w:rPr>
-                <w:lang w:val="es-ES"/>
-              </w:rPr>
               <w:t xml:space="preserve">.111</w:t>
             </w:r>
           </w:p>
@@ -2922,9 +2226,6 @@
               <w:pStyle w:val="Compact"/>
             </w:pPr>
             <w:r>
-              <w:rPr>
-                <w:lang w:val="es-ES"/>
-              </w:rPr>
               <w:t xml:space="preserve">Enlace WAN</w:t>
             </w:r>
           </w:p>
@@ -2936,9 +2237,6 @@
               <w:pStyle w:val="Compact"/>
             </w:pPr>
             <w:r>
-              <w:rPr>
-                <w:lang w:val="es-ES"/>
-              </w:rPr>
               <w:t xml:space="preserve">2ʰ−2 ≥ 2 → h=2 (2)</w:t>
             </w:r>
           </w:p>
@@ -2950,9 +2248,6 @@
               <w:pStyle w:val="Compact"/>
             </w:pPr>
             <w:r>
-              <w:rPr>
-                <w:lang w:val="es-ES"/>
-              </w:rPr>
               <w:t xml:space="preserve">/30</w:t>
             </w:r>
           </w:p>
@@ -2964,9 +2259,6 @@
               <w:pStyle w:val="Compact"/>
             </w:pPr>
             <w:r>
-              <w:rPr>
-                <w:lang w:val="es-ES"/>
-              </w:rPr>
               <w:t xml:space="preserve">192.168.1.112</w:t>
             </w:r>
           </w:p>
@@ -2978,9 +2270,6 @@
               <w:pStyle w:val="Compact"/>
             </w:pPr>
             <w:r>
-              <w:rPr>
-                <w:lang w:val="es-ES"/>
-              </w:rPr>
               <w:t xml:space="preserve">.113 - .114</w:t>
             </w:r>
           </w:p>
@@ -2992,9 +2281,6 @@
               <w:pStyle w:val="Compact"/>
             </w:pPr>
             <w:r>
-              <w:rPr>
-                <w:lang w:val="es-ES"/>
-              </w:rPr>
               <w:t xml:space="preserve">.115</w:t>
             </w:r>
           </w:p>
@@ -3013,46 +2299,29 @@
         <w:rPr>
           <w:b/>
           <w:bCs/>
-          <w:lang w:val="es-ES"/>
         </w:rPr>
         <w:t xml:space="preserve">Queda libre</w:t>
       </w:r>
       <w:r>
-        <w:rPr>
-          <w:lang w:val="es-ES"/>
-        </w:rPr>
-        <w:t xml:space="preserve"> </w:t>
-      </w:r>
-      <w:r>
-        <w:rPr>
-          <w:lang w:val="es-ES"/>
-        </w:rPr>
+        <w:t xml:space="preserve"> </w:t>
+      </w:r>
+      <w:r>
         <w:t xml:space="preserve">desde 192.168.1.116 hasta 192.168.1.255 =</w:t>
       </w:r>
       <w:r>
-        <w:rPr>
-          <w:lang w:val="es-ES"/>
-        </w:rPr>
-        <w:t xml:space="preserve"> </w:t>
-      </w:r>
-      <w:r>
-        <w:rPr>
-          <w:b/>
-          <w:bCs/>
-          <w:lang w:val="es-ES"/>
+        <w:t xml:space="preserve"> </w:t>
+      </w:r>
+      <w:r>
+        <w:rPr>
+          <w:b/>
+          <w:bCs/>
         </w:rPr>
         <w:t xml:space="preserve">140 direcciones</w:t>
       </w:r>
       <w:r>
-        <w:rPr>
-          <w:lang w:val="es-ES"/>
-        </w:rPr>
-        <w:t xml:space="preserve"> </w:t>
-      </w:r>
-      <w:r>
-        <w:rPr>
-          <w:lang w:val="es-ES"/>
-        </w:rPr>
+        <w:t xml:space="preserve"> </w:t>
+      </w:r>
+      <w:r>
         <w:t xml:space="preserve">(138 hosts útiles en /24).</w:t>
       </w:r>
     </w:p>
@@ -3064,20 +2333,13 @@
         <w:rPr>
           <w:b/>
           <w:bCs/>
-          <w:lang w:val="es-ES"/>
         </w:rPr>
         <w:t xml:space="preserve">Comprobación del encadenado:</w:t>
       </w:r>
       <w:r>
-        <w:rPr>
-          <w:lang w:val="es-ES"/>
-        </w:rPr>
-        <w:t xml:space="preserve"> </w:t>
-      </w:r>
-      <w:r>
-        <w:rPr>
-          <w:lang w:val="es-ES"/>
-        </w:rPr>
+        <w:t xml:space="preserve"> </w:t>
+      </w:r>
+      <w:r>
         <w:t xml:space="preserve">Producción acaba en .63 → Comercial arranca en .64. Comercial acaba en .95 → Soporte arranca en .96. Soporte acaba en .111 → el enlace WAN arranca en .112.</w:t>
       </w:r>
     </w:p>
@@ -3088,9 +2350,6 @@
         <w:pStyle w:val="Heading2"/>
       </w:pPr>
       <w:r>
-        <w:rPr>
-          <w:lang w:val="es-ES"/>
-        </w:rPr>
         <w:t xml:space="preserve">8. Conflicto de IP</w:t>
       </w:r>
     </w:p>
@@ -3105,84 +2364,51 @@
         <w:rPr>
           <w:b/>
           <w:bCs/>
-          <w:lang w:val="es-ES"/>
         </w:rPr>
         <w:t xml:space="preserve">Qué ocurre:</w:t>
       </w:r>
       <w:r>
-        <w:rPr>
-          <w:lang w:val="es-ES"/>
-        </w:rPr>
-        <w:t xml:space="preserve"> </w:t>
-      </w:r>
-      <w:r>
-        <w:rPr>
-          <w:lang w:val="es-ES"/>
-        </w:rPr>
+        <w:t xml:space="preserve"> </w:t>
+      </w:r>
+      <w:r>
         <w:t xml:space="preserve">cuando el PC pide IP por DHCP recibe 192.168.1.20, pero la impresora ya la tiene en uso. Hay</w:t>
       </w:r>
       <w:r>
-        <w:rPr>
-          <w:lang w:val="es-ES"/>
-        </w:rPr>
-        <w:t xml:space="preserve"> </w:t>
-      </w:r>
-      <w:r>
-        <w:rPr>
-          <w:b/>
-          <w:bCs/>
-          <w:lang w:val="es-ES"/>
+        <w:t xml:space="preserve"> </w:t>
+      </w:r>
+      <w:r>
+        <w:rPr>
+          <w:b/>
+          <w:bCs/>
         </w:rPr>
         <w:t xml:space="preserve">duplicado de dirección</w:t>
       </w:r>
       <w:r>
-        <w:rPr>
-          <w:lang w:val="es-ES"/>
-        </w:rPr>
         <w:t xml:space="preserve">: uno de los dos (o ambos, según el momento) pierde conectividad, aparecen errores de</w:t>
       </w:r>
       <w:r>
-        <w:rPr>
-          <w:lang w:val="es-ES"/>
-        </w:rPr>
-        <w:t xml:space="preserve"> </w:t>
-      </w:r>
-      <w:r>
-        <w:rPr>
-          <w:lang w:val="es-ES"/>
-        </w:rPr>
+        <w:t xml:space="preserve"> </w:t>
+      </w:r>
+      <w:r>
         <w:t xml:space="preserve">“duplicate address”</w:t>
       </w:r>
       <w:r>
-        <w:rPr>
-          <w:lang w:val="es-ES"/>
-        </w:rPr>
         <w:t xml:space="preserve">, y el tráfico hacia esa IP puede ir a uno o a otro. El servidor DHCP puede detectarlo</w:t>
       </w:r>
       <w:r>
-        <w:rPr>
-          <w:lang w:val="es-ES"/>
-        </w:rPr>
         <w:t xml:space="preserve"> </w:t>
       </w:r>
       <w:r>
         <w:rPr>
           <w:i/>
           <w:iCs/>
-          <w:lang w:val="es-ES"/>
         </w:rPr>
         <w:t xml:space="preserve">antes</w:t>
       </w:r>
       <w:r>
-        <w:rPr>
-          <w:lang w:val="es-ES"/>
-        </w:rPr>
-        <w:t xml:space="preserve"> </w:t>
-      </w:r>
-      <w:r>
-        <w:rPr>
-          <w:lang w:val="es-ES"/>
-        </w:rPr>
+        <w:t xml:space="preserve"> </w:t>
+      </w:r>
+      <w:r>
         <w:t xml:space="preserve">de conceder la IP haciendo un ping/ARProbe a la dirección; si hay respuesta, la descarta y la registra en la tabla de conflictos.</w:t>
       </w:r>
     </w:p>
@@ -3197,20 +2423,13 @@
         <w:rPr>
           <w:b/>
           <w:bCs/>
-          <w:lang w:val="es-ES"/>
         </w:rPr>
         <w:t xml:space="preserve">Cómo lo detecta:</w:t>
       </w:r>
       <w:r>
-        <w:rPr>
-          <w:lang w:val="es-ES"/>
-        </w:rPr>
-        <w:t xml:space="preserve"> </w:t>
-      </w:r>
-      <w:r>
-        <w:rPr>
-          <w:lang w:val="es-ES"/>
-        </w:rPr>
+        <w:t xml:space="preserve"> </w:t>
+      </w:r>
+      <w:r>
         <w:t xml:space="preserve">en el router, el comando:</w:t>
       </w:r>
     </w:p>
@@ -3221,7 +2440,6 @@
       <w:r>
         <w:rPr>
           <w:rStyle w:val="VerbatimChar"/>
-          <w:lang w:val="es-ES"/>
         </w:rPr>
         <w:t xml:space="preserve">show ip dhcp conflict</w:t>
       </w:r>
@@ -3231,9 +2449,6 @@
         <w:pStyle w:val="FirstParagraph"/>
       </w:pPr>
       <w:r>
-        <w:rPr>
-          <w:lang w:val="es-ES"/>
-        </w:rPr>
         <w:t xml:space="preserve">Muestra las direcciones que el servidor DHCP encontró en conflicto (con el método de detección y la fecha). Si la impresora estática sigue borrada del pool, verás la entrada y podrás actuar.</w:t>
       </w:r>
     </w:p>
@@ -3249,46 +2464,29 @@
         <w:rPr>
           <w:b/>
           <w:bCs/>
-          <w:lang w:val="es-ES"/>
         </w:rPr>
         <w:t xml:space="preserve">Cómo prevenirlo:</w:t>
       </w:r>
       <w:r>
-        <w:rPr>
-          <w:lang w:val="es-ES"/>
-        </w:rPr>
-        <w:t xml:space="preserve"> </w:t>
-      </w:r>
-      <w:r>
-        <w:rPr>
-          <w:lang w:val="es-ES"/>
-        </w:rPr>
+        <w:t xml:space="preserve"> </w:t>
+      </w:r>
+      <w:r>
         <w:t xml:space="preserve">desde el diseño,</w:t>
       </w:r>
       <w:r>
-        <w:rPr>
-          <w:lang w:val="es-ES"/>
-        </w:rPr>
-        <w:t xml:space="preserve"> </w:t>
-      </w:r>
-      <w:r>
-        <w:rPr>
-          <w:b/>
-          <w:bCs/>
-          <w:lang w:val="es-ES"/>
+        <w:t xml:space="preserve"> </w:t>
+      </w:r>
+      <w:r>
+        <w:rPr>
+          <w:b/>
+          <w:bCs/>
         </w:rPr>
         <w:t xml:space="preserve">excluir las IPs estáticas</w:t>
       </w:r>
       <w:r>
-        <w:rPr>
-          <w:lang w:val="es-ES"/>
-        </w:rPr>
-        <w:t xml:space="preserve"> </w:t>
-      </w:r>
-      <w:r>
-        <w:rPr>
-          <w:lang w:val="es-ES"/>
-        </w:rPr>
+        <w:t xml:space="preserve"> </w:t>
+      </w:r>
+      <w:r>
         <w:t xml:space="preserve">del pool DHCP antes de que reparta nada:</w:t>
       </w:r>
     </w:p>
@@ -3299,7 +2497,6 @@
       <w:r>
         <w:rPr>
           <w:rStyle w:val="VerbatimChar"/>
-          <w:lang w:val="es-ES"/>
         </w:rPr>
         <w:t xml:space="preserve">ip dhcp excluded-address 192.168.1.1 192.168.1.30</w:t>
       </w:r>
@@ -3309,35 +2506,22 @@
         <w:pStyle w:val="FirstParagraph"/>
       </w:pPr>
       <w:r>
-        <w:rPr>
-          <w:lang w:val="es-ES"/>
-        </w:rPr>
         <w:t xml:space="preserve">Así el router nunca concede las direcciones fijas (impresoras, servidores, el propio gateway). Alternativa: usar</w:t>
       </w:r>
       <w:r>
-        <w:rPr>
-          <w:lang w:val="es-ES"/>
-        </w:rPr>
-        <w:t xml:space="preserve"> </w:t>
-      </w:r>
-      <w:r>
-        <w:rPr>
-          <w:b/>
-          <w:bCs/>
-          <w:lang w:val="es-ES"/>
+        <w:t xml:space="preserve"> </w:t>
+      </w:r>
+      <w:r>
+        <w:rPr>
+          <w:b/>
+          <w:bCs/>
         </w:rPr>
         <w:t xml:space="preserve">reservas DHCP</w:t>
       </w:r>
       <w:r>
-        <w:rPr>
-          <w:lang w:val="es-ES"/>
-        </w:rPr>
-        <w:t xml:space="preserve"> </w:t>
-      </w:r>
-      <w:r>
-        <w:rPr>
-          <w:lang w:val="es-ES"/>
-        </w:rPr>
+        <w:t xml:space="preserve"> </w:t>
+      </w:r>
+      <w:r>
         <w:t xml:space="preserve">por MAC para los equipos que quieras fijos sin configurarlos a mano.</w:t>
       </w:r>
     </w:p>
@@ -3348,9 +2532,6 @@
         <w:pStyle w:val="Heading2"/>
       </w:pPr>
       <w:r>
-        <w:rPr>
-          <w:lang w:val="es-ES"/>
-        </w:rPr>
         <w:t xml:space="preserve">9. Fragmentación real (túnel y MTU)</w:t>
       </w:r>
     </w:p>
@@ -3362,110 +2543,70 @@
         </w:numPr>
       </w:pPr>
       <w:r>
-        <w:rPr>
-          <w:lang w:val="es-ES"/>
-        </w:rPr>
         <w:t xml:space="preserve">Payload útil en el WAN: 1000 − 20 =</w:t>
       </w:r>
       <w:r>
-        <w:rPr>
-          <w:lang w:val="es-ES"/>
-        </w:rPr>
-        <w:t xml:space="preserve"> </w:t>
-      </w:r>
-      <w:r>
-        <w:rPr>
-          <w:b/>
-          <w:bCs/>
-          <w:lang w:val="es-ES"/>
+        <w:t xml:space="preserve"> </w:t>
+      </w:r>
+      <w:r>
+        <w:rPr>
+          <w:b/>
+          <w:bCs/>
         </w:rPr>
         <w:t xml:space="preserve">980 bytes</w:t>
       </w:r>
       <w:r>
-        <w:rPr>
-          <w:lang w:val="es-ES"/>
-        </w:rPr>
         <w:t xml:space="preserve">… pero 980</w:t>
       </w:r>
       <w:r>
-        <w:rPr>
-          <w:lang w:val="es-ES"/>
-        </w:rPr>
-        <w:t xml:space="preserve"> </w:t>
-      </w:r>
-      <w:r>
-        <w:rPr>
-          <w:b/>
-          <w:bCs/>
-          <w:lang w:val="es-ES"/>
+        <w:t xml:space="preserve"> </w:t>
+      </w:r>
+      <w:r>
+        <w:rPr>
+          <w:b/>
+          <w:bCs/>
         </w:rPr>
         <w:t xml:space="preserve">no</w:t>
       </w:r>
       <w:r>
-        <w:rPr>
-          <w:lang w:val="es-ES"/>
-        </w:rPr>
-        <w:t xml:space="preserve"> </w:t>
-      </w:r>
-      <w:r>
-        <w:rPr>
-          <w:lang w:val="es-ES"/>
-        </w:rPr>
+        <w:t xml:space="preserve"> </w:t>
+      </w:r>
+      <w:r>
         <w:t xml:space="preserve">es múltiplo de 8; el mayor múltiplo de 8 ≤ 980 es</w:t>
       </w:r>
       <w:r>
-        <w:rPr>
-          <w:lang w:val="es-ES"/>
-        </w:rPr>
-        <w:t xml:space="preserve"> </w:t>
-      </w:r>
-      <w:r>
-        <w:rPr>
-          <w:b/>
-          <w:bCs/>
-          <w:lang w:val="es-ES"/>
+        <w:t xml:space="preserve"> </w:t>
+      </w:r>
+      <w:r>
+        <w:rPr>
+          <w:b/>
+          <w:bCs/>
         </w:rPr>
         <w:t xml:space="preserve">976</w:t>
       </w:r>
       <w:r>
-        <w:rPr>
-          <w:lang w:val="es-ES"/>
-        </w:rPr>
         <w:t xml:space="preserve">.</w:t>
       </w:r>
       <w:r>
         <w:br/>
       </w:r>
       <w:r>
-        <w:rPr>
-          <w:lang w:val="es-ES"/>
-        </w:rPr>
         <w:t xml:space="preserve">Datos totales: 5000 →</w:t>
       </w:r>
       <w:r>
-        <w:rPr>
-          <w:lang w:val="es-ES"/>
-        </w:rPr>
-        <w:t xml:space="preserve"> </w:t>
-      </w:r>
-      <w:r>
-        <w:rPr>
-          <w:b/>
-          <w:bCs/>
-          <w:lang w:val="es-ES"/>
+        <w:t xml:space="preserve"> </w:t>
+      </w:r>
+      <w:r>
+        <w:rPr>
+          <w:b/>
+          <w:bCs/>
         </w:rPr>
         <w:t xml:space="preserve">6 fragmentos</w:t>
       </w:r>
       <w:r>
-        <w:rPr>
-          <w:lang w:val="es-ES"/>
-        </w:rPr>
-        <w:t xml:space="preserve"> </w:t>
-      </w:r>
-      <w:r>
-        <w:rPr>
-          <w:lang w:val="es-ES"/>
-        </w:rPr>
+        <w:t xml:space="preserve"> </w:t>
+      </w:r>
+      <w:r>
         <w:t xml:space="preserve">(5 × 976 + 120).</w:t>
       </w:r>
     </w:p>
@@ -3492,9 +2633,6 @@
               <w:pStyle w:val="Compact"/>
             </w:pPr>
             <w:r>
-              <w:rPr>
-                <w:lang w:val="es-ES"/>
-              </w:rPr>
               <w:t xml:space="preserve">Frag</w:t>
             </w:r>
           </w:p>
@@ -3506,9 +2644,6 @@
               <w:pStyle w:val="Compact"/>
             </w:pPr>
             <w:r>
-              <w:rPr>
-                <w:lang w:val="es-ES"/>
-              </w:rPr>
               <w:t xml:space="preserve">Datos</w:t>
             </w:r>
           </w:p>
@@ -3520,9 +2655,6 @@
               <w:pStyle w:val="Compact"/>
             </w:pPr>
             <w:r>
-              <w:rPr>
-                <w:lang w:val="es-ES"/>
-              </w:rPr>
               <w:t xml:space="preserve">MF</w:t>
             </w:r>
           </w:p>
@@ -3534,9 +2666,6 @@
               <w:pStyle w:val="Compact"/>
             </w:pPr>
             <w:r>
-              <w:rPr>
-                <w:lang w:val="es-ES"/>
-              </w:rPr>
               <w:t xml:space="preserve">Offset (×8)</w:t>
             </w:r>
           </w:p>
@@ -3550,9 +2679,6 @@
               <w:pStyle w:val="Compact"/>
             </w:pPr>
             <w:r>
-              <w:rPr>
-                <w:lang w:val="es-ES"/>
-              </w:rPr>
               <w:t xml:space="preserve">1</w:t>
             </w:r>
           </w:p>
@@ -3564,9 +2690,6 @@
               <w:pStyle w:val="Compact"/>
             </w:pPr>
             <w:r>
-              <w:rPr>
-                <w:lang w:val="es-ES"/>
-              </w:rPr>
               <w:t xml:space="preserve">976</w:t>
             </w:r>
           </w:p>
@@ -3578,9 +2701,6 @@
               <w:pStyle w:val="Compact"/>
             </w:pPr>
             <w:r>
-              <w:rPr>
-                <w:lang w:val="es-ES"/>
-              </w:rPr>
               <w:t xml:space="preserve">1</w:t>
             </w:r>
           </w:p>
@@ -3592,9 +2712,6 @@
               <w:pStyle w:val="Compact"/>
             </w:pPr>
             <w:r>
-              <w:rPr>
-                <w:lang w:val="es-ES"/>
-              </w:rPr>
               <w:t xml:space="preserve">0</w:t>
             </w:r>
           </w:p>
@@ -3608,9 +2725,6 @@
               <w:pStyle w:val="Compact"/>
             </w:pPr>
             <w:r>
-              <w:rPr>
-                <w:lang w:val="es-ES"/>
-              </w:rPr>
               <w:t xml:space="preserve">2</w:t>
             </w:r>
           </w:p>
@@ -3622,9 +2736,6 @@
               <w:pStyle w:val="Compact"/>
             </w:pPr>
             <w:r>
-              <w:rPr>
-                <w:lang w:val="es-ES"/>
-              </w:rPr>
               <w:t xml:space="preserve">976</w:t>
             </w:r>
           </w:p>
@@ -3636,9 +2747,6 @@
               <w:pStyle w:val="Compact"/>
             </w:pPr>
             <w:r>
-              <w:rPr>
-                <w:lang w:val="es-ES"/>
-              </w:rPr>
               <w:t xml:space="preserve">1</w:t>
             </w:r>
           </w:p>
@@ -3650,9 +2758,6 @@
               <w:pStyle w:val="Compact"/>
             </w:pPr>
             <w:r>
-              <w:rPr>
-                <w:lang w:val="es-ES"/>
-              </w:rPr>
               <w:t xml:space="preserve">122 (976/8)</w:t>
             </w:r>
           </w:p>
@@ -3666,9 +2771,6 @@
               <w:pStyle w:val="Compact"/>
             </w:pPr>
             <w:r>
-              <w:rPr>
-                <w:lang w:val="es-ES"/>
-              </w:rPr>
               <w:t xml:space="preserve">3</w:t>
             </w:r>
           </w:p>
@@ -3680,9 +2782,6 @@
               <w:pStyle w:val="Compact"/>
             </w:pPr>
             <w:r>
-              <w:rPr>
-                <w:lang w:val="es-ES"/>
-              </w:rPr>
               <w:t xml:space="preserve">976</w:t>
             </w:r>
           </w:p>
@@ -3694,9 +2793,6 @@
               <w:pStyle w:val="Compact"/>
             </w:pPr>
             <w:r>
-              <w:rPr>
-                <w:lang w:val="es-ES"/>
-              </w:rPr>
               <w:t xml:space="preserve">1</w:t>
             </w:r>
           </w:p>
@@ -3708,9 +2804,6 @@
               <w:pStyle w:val="Compact"/>
             </w:pPr>
             <w:r>
-              <w:rPr>
-                <w:lang w:val="es-ES"/>
-              </w:rPr>
               <w:t xml:space="preserve">244</w:t>
             </w:r>
           </w:p>
@@ -3724,9 +2817,6 @@
               <w:pStyle w:val="Compact"/>
             </w:pPr>
             <w:r>
-              <w:rPr>
-                <w:lang w:val="es-ES"/>
-              </w:rPr>
               <w:t xml:space="preserve">4</w:t>
             </w:r>
           </w:p>
@@ -3738,9 +2828,6 @@
               <w:pStyle w:val="Compact"/>
             </w:pPr>
             <w:r>
-              <w:rPr>
-                <w:lang w:val="es-ES"/>
-              </w:rPr>
               <w:t xml:space="preserve">976</w:t>
             </w:r>
           </w:p>
@@ -3752,9 +2839,6 @@
               <w:pStyle w:val="Compact"/>
             </w:pPr>
             <w:r>
-              <w:rPr>
-                <w:lang w:val="es-ES"/>
-              </w:rPr>
               <w:t xml:space="preserve">1</w:t>
             </w:r>
           </w:p>
@@ -3766,9 +2850,6 @@
               <w:pStyle w:val="Compact"/>
             </w:pPr>
             <w:r>
-              <w:rPr>
-                <w:lang w:val="es-ES"/>
-              </w:rPr>
               <w:t xml:space="preserve">366</w:t>
             </w:r>
           </w:p>
@@ -3782,9 +2863,6 @@
               <w:pStyle w:val="Compact"/>
             </w:pPr>
             <w:r>
-              <w:rPr>
-                <w:lang w:val="es-ES"/>
-              </w:rPr>
               <w:t xml:space="preserve">5</w:t>
             </w:r>
           </w:p>
@@ -3796,9 +2874,6 @@
               <w:pStyle w:val="Compact"/>
             </w:pPr>
             <w:r>
-              <w:rPr>
-                <w:lang w:val="es-ES"/>
-              </w:rPr>
               <w:t xml:space="preserve">976</w:t>
             </w:r>
           </w:p>
@@ -3810,9 +2885,6 @@
               <w:pStyle w:val="Compact"/>
             </w:pPr>
             <w:r>
-              <w:rPr>
-                <w:lang w:val="es-ES"/>
-              </w:rPr>
               <w:t xml:space="preserve">1</w:t>
             </w:r>
           </w:p>
@@ -3824,9 +2896,6 @@
               <w:pStyle w:val="Compact"/>
             </w:pPr>
             <w:r>
-              <w:rPr>
-                <w:lang w:val="es-ES"/>
-              </w:rPr>
               <w:t xml:space="preserve">488</w:t>
             </w:r>
           </w:p>
@@ -3840,9 +2909,6 @@
               <w:pStyle w:val="Compact"/>
             </w:pPr>
             <w:r>
-              <w:rPr>
-                <w:lang w:val="es-ES"/>
-              </w:rPr>
               <w:t xml:space="preserve">6</w:t>
             </w:r>
           </w:p>
@@ -3854,9 +2920,6 @@
               <w:pStyle w:val="Compact"/>
             </w:pPr>
             <w:r>
-              <w:rPr>
-                <w:lang w:val="es-ES"/>
-              </w:rPr>
               <w:t xml:space="preserve">120</w:t>
             </w:r>
           </w:p>
@@ -3871,7 +2934,6 @@
               <w:rPr>
                 <w:b/>
                 <w:bCs/>
-                <w:lang w:val="es-ES"/>
               </w:rPr>
               <w:t xml:space="preserve">0</w:t>
             </w:r>
@@ -3884,9 +2946,6 @@
               <w:pStyle w:val="Compact"/>
             </w:pPr>
             <w:r>
-              <w:rPr>
-                <w:lang w:val="es-ES"/>
-              </w:rPr>
               <w:t xml:space="preserve">610</w:t>
             </w:r>
           </w:p>
@@ -3898,9 +2957,6 @@
         <w:pStyle w:val="BodyText"/>
       </w:pPr>
       <w:r>
-        <w:rPr>
-          <w:lang w:val="es-ES"/>
-        </w:rPr>
         <w:t xml:space="preserve">(5×976 = 4880; 5000 − 4880 = 120 en el último.)</w:t>
       </w:r>
     </w:p>
@@ -3912,22 +2968,15 @@
         </w:numPr>
       </w:pPr>
       <w:r>
-        <w:rPr>
-          <w:lang w:val="es-ES"/>
-        </w:rPr>
         <w:t xml:space="preserve">Síntoma clásico:</w:t>
       </w:r>
       <w:r>
-        <w:rPr>
-          <w:lang w:val="es-ES"/>
-        </w:rPr>
-        <w:t xml:space="preserve"> </w:t>
-      </w:r>
-      <w:r>
-        <w:rPr>
-          <w:b/>
-          <w:bCs/>
-          <w:lang w:val="es-ES"/>
+        <w:t xml:space="preserve"> </w:t>
+      </w:r>
+      <w:r>
+        <w:rPr>
+          <w:b/>
+          <w:bCs/>
         </w:rPr>
         <w:t xml:space="preserve">el ping pequeño va y el grande se corta o da</w:t>
       </w:r>
@@ -3935,72 +2984,47 @@
         <w:rPr>
           <w:b/>
           <w:bCs/>
-          <w:lang w:val="es-ES"/>
-        </w:rPr>
-        <w:t xml:space="preserve"> </w:t>
-      </w:r>
-      <w:r>
-        <w:rPr>
-          <w:b/>
-          <w:bCs/>
-          <w:lang w:val="es-ES"/>
+        </w:rPr>
+        <w:t xml:space="preserve"> </w:t>
+      </w:r>
+      <w:r>
+        <w:rPr>
+          <w:b/>
+          <w:bCs/>
         </w:rPr>
         <w:t xml:space="preserve">“Packet needs to be fragmented but DF set”</w:t>
       </w:r>
       <w:r>
-        <w:rPr>
-          <w:lang w:val="es-ES"/>
-        </w:rPr>
         <w:t xml:space="preserve">; con</w:t>
       </w:r>
       <w:r>
-        <w:rPr>
-          <w:lang w:val="es-ES"/>
-        </w:rPr>
         <w:t xml:space="preserve"> </w:t>
       </w:r>
       <w:r>
         <w:rPr>
           <w:rStyle w:val="VerbatimChar"/>
-          <w:lang w:val="es-ES"/>
         </w:rPr>
         <w:t xml:space="preserve">tracert</w:t>
       </w:r>
       <w:r>
-        <w:rPr>
-          <w:lang w:val="es-ES"/>
-        </w:rPr>
-        <w:t xml:space="preserve"> </w:t>
-      </w:r>
-      <w:r>
-        <w:rPr>
-          <w:lang w:val="es-ES"/>
-        </w:rPr>
+        <w:t xml:space="preserve"> </w:t>
+      </w:r>
+      <w:r>
         <w:t xml:space="preserve">los saltos intermedios pueden no responder si el problema es de encapsulado/túnel. En Windows:</w:t>
       </w:r>
       <w:r>
-        <w:rPr>
-          <w:lang w:val="es-ES"/>
-        </w:rPr>
         <w:t xml:space="preserve"> </w:t>
       </w:r>
       <w:r>
         <w:rPr>
           <w:rStyle w:val="VerbatimChar"/>
-          <w:lang w:val="es-ES"/>
         </w:rPr>
         <w:t xml:space="preserve">ping -f -l 1472</w:t>
       </w:r>
       <w:r>
-        <w:rPr>
-          <w:lang w:val="es-ES"/>
-        </w:rPr>
-        <w:t xml:space="preserve"> </w:t>
-      </w:r>
-      <w:r>
-        <w:rPr>
-          <w:lang w:val="es-ES"/>
-        </w:rPr>
+        <w:t xml:space="preserve"> </w:t>
+      </w:r>
+      <w:r>
         <w:t xml:space="preserve">(prueba de Path MTU) fallando en el salto problemático.</w:t>
       </w:r>
     </w:p>
@@ -4015,46 +3039,29 @@
         <w:rPr>
           <w:b/>
           <w:bCs/>
-          <w:lang w:val="es-ES"/>
         </w:rPr>
         <w:t xml:space="preserve">No.</w:t>
       </w:r>
       <w:r>
-        <w:rPr>
-          <w:lang w:val="es-ES"/>
-        </w:rPr>
-        <w:t xml:space="preserve"> </w:t>
-      </w:r>
-      <w:r>
-        <w:rPr>
-          <w:lang w:val="es-ES"/>
-        </w:rPr>
+        <w:t xml:space="preserve"> </w:t>
+      </w:r>
+      <w:r>
         <w:t xml:space="preserve">En IPv6 solo el</w:t>
       </w:r>
       <w:r>
-        <w:rPr>
-          <w:lang w:val="es-ES"/>
-        </w:rPr>
-        <w:t xml:space="preserve"> </w:t>
-      </w:r>
-      <w:r>
-        <w:rPr>
-          <w:b/>
-          <w:bCs/>
-          <w:lang w:val="es-ES"/>
+        <w:t xml:space="preserve"> </w:t>
+      </w:r>
+      <w:r>
+        <w:rPr>
+          <w:b/>
+          <w:bCs/>
         </w:rPr>
         <w:t xml:space="preserve">origen</w:t>
       </w:r>
       <w:r>
-        <w:rPr>
-          <w:lang w:val="es-ES"/>
-        </w:rPr>
-        <w:t xml:space="preserve"> </w:t>
-      </w:r>
-      <w:r>
-        <w:rPr>
-          <w:lang w:val="es-ES"/>
-        </w:rPr>
+        <w:t xml:space="preserve"> </w:t>
+      </w:r>
+      <w:r>
         <w:t xml:space="preserve">fragmenta; los routers intermedios no fragmentan (Path MTU Discovery / Packet Too Big de ICMPv6).</w:t>
       </w:r>
     </w:p>
@@ -4065,9 +3072,6 @@
         <w:pStyle w:val="Heading2"/>
       </w:pPr>
       <w:r>
-        <w:rPr>
-          <w:lang w:val="es-ES"/>
-        </w:rPr>
         <w:t xml:space="preserve">10. ARP, Wireshark y capas</w:t>
       </w:r>
     </w:p>
@@ -4079,53 +3083,31 @@
         </w:numPr>
       </w:pPr>
       <w:r>
-        <w:rPr>
-          <w:lang w:val="es-ES"/>
-        </w:rPr>
         <w:t xml:space="preserve">Porque la capa 2 no puede montar la trama sin la</w:t>
       </w:r>
       <w:r>
-        <w:rPr>
-          <w:lang w:val="es-ES"/>
-        </w:rPr>
-        <w:t xml:space="preserve"> </w:t>
-      </w:r>
-      <w:r>
-        <w:rPr>
-          <w:b/>
-          <w:bCs/>
-          <w:lang w:val="es-ES"/>
+        <w:t xml:space="preserve"> </w:t>
+      </w:r>
+      <w:r>
+        <w:rPr>
+          <w:b/>
+          <w:bCs/>
         </w:rPr>
         <w:t xml:space="preserve">MAC destino</w:t>
       </w:r>
       <w:r>
-        <w:rPr>
-          <w:lang w:val="es-ES"/>
-        </w:rPr>
         <w:t xml:space="preserve">. ICMP ya tiene las IPs, pero el</w:t>
       </w:r>
       <w:r>
-        <w:rPr>
-          <w:lang w:val="es-ES"/>
-        </w:rPr>
-        <w:t xml:space="preserve"> </w:t>
-      </w:r>
-      <w:r>
-        <w:rPr>
-          <w:lang w:val="es-ES"/>
-        </w:rPr>
+        <w:t xml:space="preserve"> </w:t>
+      </w:r>
+      <w:r>
         <w:t xml:space="preserve">“sobre”</w:t>
       </w:r>
       <w:r>
-        <w:rPr>
-          <w:lang w:val="es-ES"/>
-        </w:rPr>
-        <w:t xml:space="preserve"> </w:t>
-      </w:r>
-      <w:r>
-        <w:rPr>
-          <w:lang w:val="es-ES"/>
-        </w:rPr>
+        <w:t xml:space="preserve"> </w:t>
+      </w:r>
+      <w:r>
         <w:t xml:space="preserve">Ethernet necesita la dirección de enlace del gateway (o del host): ARP la obtiene antes de enviar el primer paquete IP.</w:t>
       </w:r>
     </w:p>
@@ -4137,109 +3119,62 @@
         </w:numPr>
       </w:pPr>
       <w:r>
-        <w:rPr>
-          <w:lang w:val="es-ES"/>
-        </w:rPr>
         <w:t xml:space="preserve">Sin reply, el host</w:t>
       </w:r>
       <w:r>
-        <w:rPr>
-          <w:lang w:val="es-ES"/>
-        </w:rPr>
-        <w:t xml:space="preserve"> </w:t>
-      </w:r>
-      <w:r>
-        <w:rPr>
-          <w:b/>
-          <w:bCs/>
-          <w:lang w:val="es-ES"/>
+        <w:t xml:space="preserve"> </w:t>
+      </w:r>
+      <w:r>
+        <w:rPr>
+          <w:b/>
+          <w:bCs/>
         </w:rPr>
         <w:t xml:space="preserve">no tiene MAC destino</w:t>
       </w:r>
       <w:r>
-        <w:rPr>
-          <w:lang w:val="es-ES"/>
-        </w:rPr>
-        <w:t xml:space="preserve"> </w:t>
-      </w:r>
-      <w:r>
-        <w:rPr>
-          <w:lang w:val="es-ES"/>
-        </w:rPr>
+        <w:t xml:space="preserve"> </w:t>
+      </w:r>
+      <w:r>
         <w:t xml:space="preserve">→ no construye la trama → el ICMP</w:t>
       </w:r>
       <w:r>
-        <w:rPr>
-          <w:lang w:val="es-ES"/>
-        </w:rPr>
-        <w:t xml:space="preserve"> </w:t>
-      </w:r>
-      <w:r>
-        <w:rPr>
-          <w:lang w:val="es-ES"/>
-        </w:rPr>
+        <w:t xml:space="preserve"> </w:t>
+      </w:r>
+      <w:r>
         <w:t xml:space="preserve">“se queda”</w:t>
       </w:r>
       <w:r>
-        <w:rPr>
-          <w:lang w:val="es-ES"/>
-        </w:rPr>
-        <w:t xml:space="preserve"> </w:t>
-      </w:r>
-      <w:r>
-        <w:rPr>
-          <w:lang w:val="es-ES"/>
-        </w:rPr>
+        <w:t xml:space="preserve"> </w:t>
+      </w:r>
+      <w:r>
         <w:t xml:space="preserve">en la pila. Falla en la frontera</w:t>
       </w:r>
       <w:r>
-        <w:rPr>
-          <w:lang w:val="es-ES"/>
-        </w:rPr>
-        <w:t xml:space="preserve"> </w:t>
-      </w:r>
-      <w:r>
-        <w:rPr>
-          <w:b/>
-          <w:bCs/>
-          <w:lang w:val="es-ES"/>
+        <w:t xml:space="preserve"> </w:t>
+      </w:r>
+      <w:r>
+        <w:rPr>
+          <w:b/>
+          <w:bCs/>
         </w:rPr>
         <w:t xml:space="preserve">capa 2/3 de la LAN</w:t>
       </w:r>
       <w:r>
-        <w:rPr>
-          <w:lang w:val="es-ES"/>
-        </w:rPr>
-        <w:t xml:space="preserve"> </w:t>
-      </w:r>
-      <w:r>
-        <w:rPr>
-          <w:lang w:val="es-ES"/>
-        </w:rPr>
+        <w:t xml:space="preserve"> </w:t>
+      </w:r>
+      <w:r>
         <w:t xml:space="preserve">(sin ARP no hay trama). El ping no sale</w:t>
       </w:r>
       <w:r>
-        <w:rPr>
-          <w:lang w:val="es-ES"/>
-        </w:rPr>
-        <w:t xml:space="preserve"> </w:t>
-      </w:r>
-      <w:r>
-        <w:rPr>
-          <w:lang w:val="es-ES"/>
-        </w:rPr>
+        <w:t xml:space="preserve"> </w:t>
+      </w:r>
+      <w:r>
         <w:t xml:space="preserve">“por la puerta”</w:t>
       </w:r>
       <w:r>
-        <w:rPr>
-          <w:lang w:val="es-ES"/>
-        </w:rPr>
-        <w:t xml:space="preserve"> </w:t>
-      </w:r>
-      <w:r>
-        <w:rPr>
-          <w:lang w:val="es-ES"/>
-        </w:rPr>
+        <w:t xml:space="preserve"> </w:t>
+      </w:r>
+      <w:r>
         <w:t xml:space="preserve">(gateway).</w:t>
       </w:r>
     </w:p>
@@ -4254,96 +3189,59 @@
         <w:rPr>
           <w:b/>
           <w:bCs/>
-          <w:lang w:val="es-ES"/>
         </w:rPr>
         <w:t xml:space="preserve">No culpes de ARP:</w:t>
       </w:r>
       <w:r>
-        <w:rPr>
-          <w:lang w:val="es-ES"/>
-        </w:rPr>
-        <w:t xml:space="preserve"> </w:t>
-      </w:r>
-      <w:r>
-        <w:rPr>
-          <w:lang w:val="es-ES"/>
-        </w:rPr>
+        <w:t xml:space="preserve"> </w:t>
+      </w:r>
+      <w:r>
         <w:t xml:space="preserve">si</w:t>
       </w:r>
       <w:r>
-        <w:rPr>
-          <w:lang w:val="es-ES"/>
-        </w:rPr>
         <w:t xml:space="preserve"> </w:t>
       </w:r>
       <w:r>
         <w:rPr>
           <w:rStyle w:val="VerbatimChar"/>
-          <w:lang w:val="es-ES"/>
         </w:rPr>
         <w:t xml:space="preserve">arp -a</w:t>
       </w:r>
       <w:r>
-        <w:rPr>
-          <w:lang w:val="es-ES"/>
-        </w:rPr>
-        <w:t xml:space="preserve"> </w:t>
-      </w:r>
-      <w:r>
-        <w:rPr>
-          <w:lang w:val="es-ES"/>
-        </w:rPr>
+        <w:t xml:space="preserve"> </w:t>
+      </w:r>
+      <w:r>
         <w:t xml:space="preserve">trae la MAC del gateway y el ping al gateway va, la resolución local funciona. El fallo a</w:t>
       </w:r>
       <w:r>
-        <w:rPr>
-          <w:lang w:val="es-ES"/>
-        </w:rPr>
         <w:t xml:space="preserve"> </w:t>
       </w:r>
       <w:r>
         <w:rPr>
           <w:rStyle w:val="VerbatimChar"/>
-          <w:lang w:val="es-ES"/>
         </w:rPr>
         <w:t xml:space="preserve">8.8.8.8</w:t>
       </w:r>
       <w:r>
-        <w:rPr>
-          <w:lang w:val="es-ES"/>
-        </w:rPr>
-        <w:t xml:space="preserve"> </w:t>
-      </w:r>
-      <w:r>
-        <w:rPr>
-          <w:lang w:val="es-ES"/>
-        </w:rPr>
+        <w:t xml:space="preserve"> </w:t>
+      </w:r>
+      <w:r>
         <w:t xml:space="preserve">es</w:t>
       </w:r>
       <w:r>
-        <w:rPr>
-          <w:lang w:val="es-ES"/>
-        </w:rPr>
-        <w:t xml:space="preserve"> </w:t>
-      </w:r>
-      <w:r>
-        <w:rPr>
-          <w:b/>
-          <w:bCs/>
-          <w:lang w:val="es-ES"/>
+        <w:t xml:space="preserve"> </w:t>
+      </w:r>
+      <w:r>
+        <w:rPr>
+          <w:b/>
+          <w:bCs/>
         </w:rPr>
         <w:t xml:space="preserve">ruta por defecto, NAT, firewall o DNS</w:t>
       </w:r>
       <w:r>
-        <w:rPr>
-          <w:lang w:val="es-ES"/>
-        </w:rPr>
-        <w:t xml:space="preserve"> </w:t>
-      </w:r>
-      <w:r>
-        <w:rPr>
-          <w:lang w:val="es-ES"/>
-        </w:rPr>
+        <w:t xml:space="preserve"> </w:t>
+      </w:r>
+      <w:r>
         <w:t xml:space="preserve">(capa 3+ / servicio).</w:t>
       </w:r>
     </w:p>
@@ -4355,126 +3253,79 @@
         </w:numPr>
       </w:pPr>
       <w:r>
-        <w:rPr>
-          <w:lang w:val="es-ES"/>
-        </w:rPr>
         <w:t xml:space="preserve">Dentro va un</w:t>
       </w:r>
       <w:r>
-        <w:rPr>
-          <w:lang w:val="es-ES"/>
-        </w:rPr>
-        <w:t xml:space="preserve"> </w:t>
-      </w:r>
-      <w:r>
-        <w:rPr>
-          <w:b/>
-          <w:bCs/>
-          <w:lang w:val="es-ES"/>
+        <w:t xml:space="preserve"> </w:t>
+      </w:r>
+      <w:r>
+        <w:rPr>
+          <w:b/>
+          <w:bCs/>
         </w:rPr>
         <w:t xml:space="preserve">paquete IPv4</w:t>
       </w:r>
       <w:r>
-        <w:rPr>
-          <w:lang w:val="es-ES"/>
-        </w:rPr>
-        <w:t xml:space="preserve"> </w:t>
-      </w:r>
-      <w:r>
-        <w:rPr>
-          <w:lang w:val="es-ES"/>
-        </w:rPr>
+        <w:t xml:space="preserve"> </w:t>
+      </w:r>
+      <w:r>
         <w:t xml:space="preserve">(EtherType</w:t>
       </w:r>
       <w:r>
-        <w:rPr>
-          <w:lang w:val="es-ES"/>
-        </w:rPr>
         <w:t xml:space="preserve"> </w:t>
       </w:r>
       <w:r>
         <w:rPr>
           <w:rStyle w:val="VerbatimChar"/>
-          <w:lang w:val="es-ES"/>
         </w:rPr>
         <w:t xml:space="preserve">0x0800</w:t>
       </w:r>
       <w:r>
-        <w:rPr>
-          <w:lang w:val="es-ES"/>
-        </w:rPr>
         <w:t xml:space="preserve">). Las IPs van en la</w:t>
       </w:r>
       <w:r>
-        <w:rPr>
-          <w:lang w:val="es-ES"/>
-        </w:rPr>
-        <w:t xml:space="preserve"> </w:t>
-      </w:r>
-      <w:r>
-        <w:rPr>
-          <w:b/>
-          <w:bCs/>
-          <w:lang w:val="es-ES"/>
+        <w:t xml:space="preserve"> </w:t>
+      </w:r>
+      <w:r>
+        <w:rPr>
+          <w:b/>
+          <w:bCs/>
         </w:rPr>
         <w:t xml:space="preserve">cabecera IPv4</w:t>
       </w:r>
       <w:r>
-        <w:rPr>
-          <w:lang w:val="es-ES"/>
-        </w:rPr>
         <w:t xml:space="preserve">: campo</w:t>
       </w:r>
       <w:r>
-        <w:rPr>
-          <w:lang w:val="es-ES"/>
-        </w:rPr>
-        <w:t xml:space="preserve"> </w:t>
-      </w:r>
-      <w:r>
-        <w:rPr>
-          <w:b/>
-          <w:bCs/>
-          <w:lang w:val="es-ES"/>
+        <w:t xml:space="preserve"> </w:t>
+      </w:r>
+      <w:r>
+        <w:rPr>
+          <w:b/>
+          <w:bCs/>
         </w:rPr>
         <w:t xml:space="preserve">IP origen</w:t>
       </w:r>
       <w:r>
-        <w:rPr>
-          <w:lang w:val="es-ES"/>
-        </w:rPr>
-        <w:t xml:space="preserve"> </w:t>
-      </w:r>
-      <w:r>
-        <w:rPr>
-          <w:lang w:val="es-ES"/>
-        </w:rPr>
+        <w:t xml:space="preserve"> </w:t>
+      </w:r>
+      <w:r>
         <w:t xml:space="preserve">= 192.168.1.50, campo</w:t>
       </w:r>
       <w:r>
-        <w:rPr>
-          <w:lang w:val="es-ES"/>
-        </w:rPr>
-        <w:t xml:space="preserve"> </w:t>
-      </w:r>
-      <w:r>
-        <w:rPr>
-          <w:b/>
-          <w:bCs/>
-          <w:lang w:val="es-ES"/>
+        <w:t xml:space="preserve"> </w:t>
+      </w:r>
+      <w:r>
+        <w:rPr>
+          <w:b/>
+          <w:bCs/>
         </w:rPr>
         <w:t xml:space="preserve">IP destino</w:t>
       </w:r>
       <w:r>
-        <w:rPr>
-          <w:lang w:val="es-ES"/>
-        </w:rPr>
-        <w:t xml:space="preserve"> </w:t>
-      </w:r>
-      <w:r>
-        <w:rPr>
-          <w:lang w:val="es-ES"/>
-        </w:rPr>
+        <w:t xml:space="preserve"> </w:t>
+      </w:r>
+      <w:r>
         <w:t xml:space="preserve">= 192.168.1.1 (además del protocolo = 1 para ICMP).</w:t>
       </w:r>
     </w:p>

--- a/docx/03-direccionamiento-ip/boletin-U03-avanzado-resuelto.docx
+++ b/docx/03-direccionamiento-ip/boletin-U03-avanzado-resuelto.docx
@@ -28,23 +28,23 @@
         </w:p>
       </w:sdtContent>
     </w:sdt>
-    <w:bookmarkStart w:id="9" w:name="boletín-ud3-avanzado-resuelto"/>
+    <w:bookmarkStart w:id="9" w:name="X031d9cf84e1efed7e2bfbb534c3faa09288d017"/>
     <w:p>
       <w:pPr>
         <w:pStyle w:val="Heading1"/>
       </w:pPr>
       <w:r>
-        <w:t xml:space="preserve">Boletín UD3 — Avanzado (Resuelto)</w:t>
+        <w:t xml:space="preserve">Boletín de Direccionamiento IP — Avanzado (Resuelto)</w:t>
       </w:r>
     </w:p>
     <w:bookmarkEnd w:id="9"/>
-    <w:bookmarkStart w:id="20" w:name="boletín-ud3-avanzado-resuelto-1"/>
+    <w:bookmarkStart w:id="20" w:name="Xb2fa31f60fd1b480093b07c47e743604756fe7c"/>
     <w:p>
       <w:pPr>
         <w:pStyle w:val="Heading1"/>
       </w:pPr>
       <w:r>
-        <w:t xml:space="preserve">✅ Boletín UD3 — Avanzado (Resuelto)</w:t>
+        <w:t xml:space="preserve">✅ Boletín de Direccionamiento IP — Avanzado (Resuelto)</w:t>
       </w:r>
     </w:p>
     <w:p>

--- a/docx/03-direccionamiento-ip/boletin-U03-avanzado-resuelto.docx
+++ b/docx/03-direccionamiento-ip/boletin-U03-avanzado-resuelto.docx
@@ -611,10 +611,23 @@
         <w:t xml:space="preserve">132 direcciones</w:t>
       </w:r>
       <w:r>
-        <w:t xml:space="preserve"> </w:t>
-      </w:r>
-      <w:r>
-        <w:t xml:space="preserve">(132 - 2 = 130 hosts útiles).</w:t>
+        <w:t xml:space="preserve">. Ojo: ese hueco no es una subred alineada; la mayor subred alineada que cabe entera dentro es</w:t>
+      </w:r>
+      <w:r>
+        <w:t xml:space="preserve"> </w:t>
+      </w:r>
+      <w:r>
+        <w:rPr>
+          <w:b/>
+          <w:bCs/>
+        </w:rPr>
+        <w:t xml:space="preserve">172.16.0.128/25</w:t>
+      </w:r>
+      <w:r>
+        <w:t xml:space="preserve"> </w:t>
+      </w:r>
+      <w:r>
+        <w:t xml:space="preserve">(126 hosts útiles) y las direcciones .124-.127 se quedarían sin aprovechar por no estar alineadas.</w:t>
       </w:r>
     </w:p>
     <w:bookmarkEnd w:id="10"/>
@@ -2319,10 +2332,23 @@
         <w:t xml:space="preserve">140 direcciones</w:t>
       </w:r>
       <w:r>
-        <w:t xml:space="preserve"> </w:t>
-      </w:r>
-      <w:r>
-        <w:t xml:space="preserve">(138 hosts útiles en /24).</w:t>
+        <w:t xml:space="preserve">. Ojo otra vez con la alineación: dentro de ese hueco la mayor subred alineada es</w:t>
+      </w:r>
+      <w:r>
+        <w:t xml:space="preserve"> </w:t>
+      </w:r>
+      <w:r>
+        <w:rPr>
+          <w:b/>
+          <w:bCs/>
+        </w:rPr>
+        <w:t xml:space="preserve">192.168.1.128/25</w:t>
+      </w:r>
+      <w:r>
+        <w:t xml:space="preserve"> </w:t>
+      </w:r>
+      <w:r>
+        <w:t xml:space="preserve">(126 hosts útiles) y las direcciones .116-.127 no se pueden aprovechar sin romper la alineación.</w:t>
       </w:r>
     </w:p>
     <w:p>
@@ -2409,7 +2435,7 @@
         <w:t xml:space="preserve"> </w:t>
       </w:r>
       <w:r>
-        <w:t xml:space="preserve">de conceder la IP haciendo un ping/ARProbe a la dirección; si hay respuesta, la descarta y la registra en la tabla de conflictos.</w:t>
+        <w:t xml:space="preserve">de conceder la IP haciendo un ping o un ARP probe a la dirección; si hay respuesta, la descarta y la registra en la tabla de conflictos.</w:t>
       </w:r>
     </w:p>
     <w:p>
@@ -2449,7 +2475,7 @@
         <w:pStyle w:val="FirstParagraph"/>
       </w:pPr>
       <w:r>
-        <w:t xml:space="preserve">Muestra las direcciones que el servidor DHCP encontró en conflicto (con el método de detección y la fecha). Si la impresora estática sigue borrada del pool, verás la entrada y podrás actuar.</w:t>
+        <w:t xml:space="preserve">Muestra las direcciones que el servidor DHCP encontró en conflicto (con el método de detección y la fecha). Si la impresora estática sigue dentro del rango sin excluir, verás la entrada y podrás actuar.</w:t>
       </w:r>
     </w:p>
     <w:p>
@@ -2543,20 +2569,51 @@
         </w:numPr>
       </w:pPr>
       <w:r>
-        <w:t xml:space="preserve">Payload útil en el WAN: 1000 − 20 =</w:t>
-      </w:r>
-      <w:r>
-        <w:t xml:space="preserve"> </w:t>
-      </w:r>
-      <w:r>
-        <w:rPr>
-          <w:b/>
-          <w:bCs/>
-        </w:rPr>
-        <w:t xml:space="preserve">980 bytes</w:t>
-      </w:r>
-      <w:r>
-        <w:t xml:space="preserve">… pero 980</w:t>
+        <w:rPr>
+          <w:b/>
+          <w:bCs/>
+        </w:rPr>
+        <w:t xml:space="preserve">Frag 1 (salto Gigabit, MTU 1500):</w:t>
+      </w:r>
+      <w:r>
+        <w:t xml:space="preserve"> </w:t>
+      </w:r>
+      <w:r>
+        <w:t xml:space="preserve">payload por fragmento = 1500 − 20 = 1480 (ya múltiplo de 8) → 5000 B →</w:t>
+      </w:r>
+      <w:r>
+        <w:t xml:space="preserve"> </w:t>
+      </w:r>
+      <w:r>
+        <w:rPr>
+          <w:b/>
+          <w:bCs/>
+        </w:rPr>
+        <w:t xml:space="preserve">4 fragmentos</w:t>
+      </w:r>
+      <w:r>
+        <w:t xml:space="preserve">: 1480 + 1480 + 1480 + 560.</w:t>
+      </w:r>
+    </w:p>
+    <w:p>
+      <w:pPr>
+        <w:numPr>
+          <w:ilvl w:val="0"/>
+          <w:numId w:val="1011"/>
+        </w:numPr>
+      </w:pPr>
+      <w:r>
+        <w:rPr>
+          <w:b/>
+          <w:bCs/>
+        </w:rPr>
+        <w:t xml:space="preserve">Refragmentación en el WAN (MTU 1000):</w:t>
+      </w:r>
+      <w:r>
+        <w:t xml:space="preserve"> </w:t>
+      </w:r>
+      <w:r>
+        <w:t xml:space="preserve">payload útil = 1000 − 20 = 980… pero 980</w:t>
       </w:r>
       <w:r>
         <w:t xml:space="preserve"> </w:t>
@@ -2585,29 +2642,20 @@
         <w:t xml:space="preserve">976</w:t>
       </w:r>
       <w:r>
+        <w:t xml:space="preserve">. Los fragmentos 1-3 (1480 B) no caben: cada uno se trocea en 976 + 504. El fragmento 4 (560 B) ya cabe entero. Total:</w:t>
+      </w:r>
+      <w:r>
+        <w:t xml:space="preserve"> </w:t>
+      </w:r>
+      <w:r>
+        <w:rPr>
+          <w:b/>
+          <w:bCs/>
+        </w:rPr>
+        <w:t xml:space="preserve">7 fragmentos</w:t>
+      </w:r>
+      <w:r>
         <w:t xml:space="preserve">.</w:t>
-      </w:r>
-      <w:r>
-        <w:br/>
-      </w:r>
-      <w:r>
-        <w:t xml:space="preserve">Datos totales: 5000 →</w:t>
-      </w:r>
-      <w:r>
-        <w:t xml:space="preserve"> </w:t>
-      </w:r>
-      <w:r>
-        <w:rPr>
-          <w:b/>
-          <w:bCs/>
-        </w:rPr>
-        <w:t xml:space="preserve">6 fragmentos</w:t>
-      </w:r>
-      <w:r>
-        <w:t xml:space="preserve"> </w:t>
-      </w:r>
-      <w:r>
-        <w:t xml:space="preserve">(5 × 976 + 120).</w:t>
       </w:r>
     </w:p>
     <w:tbl>
@@ -2679,7 +2727,7 @@
               <w:pStyle w:val="Compact"/>
             </w:pPr>
             <w:r>
-              <w:t xml:space="preserve">1</w:t>
+              <w:t xml:space="preserve">1a</w:t>
             </w:r>
           </w:p>
         </w:tc>
@@ -2725,18 +2773,18 @@
               <w:pStyle w:val="Compact"/>
             </w:pPr>
             <w:r>
-              <w:t xml:space="preserve">2</w:t>
-            </w:r>
-          </w:p>
-        </w:tc>
-        <w:tc>
-          <w:tcPr/>
-          <w:p>
-            <w:pPr>
-              <w:pStyle w:val="Compact"/>
-            </w:pPr>
-            <w:r>
-              <w:t xml:space="preserve">976</w:t>
+              <w:t xml:space="preserve">1b</w:t>
+            </w:r>
+          </w:p>
+        </w:tc>
+        <w:tc>
+          <w:tcPr/>
+          <w:p>
+            <w:pPr>
+              <w:pStyle w:val="Compact"/>
+            </w:pPr>
+            <w:r>
+              <w:t xml:space="preserve">504</w:t>
             </w:r>
           </w:p>
         </w:tc>
@@ -2771,7 +2819,7 @@
               <w:pStyle w:val="Compact"/>
             </w:pPr>
             <w:r>
-              <w:t xml:space="preserve">3</w:t>
+              <w:t xml:space="preserve">2a</w:t>
             </w:r>
           </w:p>
         </w:tc>
@@ -2804,7 +2852,7 @@
               <w:pStyle w:val="Compact"/>
             </w:pPr>
             <w:r>
-              <w:t xml:space="preserve">244</w:t>
+              <w:t xml:space="preserve">185</w:t>
             </w:r>
           </w:p>
         </w:tc>
@@ -2817,18 +2865,18 @@
               <w:pStyle w:val="Compact"/>
             </w:pPr>
             <w:r>
-              <w:t xml:space="preserve">4</w:t>
-            </w:r>
-          </w:p>
-        </w:tc>
-        <w:tc>
-          <w:tcPr/>
-          <w:p>
-            <w:pPr>
-              <w:pStyle w:val="Compact"/>
-            </w:pPr>
-            <w:r>
-              <w:t xml:space="preserve">976</w:t>
+              <w:t xml:space="preserve">2b</w:t>
+            </w:r>
+          </w:p>
+        </w:tc>
+        <w:tc>
+          <w:tcPr/>
+          <w:p>
+            <w:pPr>
+              <w:pStyle w:val="Compact"/>
+            </w:pPr>
+            <w:r>
+              <w:t xml:space="preserve">504</w:t>
             </w:r>
           </w:p>
         </w:tc>
@@ -2850,7 +2898,7 @@
               <w:pStyle w:val="Compact"/>
             </w:pPr>
             <w:r>
-              <w:t xml:space="preserve">366</w:t>
+              <w:t xml:space="preserve">307 (2456/8)</w:t>
             </w:r>
           </w:p>
         </w:tc>
@@ -2863,7 +2911,7 @@
               <w:pStyle w:val="Compact"/>
             </w:pPr>
             <w:r>
-              <w:t xml:space="preserve">5</w:t>
+              <w:t xml:space="preserve">3a</w:t>
             </w:r>
           </w:p>
         </w:tc>
@@ -2896,7 +2944,7 @@
               <w:pStyle w:val="Compact"/>
             </w:pPr>
             <w:r>
-              <w:t xml:space="preserve">488</w:t>
+              <w:t xml:space="preserve">370</w:t>
             </w:r>
           </w:p>
         </w:tc>
@@ -2909,18 +2957,64 @@
               <w:pStyle w:val="Compact"/>
             </w:pPr>
             <w:r>
-              <w:t xml:space="preserve">6</w:t>
-            </w:r>
-          </w:p>
-        </w:tc>
-        <w:tc>
-          <w:tcPr/>
-          <w:p>
-            <w:pPr>
-              <w:pStyle w:val="Compact"/>
-            </w:pPr>
-            <w:r>
-              <w:t xml:space="preserve">120</w:t>
+              <w:t xml:space="preserve">3b</w:t>
+            </w:r>
+          </w:p>
+        </w:tc>
+        <w:tc>
+          <w:tcPr/>
+          <w:p>
+            <w:pPr>
+              <w:pStyle w:val="Compact"/>
+            </w:pPr>
+            <w:r>
+              <w:t xml:space="preserve">504</w:t>
+            </w:r>
+          </w:p>
+        </w:tc>
+        <w:tc>
+          <w:tcPr/>
+          <w:p>
+            <w:pPr>
+              <w:pStyle w:val="Compact"/>
+            </w:pPr>
+            <w:r>
+              <w:t xml:space="preserve">1</w:t>
+            </w:r>
+          </w:p>
+        </w:tc>
+        <w:tc>
+          <w:tcPr/>
+          <w:p>
+            <w:pPr>
+              <w:pStyle w:val="Compact"/>
+            </w:pPr>
+            <w:r>
+              <w:t xml:space="preserve">492 (3936/8)</w:t>
+            </w:r>
+          </w:p>
+        </w:tc>
+      </w:tr>
+      <w:tr>
+        <w:tc>
+          <w:tcPr/>
+          <w:p>
+            <w:pPr>
+              <w:pStyle w:val="Compact"/>
+            </w:pPr>
+            <w:r>
+              <w:t xml:space="preserve">4</w:t>
+            </w:r>
+          </w:p>
+        </w:tc>
+        <w:tc>
+          <w:tcPr/>
+          <w:p>
+            <w:pPr>
+              <w:pStyle w:val="Compact"/>
+            </w:pPr>
+            <w:r>
+              <w:t xml:space="preserve">560</w:t>
             </w:r>
           </w:p>
         </w:tc>
@@ -2946,7 +3040,7 @@
               <w:pStyle w:val="Compact"/>
             </w:pPr>
             <w:r>
-              <w:t xml:space="preserve">610</w:t>
+              <w:t xml:space="preserve">555</w:t>
             </w:r>
           </w:p>
         </w:tc>
@@ -2957,7 +3051,23 @@
         <w:pStyle w:val="BodyText"/>
       </w:pPr>
       <w:r>
-        <w:t xml:space="preserve">(5×976 = 4880; 5000 − 4880 = 120 en el último.)</w:t>
+        <w:t xml:space="preserve">(Comprobación: 3 × (976 + 504) + 560 = 3 × 1480 + 560 =</w:t>
+      </w:r>
+      <w:r>
+        <w:t xml:space="preserve"> </w:t>
+      </w:r>
+      <w:r>
+        <w:rPr>
+          <w:b/>
+          <w:bCs/>
+        </w:rPr>
+        <w:t xml:space="preserve">5000 B</w:t>
+      </w:r>
+      <w:r>
+        <w:t xml:space="preserve"> </w:t>
+      </w:r>
+      <w:r>
+        <w:t xml:space="preserve">✓. El offset de cada pieza = byte absoluto que empieza a contar ÷ 8, así que el trozo 1b arranca en el byte 976 → 122.)</w:t>
       </w:r>
     </w:p>
     <w:p>
